--- a/4to Año/ASOI/TPN°5.docx
+++ b/4to Año/ASOI/TPN°5.docx
@@ -1048,6 +1048,9 @@
         </w:tabs>
         <w:spacing w:before="15" w:line="278" w:lineRule="auto"/>
         <w:ind w:left="861" w:right="145"/>
+        <w:rPr>
+          <w:lang w:val="en-US"/>
+        </w:rPr>
       </w:pPr>
       <w:r>
         <w:tab/>
@@ -1059,9 +1062,40 @@
       </w:r>
       <w:proofErr w:type="spellEnd"/>
       <w:r>
-        <w:t xml:space="preserve"> ordena las líneas de un archivo y las muestra por la salida estándar. Si no se indica un archivo, se toma la entrada estándar. Su sintaxis es:</w:t>
-      </w:r>
-      <w:r>
+        <w:t xml:space="preserve"> ordena las líneas de un archivo y las muestra por la salida estándar. Si no se indica un archivo, se toma la entrada estándar. </w:t>
+      </w:r>
+      <w:proofErr w:type="spellStart"/>
+      <w:r>
+        <w:rPr>
+          <w:lang w:val="en-US"/>
+        </w:rPr>
+        <w:t>Su</w:t>
+      </w:r>
+      <w:proofErr w:type="spellEnd"/>
+      <w:r>
+        <w:rPr>
+          <w:lang w:val="en-US"/>
+        </w:rPr>
+        <w:t xml:space="preserve"> </w:t>
+      </w:r>
+      <w:proofErr w:type="spellStart"/>
+      <w:r>
+        <w:rPr>
+          <w:lang w:val="en-US"/>
+        </w:rPr>
+        <w:t>sintaxis</w:t>
+      </w:r>
+      <w:proofErr w:type="spellEnd"/>
+      <w:r>
+        <w:rPr>
+          <w:lang w:val="en-US"/>
+        </w:rPr>
+        <w:t xml:space="preserve"> es:</w:t>
+      </w:r>
+      <w:r>
+        <w:rPr>
+          <w:lang w:val="en-US"/>
+        </w:rPr>
         <w:br/>
         <w:t>SYNOPSIS</w:t>
       </w:r>
@@ -1079,15 +1113,10 @@
         </w:rPr>
       </w:pPr>
       <w:r>
-        <w:t xml:space="preserve">            </w:t>
-      </w:r>
-      <w:proofErr w:type="spellStart"/>
-      <w:r>
-        <w:t>sort</w:t>
-      </w:r>
-      <w:proofErr w:type="spellEnd"/>
-      <w:r>
-        <w:t xml:space="preserve"> [OPTION]... </w:t>
+        <w:rPr>
+          <w:lang w:val="en-US"/>
+        </w:rPr>
+        <w:t xml:space="preserve">            sort [OPTION]... </w:t>
       </w:r>
       <w:r>
         <w:rPr>
@@ -1489,15 +1518,7 @@
         <w:jc w:val="both"/>
       </w:pPr>
       <w:r>
-        <w:t xml:space="preserve">En el tercer caso, analiza los </w:t>
-      </w:r>
-      <w:proofErr w:type="gramStart"/>
-      <w:r>
-        <w:t>números</w:t>
-      </w:r>
-      <w:proofErr w:type="gramEnd"/>
-      <w:r>
-        <w:t xml:space="preserve"> pero los ordena digito por dígito ascendentemente. Por lo tanto, se colocan primero todos aquellos que comienzan con 1, luego con 2 y así sucesivamente.</w:t>
+        <w:t>En el tercer caso, analiza los números pero los ordena digito por dígito ascendentemente. Por lo tanto, se colocan primero todos aquellos que comienzan con 1, luego con 2 y así sucesivamente.</w:t>
       </w:r>
     </w:p>
     <w:p>
@@ -2021,16 +2042,7 @@
           <w:sz w:val="22"/>
           <w:szCs w:val="22"/>
         </w:rPr>
-        <w:t>)</w:t>
-      </w:r>
-      <w:proofErr w:type="gramStart"/>
-      <w:r>
-        <w:rPr>
-          <w:rFonts w:ascii="Trebuchet MS" w:hAnsi="Trebuchet MS"/>
-          <w:sz w:val="22"/>
-          <w:szCs w:val="22"/>
-        </w:rPr>
-        <w:t xml:space="preserve">, </w:t>
+        <w:t xml:space="preserve">), </w:t>
       </w:r>
       <w:r>
         <w:rPr>
@@ -2041,7 +2053,6 @@
         </w:rPr>
         <w:t>!</w:t>
       </w:r>
-      <w:proofErr w:type="gramEnd"/>
       <w:r>
         <w:rPr>
           <w:rFonts w:ascii="Trebuchet MS" w:hAnsi="Trebuchet MS"/>
@@ -2932,7 +2943,6 @@
           <w:lang w:val="es-AR"/>
         </w:rPr>
       </w:pPr>
-      <w:proofErr w:type="gramStart"/>
       <w:r>
         <w:rPr>
           <w:rFonts w:ascii="Trebuchet MS" w:hAnsi="Trebuchet MS"/>
@@ -2958,18 +2968,7 @@
           <w:szCs w:val="22"/>
           <w:lang w:val="es-AR"/>
         </w:rPr>
-        <w:t>Por</w:t>
-      </w:r>
-      <w:proofErr w:type="gramEnd"/>
-      <w:r>
-        <w:rPr>
-          <w:rStyle w:val="Textoennegrita"/>
-          <w:rFonts w:ascii="Trebuchet MS" w:hAnsi="Trebuchet MS"/>
-          <w:sz w:val="22"/>
-          <w:szCs w:val="22"/>
-          <w:lang w:val="es-AR"/>
-        </w:rPr>
-        <w:t xml:space="preserve"> defecto (</w:t>
+        <w:t>Por defecto (</w:t>
       </w:r>
       <w:proofErr w:type="spellStart"/>
       <w:r>
@@ -3136,7 +3135,6 @@
           <w:rFonts w:ascii="Trebuchet MS" w:hAnsi="Trebuchet MS"/>
         </w:rPr>
       </w:pPr>
-      <w:proofErr w:type="gramStart"/>
       <w:r>
         <w:rPr>
           <w:rFonts w:ascii="Trebuchet MS" w:hAnsi="Trebuchet MS"/>
@@ -3162,18 +3160,7 @@
           <w:szCs w:val="22"/>
           <w:lang w:val="es-AR"/>
         </w:rPr>
-        <w:t>Con</w:t>
-      </w:r>
-      <w:proofErr w:type="gramEnd"/>
-      <w:r>
-        <w:rPr>
-          <w:rStyle w:val="Textoennegrita"/>
-          <w:rFonts w:ascii="Trebuchet MS" w:hAnsi="Trebuchet MS"/>
-          <w:sz w:val="22"/>
-          <w:szCs w:val="22"/>
-          <w:lang w:val="es-AR"/>
-        </w:rPr>
-        <w:t xml:space="preserve"> </w:t>
+        <w:t xml:space="preserve">Con </w:t>
       </w:r>
       <w:r>
         <w:rPr>
@@ -4236,11 +4223,7 @@
         <w:t xml:space="preserve"> </w:t>
       </w:r>
       <w:r>
-        <w:t xml:space="preserve">de </w:t>
-      </w:r>
-      <w:proofErr w:type="gramStart"/>
-      <w:r>
-        <w:t>datos.</w:t>
+        <w:t>de datos.</w:t>
       </w:r>
       <w:r>
         <w:rPr>
@@ -4249,17 +4232,7 @@
           <w:szCs w:val="24"/>
           <w:lang w:val="es-AR"/>
         </w:rPr>
-        <w:t>La</w:t>
-      </w:r>
-      <w:proofErr w:type="gramEnd"/>
-      <w:r>
-        <w:rPr>
-          <w:rFonts w:ascii="Times New Roman" w:eastAsia="Times New Roman" w:hAnsi="Times New Roman" w:cs="Times New Roman"/>
-          <w:sz w:val="24"/>
-          <w:szCs w:val="24"/>
-          <w:lang w:val="es-AR"/>
-        </w:rPr>
-        <w:t xml:space="preserve"> opción es:</w:t>
+        <w:t>La opción es:</w:t>
       </w:r>
     </w:p>
     <w:p>
@@ -4307,27 +4280,7 @@
           <w:szCs w:val="20"/>
           <w:lang w:val="es-AR"/>
         </w:rPr>
-        <w:t>-k POS1</w:t>
-      </w:r>
-      <w:proofErr w:type="gramStart"/>
-      <w:r>
-        <w:rPr>
-          <w:rFonts w:eastAsia="Times New Roman" w:cs="Courier New"/>
-          <w:sz w:val="20"/>
-          <w:szCs w:val="20"/>
-          <w:lang w:val="es-AR"/>
-        </w:rPr>
-        <w:t>[,POS</w:t>
-      </w:r>
-      <w:proofErr w:type="gramEnd"/>
-      <w:r>
-        <w:rPr>
-          <w:rFonts w:eastAsia="Times New Roman" w:cs="Courier New"/>
-          <w:sz w:val="20"/>
-          <w:szCs w:val="20"/>
-          <w:lang w:val="es-AR"/>
-        </w:rPr>
-        <w:t>2]</w:t>
+        <w:t>-k POS1[,POS2]</w:t>
       </w:r>
     </w:p>
     <w:p>
@@ -5018,7 +4971,6 @@
         <w:t xml:space="preserve"> </w:t>
       </w:r>
       <w:proofErr w:type="spellStart"/>
-      <w:proofErr w:type="gramStart"/>
       <w:r>
         <w:rPr>
           <w:rFonts w:ascii="Courier New"/>
@@ -5028,7 +4980,6 @@
         <w:t>ejemplos.sort</w:t>
       </w:r>
       <w:proofErr w:type="spellEnd"/>
-      <w:proofErr w:type="gramEnd"/>
       <w:r>
         <w:rPr>
           <w:spacing w:val="-4"/>
@@ -6134,6 +6085,9 @@
         <w:ind w:firstLine="0"/>
       </w:pPr>
       <w:r>
+        <w:rPr>
+          <w:noProof/>
+        </w:rPr>
         <w:drawing>
           <wp:inline distT="0" distB="0" distL="0" distR="0" wp14:anchorId="0AD9E11E" wp14:editId="4E562D98">
             <wp:extent cx="6303010" cy="276860"/>
@@ -6336,6 +6290,9 @@
         <w:ind w:firstLine="0"/>
       </w:pPr>
       <w:r>
+        <w:rPr>
+          <w:noProof/>
+        </w:rPr>
         <w:drawing>
           <wp:inline distT="0" distB="0" distL="0" distR="0" wp14:anchorId="2CB202AE" wp14:editId="2652D772">
             <wp:extent cx="6303010" cy="407670"/>
@@ -6524,6 +6481,9 @@
         <w:ind w:firstLine="0"/>
       </w:pPr>
       <w:r>
+        <w:rPr>
+          <w:noProof/>
+        </w:rPr>
         <w:drawing>
           <wp:inline distT="0" distB="0" distL="0" distR="0" wp14:anchorId="2DB3ADC0" wp14:editId="415AA048">
             <wp:extent cx="6303010" cy="2707005"/>
@@ -6793,6 +6753,7 @@
       </w:pPr>
       <w:r>
         <w:rPr>
+          <w:noProof/>
           <w:spacing w:val="-2"/>
         </w:rPr>
         <w:drawing>
@@ -6838,6 +6799,9 @@
         <w:ind w:left="861"/>
       </w:pPr>
       <w:r>
+        <w:rPr>
+          <w:noProof/>
+        </w:rPr>
         <w:drawing>
           <wp:inline distT="0" distB="0" distL="0" distR="0" wp14:anchorId="1F45F757" wp14:editId="4B173317">
             <wp:extent cx="6303010" cy="1762125"/>
@@ -7086,6 +7050,9 @@
         <w:ind w:firstLine="0"/>
       </w:pPr>
       <w:r>
+        <w:rPr>
+          <w:noProof/>
+        </w:rPr>
         <w:drawing>
           <wp:inline distT="0" distB="0" distL="0" distR="0" wp14:anchorId="3539402A" wp14:editId="6B55B3D5">
             <wp:extent cx="6303010" cy="370840"/>
@@ -7304,6 +7271,9 @@
         <w:ind w:left="0" w:firstLine="0"/>
       </w:pPr>
       <w:r>
+        <w:rPr>
+          <w:noProof/>
+        </w:rPr>
         <w:drawing>
           <wp:inline distT="0" distB="0" distL="0" distR="0" wp14:anchorId="7874DA64" wp14:editId="26423C4E">
             <wp:extent cx="6303010" cy="127000"/>
@@ -7443,7 +7413,6 @@
         <w:t xml:space="preserve"> </w:t>
       </w:r>
       <w:proofErr w:type="spellStart"/>
-      <w:proofErr w:type="gramStart"/>
       <w:r>
         <w:rPr>
           <w:rFonts w:ascii="Courier New"/>
@@ -7453,7 +7422,6 @@
         <w:t>ejemplos.sort</w:t>
       </w:r>
       <w:proofErr w:type="spellEnd"/>
-      <w:proofErr w:type="gramEnd"/>
       <w:r>
         <w:rPr>
           <w:spacing w:val="-4"/>
@@ -7802,6 +7770,9 @@
         <w:ind w:left="861" w:right="148" w:firstLine="0"/>
       </w:pPr>
       <w:r>
+        <w:rPr>
+          <w:noProof/>
+        </w:rPr>
         <w:drawing>
           <wp:inline distT="0" distB="0" distL="0" distR="0" wp14:anchorId="161A2B9F" wp14:editId="3CE31A9E">
             <wp:extent cx="6297191" cy="339969"/>
@@ -8152,6 +8123,9 @@
         <w:ind w:left="861" w:right="147" w:firstLine="0"/>
       </w:pPr>
       <w:r>
+        <w:rPr>
+          <w:noProof/>
+        </w:rPr>
         <w:drawing>
           <wp:inline distT="0" distB="0" distL="0" distR="0" wp14:anchorId="064063D8" wp14:editId="337D32B0">
             <wp:extent cx="6303010" cy="1083945"/>
@@ -8199,6 +8173,9 @@
         <w:ind w:left="861" w:right="147" w:firstLine="0"/>
       </w:pPr>
       <w:r>
+        <w:rPr>
+          <w:noProof/>
+        </w:rPr>
         <w:drawing>
           <wp:inline distT="0" distB="0" distL="0" distR="0" wp14:anchorId="0F9E7B40" wp14:editId="540CA90B">
             <wp:extent cx="6303010" cy="1826895"/>
@@ -8429,288 +8406,22 @@
     </w:p>
     <w:p>
       <w:pPr>
-        <w:pStyle w:val="Textoindependiente"/>
-        <w:spacing w:before="52"/>
-        <w:ind w:left="0" w:firstLine="0"/>
-      </w:pPr>
-    </w:p>
-    <w:p>
-      <w:pPr>
-        <w:pStyle w:val="Prrafodelista"/>
-        <w:numPr>
-          <w:ilvl w:val="0"/>
-          <w:numId w:val="2"/>
-        </w:numPr>
-        <w:tabs>
-          <w:tab w:val="left" w:pos="498"/>
-        </w:tabs>
-        <w:spacing w:before="1"/>
-        <w:ind w:left="498" w:hanging="358"/>
-      </w:pPr>
-      <w:r>
-        <w:rPr>
-          <w:spacing w:val="-4"/>
-        </w:rPr>
-        <w:t>Con</w:t>
-      </w:r>
-      <w:r>
-        <w:rPr>
-          <w:spacing w:val="-13"/>
-        </w:rPr>
-        <w:t xml:space="preserve"> </w:t>
-      </w:r>
-      <w:r>
-        <w:rPr>
-          <w:spacing w:val="-4"/>
-        </w:rPr>
-        <w:t>el</w:t>
-      </w:r>
-      <w:r>
-        <w:rPr>
-          <w:spacing w:val="-11"/>
-        </w:rPr>
-        <w:t xml:space="preserve"> </w:t>
-      </w:r>
-      <w:r>
-        <w:rPr>
-          <w:spacing w:val="-4"/>
-        </w:rPr>
-        <w:t>archivo</w:t>
-      </w:r>
-      <w:r>
-        <w:rPr>
-          <w:spacing w:val="-11"/>
-        </w:rPr>
-        <w:t xml:space="preserve"> </w:t>
-      </w:r>
-      <w:r>
-        <w:rPr>
-          <w:rFonts w:ascii="Courier New"/>
-          <w:spacing w:val="-4"/>
-          <w:sz w:val="20"/>
-        </w:rPr>
-        <w:t>peliculas.txt</w:t>
-      </w:r>
-      <w:r>
-        <w:rPr>
-          <w:rFonts w:ascii="Courier New"/>
-          <w:spacing w:val="-64"/>
-          <w:sz w:val="20"/>
-        </w:rPr>
-        <w:t xml:space="preserve"> </w:t>
-      </w:r>
-      <w:r>
-        <w:rPr>
-          <w:spacing w:val="-4"/>
-        </w:rPr>
-        <w:t>de</w:t>
-      </w:r>
-      <w:r>
-        <w:rPr>
-          <w:spacing w:val="-10"/>
-        </w:rPr>
-        <w:t xml:space="preserve"> </w:t>
-      </w:r>
-      <w:r>
-        <w:rPr>
-          <w:spacing w:val="-4"/>
-        </w:rPr>
-        <w:t>la</w:t>
-      </w:r>
-      <w:r>
-        <w:rPr>
-          <w:spacing w:val="-14"/>
-        </w:rPr>
-        <w:t xml:space="preserve"> </w:t>
-      </w:r>
-      <w:r>
-        <w:rPr>
-          <w:spacing w:val="-4"/>
-        </w:rPr>
-        <w:t>carpeta</w:t>
-      </w:r>
-      <w:r>
-        <w:rPr>
-          <w:spacing w:val="-14"/>
-        </w:rPr>
-        <w:t xml:space="preserve"> </w:t>
-      </w:r>
-      <w:proofErr w:type="spellStart"/>
-      <w:proofErr w:type="gramStart"/>
-      <w:r>
-        <w:rPr>
-          <w:rFonts w:ascii="Courier New"/>
-          <w:spacing w:val="-4"/>
-          <w:sz w:val="20"/>
-        </w:rPr>
-        <w:t>ejemplos.sort</w:t>
-      </w:r>
-      <w:proofErr w:type="spellEnd"/>
-      <w:proofErr w:type="gramEnd"/>
-      <w:r>
-        <w:rPr>
-          <w:spacing w:val="-4"/>
-        </w:rPr>
-        <w:t>:</w:t>
-      </w:r>
-    </w:p>
-    <w:p>
-      <w:pPr>
-        <w:pStyle w:val="Prrafodelista"/>
-        <w:numPr>
-          <w:ilvl w:val="1"/>
-          <w:numId w:val="2"/>
-        </w:numPr>
-        <w:tabs>
-          <w:tab w:val="left" w:pos="860"/>
-        </w:tabs>
-        <w:spacing w:before="43"/>
-        <w:ind w:left="860" w:hanging="359"/>
-        <w:jc w:val="both"/>
-      </w:pPr>
-      <w:r>
-        <w:rPr>
-          <w:spacing w:val="-4"/>
-        </w:rPr>
-        <w:t>Lista</w:t>
-      </w:r>
-      <w:r>
-        <w:rPr>
-          <w:spacing w:val="-16"/>
-        </w:rPr>
-        <w:t xml:space="preserve"> </w:t>
-      </w:r>
-      <w:r>
-        <w:rPr>
-          <w:spacing w:val="-4"/>
-        </w:rPr>
-        <w:t>las</w:t>
-      </w:r>
-      <w:r>
-        <w:rPr>
-          <w:spacing w:val="-14"/>
-        </w:rPr>
-        <w:t xml:space="preserve"> </w:t>
-      </w:r>
-      <w:r>
-        <w:rPr>
-          <w:spacing w:val="-4"/>
-        </w:rPr>
-        <w:t>cinco</w:t>
-      </w:r>
-      <w:r>
-        <w:rPr>
-          <w:spacing w:val="-16"/>
-        </w:rPr>
-        <w:t xml:space="preserve"> </w:t>
-      </w:r>
-      <w:r>
-        <w:rPr>
-          <w:spacing w:val="-4"/>
-        </w:rPr>
-        <w:t>primeras</w:t>
-      </w:r>
-      <w:r>
-        <w:rPr>
-          <w:spacing w:val="-13"/>
-        </w:rPr>
-        <w:t xml:space="preserve"> </w:t>
-      </w:r>
-      <w:r>
-        <w:rPr>
-          <w:spacing w:val="-4"/>
-        </w:rPr>
-        <w:t>líneas</w:t>
-      </w:r>
-      <w:r>
-        <w:rPr>
-          <w:spacing w:val="-16"/>
-        </w:rPr>
-        <w:t xml:space="preserve"> </w:t>
-      </w:r>
-      <w:r>
-        <w:rPr>
-          <w:spacing w:val="-4"/>
-        </w:rPr>
-        <w:t>para</w:t>
-      </w:r>
-      <w:r>
-        <w:rPr>
-          <w:spacing w:val="-16"/>
-        </w:rPr>
-        <w:t xml:space="preserve"> </w:t>
-      </w:r>
-      <w:r>
-        <w:rPr>
-          <w:spacing w:val="-4"/>
-        </w:rPr>
-        <w:t>tener</w:t>
-      </w:r>
-      <w:r>
-        <w:rPr>
-          <w:spacing w:val="-14"/>
-        </w:rPr>
-        <w:t xml:space="preserve"> </w:t>
-      </w:r>
-      <w:r>
-        <w:rPr>
-          <w:spacing w:val="-4"/>
-        </w:rPr>
-        <w:t>un</w:t>
-      </w:r>
-      <w:r>
-        <w:rPr>
-          <w:spacing w:val="-16"/>
-        </w:rPr>
-        <w:t xml:space="preserve"> </w:t>
-      </w:r>
-      <w:r>
-        <w:rPr>
-          <w:spacing w:val="-4"/>
-        </w:rPr>
-        <w:t>pantallazo</w:t>
-      </w:r>
-      <w:r>
-        <w:rPr>
-          <w:spacing w:val="-16"/>
-        </w:rPr>
-        <w:t xml:space="preserve"> </w:t>
-      </w:r>
-      <w:r>
-        <w:rPr>
-          <w:spacing w:val="-4"/>
-        </w:rPr>
-        <w:t>del</w:t>
-      </w:r>
-      <w:r>
-        <w:rPr>
-          <w:spacing w:val="-13"/>
-        </w:rPr>
-        <w:t xml:space="preserve"> </w:t>
-      </w:r>
-      <w:r>
-        <w:rPr>
-          <w:spacing w:val="-4"/>
-        </w:rPr>
-        <w:t>contenido.</w:t>
-      </w:r>
-    </w:p>
-    <w:p>
-      <w:pPr>
         <w:pStyle w:val="Prrafodelista"/>
         <w:tabs>
-          <w:tab w:val="left" w:pos="860"/>
+          <w:tab w:val="left" w:pos="861"/>
         </w:tabs>
-        <w:spacing w:before="43"/>
-        <w:ind w:firstLine="0"/>
-        <w:jc w:val="both"/>
-      </w:pPr>
-      <w:r>
+        <w:spacing w:before="4" w:line="290" w:lineRule="auto"/>
+        <w:ind w:left="861" w:right="143" w:firstLine="0"/>
+      </w:pPr>
+      <w:r>
+        <w:rPr>
+          <w:noProof/>
+        </w:rPr>
         <w:drawing>
-          <wp:inline distT="0" distB="0" distL="0" distR="0" wp14:anchorId="2B960B9E" wp14:editId="1CBB342D">
-            <wp:extent cx="6303010" cy="1103630"/>
-            <wp:effectExtent l="0" t="0" r="2540" b="1270"/>
-            <wp:docPr id="29" name="Imagen 29"/>
+          <wp:inline distT="0" distB="0" distL="0" distR="0" wp14:anchorId="2C5EF28C" wp14:editId="5D4ED9BB">
+            <wp:extent cx="6303010" cy="2220595"/>
+            <wp:effectExtent l="0" t="0" r="2540" b="8255"/>
+            <wp:docPr id="34" name="Imagen 34"/>
             <wp:cNvGraphicFramePr>
               <a:graphicFrameLocks xmlns:a="http://schemas.openxmlformats.org/drawingml/2006/main" noChangeAspect="1"/>
             </wp:cNvGraphicFramePr>
@@ -8730,7 +8441,7 @@
                   <pic:spPr>
                     <a:xfrm>
                       <a:off x="0" y="0"/>
-                      <a:ext cx="6303010" cy="1103630"/>
+                      <a:ext cx="6303010" cy="2220595"/>
                     </a:xfrm>
                     <a:prstGeom prst="rect">
                       <a:avLst/>
@@ -8745,6 +8456,131 @@
     </w:p>
     <w:p>
       <w:pPr>
+        <w:pStyle w:val="Textoindependiente"/>
+        <w:spacing w:before="52"/>
+        <w:ind w:left="0" w:firstLine="0"/>
+      </w:pPr>
+    </w:p>
+    <w:p>
+      <w:pPr>
+        <w:pStyle w:val="Prrafodelista"/>
+        <w:numPr>
+          <w:ilvl w:val="0"/>
+          <w:numId w:val="2"/>
+        </w:numPr>
+        <w:tabs>
+          <w:tab w:val="left" w:pos="498"/>
+        </w:tabs>
+        <w:spacing w:before="1"/>
+        <w:ind w:left="498" w:hanging="358"/>
+      </w:pPr>
+      <w:r>
+        <w:rPr>
+          <w:spacing w:val="-4"/>
+        </w:rPr>
+        <w:t>Con</w:t>
+      </w:r>
+      <w:r>
+        <w:rPr>
+          <w:spacing w:val="-13"/>
+        </w:rPr>
+        <w:t xml:space="preserve"> </w:t>
+      </w:r>
+      <w:r>
+        <w:rPr>
+          <w:spacing w:val="-4"/>
+        </w:rPr>
+        <w:t>el</w:t>
+      </w:r>
+      <w:r>
+        <w:rPr>
+          <w:spacing w:val="-11"/>
+        </w:rPr>
+        <w:t xml:space="preserve"> </w:t>
+      </w:r>
+      <w:r>
+        <w:rPr>
+          <w:spacing w:val="-4"/>
+        </w:rPr>
+        <w:t>archivo</w:t>
+      </w:r>
+      <w:r>
+        <w:rPr>
+          <w:spacing w:val="-11"/>
+        </w:rPr>
+        <w:t xml:space="preserve"> </w:t>
+      </w:r>
+      <w:r>
+        <w:rPr>
+          <w:rFonts w:ascii="Courier New"/>
+          <w:spacing w:val="-4"/>
+          <w:sz w:val="20"/>
+        </w:rPr>
+        <w:t>peliculas.txt</w:t>
+      </w:r>
+      <w:r>
+        <w:rPr>
+          <w:rFonts w:ascii="Courier New"/>
+          <w:spacing w:val="-64"/>
+          <w:sz w:val="20"/>
+        </w:rPr>
+        <w:t xml:space="preserve"> </w:t>
+      </w:r>
+      <w:r>
+        <w:rPr>
+          <w:spacing w:val="-4"/>
+        </w:rPr>
+        <w:t>de</w:t>
+      </w:r>
+      <w:r>
+        <w:rPr>
+          <w:spacing w:val="-10"/>
+        </w:rPr>
+        <w:t xml:space="preserve"> </w:t>
+      </w:r>
+      <w:r>
+        <w:rPr>
+          <w:spacing w:val="-4"/>
+        </w:rPr>
+        <w:t>la</w:t>
+      </w:r>
+      <w:r>
+        <w:rPr>
+          <w:spacing w:val="-14"/>
+        </w:rPr>
+        <w:t xml:space="preserve"> </w:t>
+      </w:r>
+      <w:r>
+        <w:rPr>
+          <w:spacing w:val="-4"/>
+        </w:rPr>
+        <w:t>carpeta</w:t>
+      </w:r>
+      <w:r>
+        <w:rPr>
+          <w:spacing w:val="-14"/>
+        </w:rPr>
+        <w:t xml:space="preserve"> </w:t>
+      </w:r>
+      <w:proofErr w:type="spellStart"/>
+      <w:r>
+        <w:rPr>
+          <w:rFonts w:ascii="Courier New"/>
+          <w:spacing w:val="-4"/>
+          <w:sz w:val="20"/>
+        </w:rPr>
+        <w:t>ejemplos.sort</w:t>
+      </w:r>
+      <w:proofErr w:type="spellEnd"/>
+      <w:r>
+        <w:rPr>
+          <w:spacing w:val="-4"/>
+        </w:rPr>
+        <w:t>:</w:t>
+      </w:r>
+    </w:p>
+    <w:p>
+      <w:pPr>
         <w:pStyle w:val="Prrafodelista"/>
         <w:numPr>
           <w:ilvl w:val="1"/>
@@ -8753,159 +8589,135 @@
         <w:tabs>
           <w:tab w:val="left" w:pos="860"/>
         </w:tabs>
-        <w:spacing w:before="54"/>
+        <w:spacing w:before="43"/>
         <w:ind w:left="860" w:hanging="359"/>
         <w:jc w:val="both"/>
       </w:pPr>
       <w:r>
         <w:rPr>
-          <w:spacing w:val="-2"/>
-        </w:rPr>
-        <w:t>Muestra</w:t>
-      </w:r>
-      <w:r>
-        <w:rPr>
-          <w:spacing w:val="-20"/>
-        </w:rPr>
-        <w:t xml:space="preserve"> </w:t>
-      </w:r>
-      <w:r>
-        <w:rPr>
-          <w:spacing w:val="-2"/>
-        </w:rPr>
-        <w:t>en</w:t>
-      </w:r>
-      <w:r>
-        <w:rPr>
-          <w:spacing w:val="-19"/>
-        </w:rPr>
-        <w:t xml:space="preserve"> </w:t>
-      </w:r>
-      <w:r>
-        <w:rPr>
-          <w:spacing w:val="-2"/>
-        </w:rPr>
-        <w:t>pantalla,</w:t>
-      </w:r>
-      <w:r>
-        <w:rPr>
-          <w:spacing w:val="-20"/>
-        </w:rPr>
-        <w:t xml:space="preserve"> </w:t>
-      </w:r>
-      <w:r>
-        <w:rPr>
-          <w:spacing w:val="-2"/>
-        </w:rPr>
-        <w:t>en</w:t>
-      </w:r>
-      <w:r>
-        <w:rPr>
-          <w:spacing w:val="-19"/>
-        </w:rPr>
-        <w:t xml:space="preserve"> </w:t>
-      </w:r>
-      <w:r>
-        <w:rPr>
-          <w:spacing w:val="-2"/>
-        </w:rPr>
-        <w:t>una</w:t>
-      </w:r>
-      <w:r>
-        <w:rPr>
-          <w:spacing w:val="-19"/>
-        </w:rPr>
-        <w:t xml:space="preserve"> </w:t>
-      </w:r>
-      <w:r>
-        <w:rPr>
-          <w:spacing w:val="-2"/>
-        </w:rPr>
-        <w:t>sola</w:t>
-      </w:r>
-      <w:r>
-        <w:rPr>
-          <w:spacing w:val="-19"/>
-        </w:rPr>
-        <w:t xml:space="preserve"> </w:t>
-      </w:r>
-      <w:r>
-        <w:rPr>
-          <w:spacing w:val="-2"/>
-        </w:rPr>
-        <w:t>línea</w:t>
-      </w:r>
-      <w:r>
-        <w:rPr>
-          <w:spacing w:val="-19"/>
-        </w:rPr>
-        <w:t xml:space="preserve"> </w:t>
-      </w:r>
-      <w:r>
-        <w:rPr>
-          <w:spacing w:val="-2"/>
-        </w:rPr>
-        <w:t>de</w:t>
-      </w:r>
-      <w:r>
-        <w:rPr>
-          <w:spacing w:val="-18"/>
-        </w:rPr>
-        <w:t xml:space="preserve"> </w:t>
-      </w:r>
-      <w:r>
-        <w:rPr>
-          <w:spacing w:val="-2"/>
-        </w:rPr>
-        <w:t>comandos,</w:t>
-      </w:r>
-      <w:r>
-        <w:rPr>
-          <w:spacing w:val="-18"/>
-        </w:rPr>
-        <w:t xml:space="preserve"> </w:t>
-      </w:r>
-      <w:r>
-        <w:rPr>
-          <w:spacing w:val="-2"/>
-        </w:rPr>
-        <w:t>los</w:t>
-      </w:r>
-      <w:r>
-        <w:rPr>
-          <w:spacing w:val="-19"/>
-        </w:rPr>
-        <w:t xml:space="preserve"> </w:t>
-      </w:r>
-      <w:r>
-        <w:rPr>
-          <w:spacing w:val="-2"/>
-        </w:rPr>
-        <w:t>distintos</w:t>
-      </w:r>
-      <w:r>
-        <w:rPr>
-          <w:spacing w:val="-18"/>
-        </w:rPr>
-        <w:t xml:space="preserve"> </w:t>
-      </w:r>
-      <w:r>
-        <w:rPr>
-          <w:spacing w:val="-2"/>
-        </w:rPr>
-        <w:t>géneros</w:t>
-      </w:r>
-      <w:r>
-        <w:rPr>
-          <w:spacing w:val="-19"/>
-        </w:rPr>
-        <w:t xml:space="preserve"> </w:t>
-      </w:r>
-      <w:r>
-        <w:rPr>
-          <w:spacing w:val="-2"/>
-        </w:rPr>
-        <w:t>cinematográficos.</w:t>
+          <w:spacing w:val="-4"/>
+        </w:rPr>
+        <w:t>Lista</w:t>
+      </w:r>
+      <w:r>
+        <w:rPr>
+          <w:spacing w:val="-16"/>
+        </w:rPr>
+        <w:t xml:space="preserve"> </w:t>
+      </w:r>
+      <w:r>
+        <w:rPr>
+          <w:spacing w:val="-4"/>
+        </w:rPr>
+        <w:t>las</w:t>
+      </w:r>
+      <w:r>
+        <w:rPr>
+          <w:spacing w:val="-14"/>
+        </w:rPr>
+        <w:t xml:space="preserve"> </w:t>
+      </w:r>
+      <w:r>
+        <w:rPr>
+          <w:spacing w:val="-4"/>
+        </w:rPr>
+        <w:t>cinco</w:t>
+      </w:r>
+      <w:r>
+        <w:rPr>
+          <w:spacing w:val="-16"/>
+        </w:rPr>
+        <w:t xml:space="preserve"> </w:t>
+      </w:r>
+      <w:r>
+        <w:rPr>
+          <w:spacing w:val="-4"/>
+        </w:rPr>
+        <w:t>primeras</w:t>
+      </w:r>
+      <w:r>
+        <w:rPr>
+          <w:spacing w:val="-13"/>
+        </w:rPr>
+        <w:t xml:space="preserve"> </w:t>
+      </w:r>
+      <w:r>
+        <w:rPr>
+          <w:spacing w:val="-4"/>
+        </w:rPr>
+        <w:t>líneas</w:t>
+      </w:r>
+      <w:r>
+        <w:rPr>
+          <w:spacing w:val="-16"/>
+        </w:rPr>
+        <w:t xml:space="preserve"> </w:t>
+      </w:r>
+      <w:r>
+        <w:rPr>
+          <w:spacing w:val="-4"/>
+        </w:rPr>
+        <w:t>para</w:t>
+      </w:r>
+      <w:r>
+        <w:rPr>
+          <w:spacing w:val="-16"/>
+        </w:rPr>
+        <w:t xml:space="preserve"> </w:t>
+      </w:r>
+      <w:r>
+        <w:rPr>
+          <w:spacing w:val="-4"/>
+        </w:rPr>
+        <w:t>tener</w:t>
+      </w:r>
+      <w:r>
+        <w:rPr>
+          <w:spacing w:val="-14"/>
+        </w:rPr>
+        <w:t xml:space="preserve"> </w:t>
+      </w:r>
+      <w:r>
+        <w:rPr>
+          <w:spacing w:val="-4"/>
+        </w:rPr>
+        <w:t>un</w:t>
+      </w:r>
+      <w:r>
+        <w:rPr>
+          <w:spacing w:val="-16"/>
+        </w:rPr>
+        <w:t xml:space="preserve"> </w:t>
+      </w:r>
+      <w:r>
+        <w:rPr>
+          <w:spacing w:val="-4"/>
+        </w:rPr>
+        <w:t>pantallazo</w:t>
+      </w:r>
+      <w:r>
+        <w:rPr>
+          <w:spacing w:val="-16"/>
+        </w:rPr>
+        <w:t xml:space="preserve"> </w:t>
+      </w:r>
+      <w:r>
+        <w:rPr>
+          <w:spacing w:val="-4"/>
+        </w:rPr>
+        <w:t>del</w:t>
+      </w:r>
+      <w:r>
+        <w:rPr>
+          <w:spacing w:val="-13"/>
+        </w:rPr>
+        <w:t xml:space="preserve"> </w:t>
+      </w:r>
+      <w:r>
+        <w:rPr>
+          <w:spacing w:val="-4"/>
+        </w:rPr>
+        <w:t>contenido.</w:t>
       </w:r>
     </w:p>
     <w:p>
@@ -8914,16 +8726,19 @@
         <w:tabs>
           <w:tab w:val="left" w:pos="860"/>
         </w:tabs>
-        <w:spacing w:before="54"/>
+        <w:spacing w:before="43"/>
         <w:ind w:firstLine="0"/>
         <w:jc w:val="both"/>
       </w:pPr>
       <w:r>
+        <w:rPr>
+          <w:noProof/>
+        </w:rPr>
         <w:drawing>
-          <wp:inline distT="0" distB="0" distL="0" distR="0" wp14:anchorId="773E9418" wp14:editId="4886DF91">
-            <wp:extent cx="6303010" cy="1097915"/>
-            <wp:effectExtent l="0" t="0" r="2540" b="6985"/>
-            <wp:docPr id="30" name="Imagen 30"/>
+          <wp:inline distT="0" distB="0" distL="0" distR="0" wp14:anchorId="2B960B9E" wp14:editId="1CBB342D">
+            <wp:extent cx="6303010" cy="1103630"/>
+            <wp:effectExtent l="0" t="0" r="2540" b="1270"/>
+            <wp:docPr id="29" name="Imagen 29"/>
             <wp:cNvGraphicFramePr>
               <a:graphicFrameLocks xmlns:a="http://schemas.openxmlformats.org/drawingml/2006/main" noChangeAspect="1"/>
             </wp:cNvGraphicFramePr>
@@ -8943,7 +8758,7 @@
                   <pic:spPr>
                     <a:xfrm>
                       <a:off x="0" y="0"/>
-                      <a:ext cx="6303010" cy="1097915"/>
+                      <a:ext cx="6303010" cy="1103630"/>
                     </a:xfrm>
                     <a:prstGeom prst="rect">
                       <a:avLst/>
@@ -8964,402 +8779,183 @@
           <w:numId w:val="2"/>
         </w:numPr>
         <w:tabs>
-          <w:tab w:val="left" w:pos="861"/>
+          <w:tab w:val="left" w:pos="860"/>
         </w:tabs>
-        <w:spacing w:before="52" w:line="285" w:lineRule="auto"/>
-        <w:ind w:right="139"/>
+        <w:spacing w:before="54"/>
+        <w:ind w:left="860" w:hanging="359"/>
         <w:jc w:val="both"/>
       </w:pPr>
       <w:r>
-        <w:t>Crea,</w:t>
-      </w:r>
-      <w:r>
-        <w:rPr>
-          <w:spacing w:val="-12"/>
-        </w:rPr>
-        <w:t xml:space="preserve"> </w:t>
-      </w:r>
-      <w:r>
+        <w:rPr>
+          <w:spacing w:val="-2"/>
+        </w:rPr>
+        <w:lastRenderedPageBreak/>
+        <w:t>Muestra</w:t>
+      </w:r>
+      <w:r>
+        <w:rPr>
+          <w:spacing w:val="-20"/>
+        </w:rPr>
+        <w:t xml:space="preserve"> </w:t>
+      </w:r>
+      <w:r>
+        <w:rPr>
+          <w:spacing w:val="-2"/>
+        </w:rPr>
         <w:t>en</w:t>
       </w:r>
       <w:r>
         <w:rPr>
-          <w:spacing w:val="-10"/>
-        </w:rPr>
-        <w:t xml:space="preserve"> </w:t>
-      </w:r>
-      <w:r>
+          <w:spacing w:val="-19"/>
+        </w:rPr>
+        <w:t xml:space="preserve"> </w:t>
+      </w:r>
+      <w:r>
+        <w:rPr>
+          <w:spacing w:val="-2"/>
+        </w:rPr>
+        <w:t>pantalla,</w:t>
+      </w:r>
+      <w:r>
+        <w:rPr>
+          <w:spacing w:val="-20"/>
+        </w:rPr>
+        <w:t xml:space="preserve"> </w:t>
+      </w:r>
+      <w:r>
+        <w:rPr>
+          <w:spacing w:val="-2"/>
+        </w:rPr>
+        <w:t>en</w:t>
+      </w:r>
+      <w:r>
+        <w:rPr>
+          <w:spacing w:val="-19"/>
+        </w:rPr>
+        <w:t xml:space="preserve"> </w:t>
+      </w:r>
+      <w:r>
+        <w:rPr>
+          <w:spacing w:val="-2"/>
+        </w:rPr>
         <w:t>una</w:t>
       </w:r>
       <w:r>
         <w:rPr>
-          <w:spacing w:val="-11"/>
-        </w:rPr>
-        <w:t xml:space="preserve"> </w:t>
-      </w:r>
-      <w:r>
+          <w:spacing w:val="-19"/>
+        </w:rPr>
+        <w:t xml:space="preserve"> </w:t>
+      </w:r>
+      <w:r>
+        <w:rPr>
+          <w:spacing w:val="-2"/>
+        </w:rPr>
         <w:t>sola</w:t>
       </w:r>
       <w:r>
         <w:rPr>
-          <w:spacing w:val="-11"/>
-        </w:rPr>
-        <w:t xml:space="preserve"> </w:t>
-      </w:r>
-      <w:r>
+          <w:spacing w:val="-19"/>
+        </w:rPr>
+        <w:t xml:space="preserve"> </w:t>
+      </w:r>
+      <w:r>
+        <w:rPr>
+          <w:spacing w:val="-2"/>
+        </w:rPr>
         <w:t>línea</w:t>
       </w:r>
       <w:r>
         <w:rPr>
-          <w:spacing w:val="-11"/>
-        </w:rPr>
-        <w:t xml:space="preserve"> </w:t>
-      </w:r>
-      <w:r>
+          <w:spacing w:val="-19"/>
+        </w:rPr>
+        <w:t xml:space="preserve"> </w:t>
+      </w:r>
+      <w:r>
+        <w:rPr>
+          <w:spacing w:val="-2"/>
+        </w:rPr>
         <w:t>de</w:t>
       </w:r>
       <w:r>
         <w:rPr>
-          <w:spacing w:val="-7"/>
-        </w:rPr>
-        <w:t xml:space="preserve"> </w:t>
-      </w:r>
-      <w:r>
+          <w:spacing w:val="-18"/>
+        </w:rPr>
+        <w:t xml:space="preserve"> </w:t>
+      </w:r>
+      <w:r>
+        <w:rPr>
+          <w:spacing w:val="-2"/>
+        </w:rPr>
         <w:t>comandos,</w:t>
       </w:r>
       <w:r>
         <w:rPr>
-          <w:spacing w:val="-12"/>
-        </w:rPr>
-        <w:t xml:space="preserve"> </w:t>
-      </w:r>
-      <w:r>
-        <w:t>una</w:t>
-      </w:r>
-      <w:r>
-        <w:rPr>
-          <w:spacing w:val="-11"/>
-        </w:rPr>
-        <w:t xml:space="preserve"> </w:t>
-      </w:r>
-      <w:r>
-        <w:t>carpeta</w:t>
-      </w:r>
-      <w:r>
-        <w:rPr>
-          <w:spacing w:val="-8"/>
-        </w:rPr>
-        <w:t xml:space="preserve"> </w:t>
-      </w:r>
-      <w:r>
-        <w:t>llamada</w:t>
-      </w:r>
-      <w:r>
-        <w:rPr>
-          <w:spacing w:val="-5"/>
-        </w:rPr>
-        <w:t xml:space="preserve"> </w:t>
-      </w:r>
-      <w:r>
-        <w:rPr>
-          <w:rFonts w:ascii="Courier New" w:hAnsi="Courier New"/>
-          <w:sz w:val="20"/>
-        </w:rPr>
-        <w:t>películas</w:t>
-      </w:r>
-      <w:r>
-        <w:t>,</w:t>
-      </w:r>
-      <w:r>
-        <w:rPr>
-          <w:spacing w:val="-9"/>
-        </w:rPr>
-        <w:t xml:space="preserve"> </w:t>
-      </w:r>
-      <w:r>
-        <w:t>con</w:t>
-      </w:r>
-      <w:r>
-        <w:rPr>
-          <w:spacing w:val="-7"/>
-        </w:rPr>
-        <w:t xml:space="preserve"> </w:t>
-      </w:r>
-      <w:r>
-        <w:t>una</w:t>
-      </w:r>
-      <w:r>
-        <w:rPr>
-          <w:spacing w:val="-11"/>
-        </w:rPr>
-        <w:t xml:space="preserve"> </w:t>
-      </w:r>
-      <w:r>
-        <w:t xml:space="preserve">subcarpeta </w:t>
-      </w:r>
-      <w:r>
-        <w:rPr>
-          <w:spacing w:val="-4"/>
-        </w:rPr>
-        <w:t>por</w:t>
-      </w:r>
-      <w:r>
-        <w:rPr>
-          <w:spacing w:val="-13"/>
-        </w:rPr>
-        <w:t xml:space="preserve"> </w:t>
-      </w:r>
-      <w:r>
-        <w:rPr>
-          <w:spacing w:val="-4"/>
-        </w:rPr>
-        <w:t>cada</w:t>
-      </w:r>
-      <w:r>
-        <w:rPr>
-          <w:spacing w:val="-13"/>
-        </w:rPr>
-        <w:t xml:space="preserve"> </w:t>
-      </w:r>
-      <w:r>
-        <w:rPr>
-          <w:spacing w:val="-4"/>
-        </w:rPr>
-        <w:t>género</w:t>
-      </w:r>
-      <w:r>
-        <w:rPr>
-          <w:spacing w:val="-12"/>
-        </w:rPr>
-        <w:t xml:space="preserve"> </w:t>
-      </w:r>
-      <w:r>
-        <w:rPr>
-          <w:spacing w:val="-4"/>
-        </w:rPr>
-        <w:t>cinematográfico.</w:t>
-      </w:r>
-      <w:r>
-        <w:rPr>
-          <w:spacing w:val="-13"/>
-        </w:rPr>
-        <w:t xml:space="preserve"> </w:t>
-      </w:r>
-      <w:r>
-        <w:rPr>
-          <w:spacing w:val="-4"/>
-        </w:rPr>
-        <w:t>Si</w:t>
-      </w:r>
-      <w:r>
-        <w:rPr>
-          <w:spacing w:val="-12"/>
-        </w:rPr>
-        <w:t xml:space="preserve"> </w:t>
-      </w:r>
-      <w:r>
-        <w:rPr>
-          <w:spacing w:val="-4"/>
-        </w:rPr>
-        <w:t>te</w:t>
-      </w:r>
-      <w:r>
-        <w:rPr>
-          <w:spacing w:val="-13"/>
-        </w:rPr>
-        <w:t xml:space="preserve"> </w:t>
-      </w:r>
-      <w:r>
-        <w:rPr>
-          <w:spacing w:val="-4"/>
-        </w:rPr>
-        <w:t>animas,</w:t>
-      </w:r>
-      <w:r>
-        <w:rPr>
-          <w:spacing w:val="-12"/>
-        </w:rPr>
-        <w:t xml:space="preserve"> </w:t>
-      </w:r>
-      <w:r>
-        <w:rPr>
-          <w:spacing w:val="-4"/>
-        </w:rPr>
-        <w:t>averigua</w:t>
-      </w:r>
-      <w:r>
-        <w:rPr>
-          <w:spacing w:val="-10"/>
-        </w:rPr>
-        <w:t xml:space="preserve"> </w:t>
-      </w:r>
-      <w:r>
-        <w:rPr>
-          <w:spacing w:val="-4"/>
-        </w:rPr>
-        <w:t>cómo</w:t>
-      </w:r>
-      <w:r>
-        <w:rPr>
-          <w:spacing w:val="-13"/>
-        </w:rPr>
-        <w:t xml:space="preserve"> </w:t>
-      </w:r>
-      <w:r>
-        <w:rPr>
-          <w:spacing w:val="-4"/>
-        </w:rPr>
-        <w:t>hacerlo</w:t>
-      </w:r>
-      <w:r>
-        <w:rPr>
-          <w:spacing w:val="-11"/>
-        </w:rPr>
-        <w:t xml:space="preserve"> </w:t>
-      </w:r>
-      <w:r>
-        <w:rPr>
-          <w:spacing w:val="-4"/>
-        </w:rPr>
-        <w:t>tomando</w:t>
-      </w:r>
-      <w:r>
-        <w:rPr>
-          <w:spacing w:val="-9"/>
-        </w:rPr>
-        <w:t xml:space="preserve"> </w:t>
-      </w:r>
-      <w:r>
-        <w:rPr>
-          <w:spacing w:val="-4"/>
-        </w:rPr>
-        <w:t>como</w:t>
-      </w:r>
-      <w:r>
-        <w:rPr>
-          <w:spacing w:val="-13"/>
-        </w:rPr>
-        <w:t xml:space="preserve"> </w:t>
-      </w:r>
-      <w:r>
-        <w:rPr>
-          <w:spacing w:val="-4"/>
-        </w:rPr>
-        <w:t xml:space="preserve">entrada </w:t>
-      </w:r>
-      <w:r>
-        <w:t>el</w:t>
-      </w:r>
-      <w:r>
-        <w:rPr>
-          <w:spacing w:val="-22"/>
-        </w:rPr>
-        <w:t xml:space="preserve"> </w:t>
-      </w:r>
-      <w:r>
-        <w:t>resultado</w:t>
-      </w:r>
-      <w:r>
-        <w:rPr>
-          <w:spacing w:val="-22"/>
-        </w:rPr>
-        <w:t xml:space="preserve"> </w:t>
-      </w:r>
-      <w:r>
-        <w:t>de</w:t>
-      </w:r>
-      <w:r>
-        <w:rPr>
-          <w:spacing w:val="-21"/>
-        </w:rPr>
-        <w:t xml:space="preserve"> </w:t>
-      </w:r>
-      <w:r>
-        <w:t>la</w:t>
-      </w:r>
-      <w:r>
-        <w:rPr>
-          <w:spacing w:val="-20"/>
-        </w:rPr>
-        <w:t xml:space="preserve"> </w:t>
-      </w:r>
-      <w:r>
-        <w:t>línea</w:t>
-      </w:r>
-      <w:r>
-        <w:rPr>
-          <w:spacing w:val="-22"/>
-        </w:rPr>
-        <w:t xml:space="preserve"> </w:t>
-      </w:r>
-      <w:r>
-        <w:t>de</w:t>
-      </w:r>
-      <w:r>
-        <w:rPr>
-          <w:spacing w:val="-21"/>
-        </w:rPr>
-        <w:t xml:space="preserve"> </w:t>
-      </w:r>
-      <w:r>
-        <w:t>comando</w:t>
-      </w:r>
-      <w:r>
-        <w:rPr>
-          <w:spacing w:val="-22"/>
-        </w:rPr>
-        <w:t xml:space="preserve"> </w:t>
-      </w:r>
-      <w:r>
-        <w:t>del</w:t>
-      </w:r>
-      <w:r>
-        <w:rPr>
-          <w:spacing w:val="-22"/>
-        </w:rPr>
-        <w:t xml:space="preserve"> </w:t>
-      </w:r>
-      <w:r>
-        <w:t>apartado</w:t>
-      </w:r>
-      <w:r>
-        <w:rPr>
-          <w:spacing w:val="-20"/>
-        </w:rPr>
-        <w:t xml:space="preserve"> </w:t>
-      </w:r>
-      <w:r>
-        <w:t>anterior.</w:t>
+          <w:spacing w:val="-18"/>
+        </w:rPr>
+        <w:t xml:space="preserve"> </w:t>
+      </w:r>
+      <w:r>
+        <w:rPr>
+          <w:spacing w:val="-2"/>
+        </w:rPr>
+        <w:t>los</w:t>
+      </w:r>
+      <w:r>
+        <w:rPr>
+          <w:spacing w:val="-19"/>
+        </w:rPr>
+        <w:t xml:space="preserve"> </w:t>
+      </w:r>
+      <w:r>
+        <w:rPr>
+          <w:spacing w:val="-2"/>
+        </w:rPr>
+        <w:t>distintos</w:t>
+      </w:r>
+      <w:r>
+        <w:rPr>
+          <w:spacing w:val="-18"/>
+        </w:rPr>
+        <w:t xml:space="preserve"> </w:t>
+      </w:r>
+      <w:r>
+        <w:rPr>
+          <w:spacing w:val="-2"/>
+        </w:rPr>
+        <w:t>géneros</w:t>
+      </w:r>
+      <w:r>
+        <w:rPr>
+          <w:spacing w:val="-19"/>
+        </w:rPr>
+        <w:t xml:space="preserve"> </w:t>
+      </w:r>
+      <w:r>
+        <w:rPr>
+          <w:spacing w:val="-2"/>
+        </w:rPr>
+        <w:t>cinematográficos.</w:t>
       </w:r>
     </w:p>
     <w:p>
       <w:pPr>
         <w:pStyle w:val="Prrafodelista"/>
         <w:tabs>
-          <w:tab w:val="left" w:pos="861"/>
+          <w:tab w:val="left" w:pos="860"/>
         </w:tabs>
-        <w:spacing w:before="52" w:line="285" w:lineRule="auto"/>
-        <w:ind w:left="861" w:right="139" w:firstLine="0"/>
+        <w:spacing w:before="54"/>
+        <w:ind w:firstLine="0"/>
         <w:jc w:val="both"/>
       </w:pPr>
-    </w:p>
-    <w:p>
-      <w:pPr>
-        <w:pStyle w:val="Prrafodelista"/>
-        <w:tabs>
-          <w:tab w:val="left" w:pos="861"/>
-        </w:tabs>
-        <w:spacing w:before="52" w:line="285" w:lineRule="auto"/>
-        <w:ind w:left="861" w:right="139" w:firstLine="0"/>
-        <w:jc w:val="both"/>
-      </w:pPr>
-      <w:r>
-        <w:lastRenderedPageBreak/>
+      <w:r>
+        <w:rPr>
+          <w:noProof/>
+        </w:rPr>
         <w:drawing>
-          <wp:inline distT="0" distB="0" distL="0" distR="0" wp14:anchorId="597C05E1" wp14:editId="42513862">
-            <wp:extent cx="6303010" cy="341630"/>
-            <wp:effectExtent l="0" t="0" r="2540" b="1270"/>
-            <wp:docPr id="31" name="Imagen 31"/>
+          <wp:inline distT="0" distB="0" distL="0" distR="0" wp14:anchorId="773E9418" wp14:editId="4886DF91">
+            <wp:extent cx="6303010" cy="1097915"/>
+            <wp:effectExtent l="0" t="0" r="2540" b="6985"/>
+            <wp:docPr id="30" name="Imagen 30"/>
             <wp:cNvGraphicFramePr>
               <a:graphicFrameLocks xmlns:a="http://schemas.openxmlformats.org/drawingml/2006/main" noChangeAspect="1"/>
             </wp:cNvGraphicFramePr>
@@ -9379,7 +8975,7 @@
                   <pic:spPr>
                     <a:xfrm>
                       <a:off x="0" y="0"/>
-                      <a:ext cx="6303010" cy="341630"/>
+                      <a:ext cx="6303010" cy="1097915"/>
                     </a:xfrm>
                     <a:prstGeom prst="rect">
                       <a:avLst/>
@@ -9395,13 +8991,378 @@
     <w:p>
       <w:pPr>
         <w:pStyle w:val="Prrafodelista"/>
+        <w:numPr>
+          <w:ilvl w:val="1"/>
+          <w:numId w:val="2"/>
+        </w:numPr>
         <w:tabs>
           <w:tab w:val="left" w:pos="861"/>
         </w:tabs>
         <w:spacing w:before="52" w:line="285" w:lineRule="auto"/>
-        <w:ind w:left="861" w:right="139" w:firstLine="0"/>
+        <w:ind w:right="139"/>
         <w:jc w:val="both"/>
       </w:pPr>
+      <w:r>
+        <w:t>Crea,</w:t>
+      </w:r>
+      <w:r>
+        <w:rPr>
+          <w:spacing w:val="-12"/>
+        </w:rPr>
+        <w:t xml:space="preserve"> </w:t>
+      </w:r>
+      <w:r>
+        <w:t>en</w:t>
+      </w:r>
+      <w:r>
+        <w:rPr>
+          <w:spacing w:val="-10"/>
+        </w:rPr>
+        <w:t xml:space="preserve"> </w:t>
+      </w:r>
+      <w:r>
+        <w:t>una</w:t>
+      </w:r>
+      <w:r>
+        <w:rPr>
+          <w:spacing w:val="-11"/>
+        </w:rPr>
+        <w:t xml:space="preserve"> </w:t>
+      </w:r>
+      <w:r>
+        <w:t>sola</w:t>
+      </w:r>
+      <w:r>
+        <w:rPr>
+          <w:spacing w:val="-11"/>
+        </w:rPr>
+        <w:t xml:space="preserve"> </w:t>
+      </w:r>
+      <w:r>
+        <w:t>línea</w:t>
+      </w:r>
+      <w:r>
+        <w:rPr>
+          <w:spacing w:val="-11"/>
+        </w:rPr>
+        <w:t xml:space="preserve"> </w:t>
+      </w:r>
+      <w:r>
+        <w:t>de</w:t>
+      </w:r>
+      <w:r>
+        <w:rPr>
+          <w:spacing w:val="-7"/>
+        </w:rPr>
+        <w:t xml:space="preserve"> </w:t>
+      </w:r>
+      <w:r>
+        <w:t>comandos,</w:t>
+      </w:r>
+      <w:r>
+        <w:rPr>
+          <w:spacing w:val="-12"/>
+        </w:rPr>
+        <w:t xml:space="preserve"> </w:t>
+      </w:r>
+      <w:r>
+        <w:t>una</w:t>
+      </w:r>
+      <w:r>
+        <w:rPr>
+          <w:spacing w:val="-11"/>
+        </w:rPr>
+        <w:t xml:space="preserve"> </w:t>
+      </w:r>
+      <w:r>
+        <w:t>carpeta</w:t>
+      </w:r>
+      <w:r>
+        <w:rPr>
+          <w:spacing w:val="-8"/>
+        </w:rPr>
+        <w:t xml:space="preserve"> </w:t>
+      </w:r>
+      <w:r>
+        <w:t>llamada</w:t>
+      </w:r>
+      <w:r>
+        <w:rPr>
+          <w:spacing w:val="-5"/>
+        </w:rPr>
+        <w:t xml:space="preserve"> </w:t>
+      </w:r>
+      <w:r>
+        <w:rPr>
+          <w:rFonts w:ascii="Courier New" w:hAnsi="Courier New"/>
+          <w:sz w:val="20"/>
+        </w:rPr>
+        <w:t>películas</w:t>
+      </w:r>
+      <w:r>
+        <w:t>,</w:t>
+      </w:r>
+      <w:r>
+        <w:rPr>
+          <w:spacing w:val="-9"/>
+        </w:rPr>
+        <w:t xml:space="preserve"> </w:t>
+      </w:r>
+      <w:r>
+        <w:t>con</w:t>
+      </w:r>
+      <w:r>
+        <w:rPr>
+          <w:spacing w:val="-7"/>
+        </w:rPr>
+        <w:t xml:space="preserve"> </w:t>
+      </w:r>
+      <w:r>
+        <w:t>una</w:t>
+      </w:r>
+      <w:r>
+        <w:rPr>
+          <w:spacing w:val="-11"/>
+        </w:rPr>
+        <w:t xml:space="preserve"> </w:t>
+      </w:r>
+      <w:r>
+        <w:t xml:space="preserve">subcarpeta </w:t>
+      </w:r>
+      <w:r>
+        <w:rPr>
+          <w:spacing w:val="-4"/>
+        </w:rPr>
+        <w:t>por</w:t>
+      </w:r>
+      <w:r>
+        <w:rPr>
+          <w:spacing w:val="-13"/>
+        </w:rPr>
+        <w:t xml:space="preserve"> </w:t>
+      </w:r>
+      <w:r>
+        <w:rPr>
+          <w:spacing w:val="-4"/>
+        </w:rPr>
+        <w:t>cada</w:t>
+      </w:r>
+      <w:r>
+        <w:rPr>
+          <w:spacing w:val="-13"/>
+        </w:rPr>
+        <w:t xml:space="preserve"> </w:t>
+      </w:r>
+      <w:r>
+        <w:rPr>
+          <w:spacing w:val="-4"/>
+        </w:rPr>
+        <w:t>género</w:t>
+      </w:r>
+      <w:r>
+        <w:rPr>
+          <w:spacing w:val="-12"/>
+        </w:rPr>
+        <w:t xml:space="preserve"> </w:t>
+      </w:r>
+      <w:r>
+        <w:rPr>
+          <w:spacing w:val="-4"/>
+        </w:rPr>
+        <w:t>cinematográfico.</w:t>
+      </w:r>
+      <w:r>
+        <w:rPr>
+          <w:spacing w:val="-13"/>
+        </w:rPr>
+        <w:t xml:space="preserve"> </w:t>
+      </w:r>
+      <w:r>
+        <w:rPr>
+          <w:spacing w:val="-4"/>
+        </w:rPr>
+        <w:t>Si</w:t>
+      </w:r>
+      <w:r>
+        <w:rPr>
+          <w:spacing w:val="-12"/>
+        </w:rPr>
+        <w:t xml:space="preserve"> </w:t>
+      </w:r>
+      <w:r>
+        <w:rPr>
+          <w:spacing w:val="-4"/>
+        </w:rPr>
+        <w:t>te</w:t>
+      </w:r>
+      <w:r>
+        <w:rPr>
+          <w:spacing w:val="-13"/>
+        </w:rPr>
+        <w:t xml:space="preserve"> </w:t>
+      </w:r>
+      <w:r>
+        <w:rPr>
+          <w:spacing w:val="-4"/>
+        </w:rPr>
+        <w:t>animas,</w:t>
+      </w:r>
+      <w:r>
+        <w:rPr>
+          <w:spacing w:val="-12"/>
+        </w:rPr>
+        <w:t xml:space="preserve"> </w:t>
+      </w:r>
+      <w:r>
+        <w:rPr>
+          <w:spacing w:val="-4"/>
+        </w:rPr>
+        <w:t>averigua</w:t>
+      </w:r>
+      <w:r>
+        <w:rPr>
+          <w:spacing w:val="-10"/>
+        </w:rPr>
+        <w:t xml:space="preserve"> </w:t>
+      </w:r>
+      <w:r>
+        <w:rPr>
+          <w:spacing w:val="-4"/>
+        </w:rPr>
+        <w:t>cómo</w:t>
+      </w:r>
+      <w:r>
+        <w:rPr>
+          <w:spacing w:val="-13"/>
+        </w:rPr>
+        <w:t xml:space="preserve"> </w:t>
+      </w:r>
+      <w:r>
+        <w:rPr>
+          <w:spacing w:val="-4"/>
+        </w:rPr>
+        <w:t>hacerlo</w:t>
+      </w:r>
+      <w:r>
+        <w:rPr>
+          <w:spacing w:val="-11"/>
+        </w:rPr>
+        <w:t xml:space="preserve"> </w:t>
+      </w:r>
+      <w:r>
+        <w:rPr>
+          <w:spacing w:val="-4"/>
+        </w:rPr>
+        <w:t>tomando</w:t>
+      </w:r>
+      <w:r>
+        <w:rPr>
+          <w:spacing w:val="-9"/>
+        </w:rPr>
+        <w:t xml:space="preserve"> </w:t>
+      </w:r>
+      <w:r>
+        <w:rPr>
+          <w:spacing w:val="-4"/>
+        </w:rPr>
+        <w:t>como</w:t>
+      </w:r>
+      <w:r>
+        <w:rPr>
+          <w:spacing w:val="-13"/>
+        </w:rPr>
+        <w:t xml:space="preserve"> </w:t>
+      </w:r>
+      <w:r>
+        <w:rPr>
+          <w:spacing w:val="-4"/>
+        </w:rPr>
+        <w:t xml:space="preserve">entrada </w:t>
+      </w:r>
+      <w:r>
+        <w:t>el</w:t>
+      </w:r>
+      <w:r>
+        <w:rPr>
+          <w:spacing w:val="-22"/>
+        </w:rPr>
+        <w:t xml:space="preserve"> </w:t>
+      </w:r>
+      <w:r>
+        <w:t>resultado</w:t>
+      </w:r>
+      <w:r>
+        <w:rPr>
+          <w:spacing w:val="-22"/>
+        </w:rPr>
+        <w:t xml:space="preserve"> </w:t>
+      </w:r>
+      <w:r>
+        <w:t>de</w:t>
+      </w:r>
+      <w:r>
+        <w:rPr>
+          <w:spacing w:val="-21"/>
+        </w:rPr>
+        <w:t xml:space="preserve"> </w:t>
+      </w:r>
+      <w:r>
+        <w:t>la</w:t>
+      </w:r>
+      <w:r>
+        <w:rPr>
+          <w:spacing w:val="-20"/>
+        </w:rPr>
+        <w:t xml:space="preserve"> </w:t>
+      </w:r>
+      <w:r>
+        <w:t>línea</w:t>
+      </w:r>
+      <w:r>
+        <w:rPr>
+          <w:spacing w:val="-22"/>
+        </w:rPr>
+        <w:t xml:space="preserve"> </w:t>
+      </w:r>
+      <w:r>
+        <w:t>de</w:t>
+      </w:r>
+      <w:r>
+        <w:rPr>
+          <w:spacing w:val="-21"/>
+        </w:rPr>
+        <w:t xml:space="preserve"> </w:t>
+      </w:r>
+      <w:r>
+        <w:t>comando</w:t>
+      </w:r>
+      <w:r>
+        <w:rPr>
+          <w:spacing w:val="-22"/>
+        </w:rPr>
+        <w:t xml:space="preserve"> </w:t>
+      </w:r>
+      <w:r>
+        <w:t>del</w:t>
+      </w:r>
+      <w:r>
+        <w:rPr>
+          <w:spacing w:val="-22"/>
+        </w:rPr>
+        <w:t xml:space="preserve"> </w:t>
+      </w:r>
+      <w:r>
+        <w:t>apartado</w:t>
+      </w:r>
+      <w:r>
+        <w:rPr>
+          <w:spacing w:val="-20"/>
+        </w:rPr>
+        <w:t xml:space="preserve"> </w:t>
+      </w:r>
+      <w:r>
+        <w:t>anterior.</w:t>
+      </w:r>
     </w:p>
     <w:p>
       <w:pPr>
@@ -9413,559 +9374,26 @@
         <w:ind w:left="861" w:right="139" w:firstLine="0"/>
         <w:jc w:val="both"/>
       </w:pPr>
-      <w:proofErr w:type="spellStart"/>
-      <w:r>
-        <w:rPr>
-          <w:rStyle w:val="CdigoHTML"/>
-          <w:rFonts w:eastAsia="Trebuchet MS"/>
-        </w:rPr>
-        <w:t>xargs</w:t>
-      </w:r>
-      <w:proofErr w:type="spellEnd"/>
-      <w:r>
-        <w:t xml:space="preserve"> es un comando que toma la salida de otro programa (por </w:t>
-      </w:r>
-      <w:proofErr w:type="spellStart"/>
-      <w:r>
-        <w:t>stdin</w:t>
-      </w:r>
-      <w:proofErr w:type="spellEnd"/>
-      <w:r>
-        <w:t>) y la convierte en argumentos para otro comando.</w:t>
-      </w:r>
     </w:p>
     <w:p>
       <w:pPr>
-        <w:pStyle w:val="Ttulo3"/>
-        <w:ind w:left="861"/>
-        <w:rPr>
-          <w:rFonts w:ascii="Trebuchet MS" w:eastAsia="Times New Roman" w:hAnsi="Trebuchet MS" w:cs="Times New Roman"/>
-          <w:sz w:val="22"/>
-          <w:szCs w:val="22"/>
-          <w:lang w:val="es-AR"/>
-        </w:rPr>
-      </w:pPr>
-      <w:r>
-        <w:rPr>
-          <w:rFonts w:ascii="Segoe UI Emoji" w:hAnsi="Segoe UI Emoji" w:cs="Segoe UI Emoji"/>
-          <w:sz w:val="22"/>
-          <w:szCs w:val="22"/>
-        </w:rPr>
-        <w:t>🔹</w:t>
-      </w:r>
-      <w:r>
-        <w:rPr>
-          <w:rFonts w:ascii="Trebuchet MS" w:hAnsi="Trebuchet MS"/>
-          <w:sz w:val="22"/>
-          <w:szCs w:val="22"/>
-        </w:rPr>
-        <w:t xml:space="preserve"> Con </w:t>
-      </w:r>
-      <w:r>
-        <w:rPr>
-          <w:rStyle w:val="CdigoHTML"/>
-          <w:rFonts w:ascii="Trebuchet MS" w:eastAsiaTheme="majorEastAsia" w:hAnsi="Trebuchet MS"/>
-          <w:sz w:val="22"/>
-          <w:szCs w:val="22"/>
-        </w:rPr>
-        <w:t>-I {}</w:t>
-      </w:r>
-    </w:p>
-    <w:p>
-      <w:pPr>
-        <w:pStyle w:val="NormalWeb"/>
-        <w:ind w:left="861"/>
-        <w:rPr>
-          <w:rFonts w:ascii="Trebuchet MS" w:hAnsi="Trebuchet MS"/>
-          <w:sz w:val="22"/>
-          <w:szCs w:val="22"/>
-          <w:lang w:val="es-AR"/>
-        </w:rPr>
-      </w:pPr>
-      <w:r>
-        <w:rPr>
-          <w:rFonts w:ascii="Trebuchet MS" w:hAnsi="Trebuchet MS"/>
-          <w:sz w:val="22"/>
-          <w:szCs w:val="22"/>
-          <w:lang w:val="es-AR"/>
-        </w:rPr>
-        <w:t xml:space="preserve">Cuando </w:t>
-      </w:r>
-      <w:proofErr w:type="spellStart"/>
-      <w:r>
-        <w:rPr>
-          <w:rFonts w:ascii="Trebuchet MS" w:hAnsi="Trebuchet MS"/>
-          <w:sz w:val="22"/>
-          <w:szCs w:val="22"/>
-          <w:lang w:val="es-AR"/>
-        </w:rPr>
-        <w:t>usás</w:t>
-      </w:r>
-      <w:proofErr w:type="spellEnd"/>
-      <w:r>
-        <w:rPr>
-          <w:rFonts w:ascii="Trebuchet MS" w:hAnsi="Trebuchet MS"/>
-          <w:sz w:val="22"/>
-          <w:szCs w:val="22"/>
-          <w:lang w:val="es-AR"/>
-        </w:rPr>
-        <w:t xml:space="preserve"> </w:t>
-      </w:r>
-      <w:r>
-        <w:rPr>
-          <w:rStyle w:val="CdigoHTML"/>
-          <w:rFonts w:ascii="Trebuchet MS" w:hAnsi="Trebuchet MS"/>
-          <w:sz w:val="22"/>
-          <w:szCs w:val="22"/>
-          <w:lang w:val="es-AR"/>
-        </w:rPr>
-        <w:t>-I</w:t>
-      </w:r>
-      <w:r>
-        <w:rPr>
-          <w:rFonts w:ascii="Trebuchet MS" w:hAnsi="Trebuchet MS"/>
-          <w:sz w:val="22"/>
-          <w:szCs w:val="22"/>
-          <w:lang w:val="es-AR"/>
-        </w:rPr>
-        <w:t xml:space="preserve">, le decís a </w:t>
-      </w:r>
-      <w:proofErr w:type="spellStart"/>
-      <w:r>
-        <w:rPr>
-          <w:rStyle w:val="CdigoHTML"/>
-          <w:rFonts w:ascii="Trebuchet MS" w:hAnsi="Trebuchet MS"/>
-          <w:sz w:val="22"/>
-          <w:szCs w:val="22"/>
-          <w:lang w:val="es-AR"/>
-        </w:rPr>
-        <w:t>xargs</w:t>
-      </w:r>
-      <w:proofErr w:type="spellEnd"/>
-      <w:r>
-        <w:rPr>
-          <w:rFonts w:ascii="Trebuchet MS" w:hAnsi="Trebuchet MS"/>
-          <w:sz w:val="22"/>
-          <w:szCs w:val="22"/>
-          <w:lang w:val="es-AR"/>
-        </w:rPr>
-        <w:t xml:space="preserve">: </w:t>
-      </w:r>
-      <w:r>
-        <w:rPr>
-          <w:rStyle w:val="Textoennegrita"/>
-          <w:rFonts w:ascii="Trebuchet MS" w:hAnsi="Trebuchet MS"/>
-          <w:sz w:val="22"/>
-          <w:szCs w:val="22"/>
-          <w:lang w:val="es-AR"/>
-        </w:rPr>
-        <w:t>"</w:t>
-      </w:r>
-      <w:proofErr w:type="spellStart"/>
-      <w:r>
-        <w:rPr>
-          <w:rStyle w:val="Textoennegrita"/>
-          <w:rFonts w:ascii="Trebuchet MS" w:hAnsi="Trebuchet MS"/>
-          <w:sz w:val="22"/>
-          <w:szCs w:val="22"/>
-          <w:lang w:val="es-AR"/>
-        </w:rPr>
-        <w:t>reemplazá</w:t>
-      </w:r>
-      <w:proofErr w:type="spellEnd"/>
-      <w:r>
-        <w:rPr>
-          <w:rStyle w:val="Textoennegrita"/>
-          <w:rFonts w:ascii="Trebuchet MS" w:hAnsi="Trebuchet MS"/>
-          <w:sz w:val="22"/>
-          <w:szCs w:val="22"/>
-          <w:lang w:val="es-AR"/>
-        </w:rPr>
-        <w:t xml:space="preserve"> cada línea de la entrada en este marcador"</w:t>
-      </w:r>
-      <w:r>
-        <w:rPr>
-          <w:rFonts w:ascii="Trebuchet MS" w:hAnsi="Trebuchet MS"/>
-          <w:sz w:val="22"/>
-          <w:szCs w:val="22"/>
-          <w:lang w:val="es-AR"/>
-        </w:rPr>
-        <w:t>.</w:t>
-      </w:r>
-    </w:p>
-    <w:p>
-      <w:pPr>
-        <w:pStyle w:val="NormalWeb"/>
-        <w:numPr>
-          <w:ilvl w:val="0"/>
-          <w:numId w:val="5"/>
-        </w:numPr>
+        <w:pStyle w:val="Prrafodelista"/>
         <w:tabs>
-          <w:tab w:val="clear" w:pos="720"/>
-          <w:tab w:val="num" w:pos="1581"/>
-        </w:tabs>
-        <w:ind w:left="1581"/>
-        <w:rPr>
-          <w:rFonts w:ascii="Trebuchet MS" w:hAnsi="Trebuchet MS"/>
-          <w:sz w:val="22"/>
-          <w:szCs w:val="22"/>
-          <w:lang w:val="es-AR"/>
-        </w:rPr>
-      </w:pPr>
-      <w:r>
-        <w:rPr>
-          <w:rStyle w:val="CdigoHTML"/>
-          <w:rFonts w:ascii="Trebuchet MS" w:hAnsi="Trebuchet MS"/>
-          <w:sz w:val="22"/>
-          <w:szCs w:val="22"/>
-          <w:lang w:val="es-AR"/>
-        </w:rPr>
-        <w:t>-I {}</w:t>
-      </w:r>
-      <w:r>
-        <w:rPr>
-          <w:rFonts w:ascii="Trebuchet MS" w:hAnsi="Trebuchet MS"/>
-          <w:sz w:val="22"/>
-          <w:szCs w:val="22"/>
-          <w:lang w:val="es-AR"/>
-        </w:rPr>
-        <w:t xml:space="preserve"> </w:t>
-      </w:r>
-      <w:r>
-        <w:rPr>
-          <w:rFonts w:ascii="Arial" w:hAnsi="Arial" w:cs="Arial"/>
-          <w:sz w:val="22"/>
-          <w:szCs w:val="22"/>
-          <w:lang w:val="es-AR"/>
-        </w:rPr>
-        <w:t>→</w:t>
-      </w:r>
-      <w:r>
-        <w:rPr>
-          <w:rFonts w:ascii="Trebuchet MS" w:hAnsi="Trebuchet MS"/>
-          <w:sz w:val="22"/>
-          <w:szCs w:val="22"/>
-          <w:lang w:val="es-AR"/>
-        </w:rPr>
-        <w:t xml:space="preserve"> </w:t>
-      </w:r>
-      <w:r>
-        <w:rPr>
-          <w:rStyle w:val="CdigoHTML"/>
-          <w:rFonts w:ascii="Trebuchet MS" w:hAnsi="Trebuchet MS"/>
-          <w:sz w:val="22"/>
-          <w:szCs w:val="22"/>
-          <w:lang w:val="es-AR"/>
-        </w:rPr>
-        <w:t>{}</w:t>
-      </w:r>
-      <w:r>
-        <w:rPr>
-          <w:rFonts w:ascii="Trebuchet MS" w:hAnsi="Trebuchet MS"/>
-          <w:sz w:val="22"/>
-          <w:szCs w:val="22"/>
-          <w:lang w:val="es-AR"/>
-        </w:rPr>
-        <w:t xml:space="preserve"> es un marcador de posición (puede ser otro símbolo, como </w:t>
-      </w:r>
-      <w:r>
-        <w:rPr>
-          <w:rStyle w:val="CdigoHTML"/>
-          <w:rFonts w:ascii="Trebuchet MS" w:hAnsi="Trebuchet MS"/>
-          <w:sz w:val="22"/>
-          <w:szCs w:val="22"/>
-          <w:lang w:val="es-AR"/>
-        </w:rPr>
-        <w:t>-I %</w:t>
-      </w:r>
-      <w:r>
-        <w:rPr>
-          <w:rFonts w:ascii="Trebuchet MS" w:hAnsi="Trebuchet MS"/>
-          <w:sz w:val="22"/>
-          <w:szCs w:val="22"/>
-          <w:lang w:val="es-AR"/>
-        </w:rPr>
-        <w:t>).</w:t>
-      </w:r>
-    </w:p>
-    <w:p>
-      <w:pPr>
-        <w:pStyle w:val="NormalWeb"/>
-        <w:numPr>
-          <w:ilvl w:val="0"/>
-          <w:numId w:val="5"/>
-        </w:numPr>
-        <w:tabs>
-          <w:tab w:val="clear" w:pos="720"/>
-          <w:tab w:val="num" w:pos="1581"/>
-        </w:tabs>
-        <w:ind w:left="1581"/>
-        <w:rPr>
-          <w:lang w:val="es-AR"/>
-        </w:rPr>
-      </w:pPr>
-      <w:r>
-        <w:rPr>
-          <w:rFonts w:ascii="Trebuchet MS" w:hAnsi="Trebuchet MS"/>
-          <w:sz w:val="22"/>
-          <w:szCs w:val="22"/>
-          <w:lang w:val="es-AR"/>
-        </w:rPr>
-        <w:t xml:space="preserve">Cada vez que </w:t>
-      </w:r>
-      <w:proofErr w:type="spellStart"/>
-      <w:r>
-        <w:rPr>
-          <w:rStyle w:val="CdigoHTML"/>
-          <w:rFonts w:ascii="Trebuchet MS" w:hAnsi="Trebuchet MS"/>
-          <w:sz w:val="22"/>
-          <w:szCs w:val="22"/>
-          <w:lang w:val="es-AR"/>
-        </w:rPr>
-        <w:t>xargs</w:t>
-      </w:r>
-      <w:proofErr w:type="spellEnd"/>
-      <w:r>
-        <w:rPr>
-          <w:rFonts w:ascii="Trebuchet MS" w:hAnsi="Trebuchet MS"/>
-          <w:sz w:val="22"/>
-          <w:szCs w:val="22"/>
-          <w:lang w:val="es-AR"/>
-        </w:rPr>
-        <w:t xml:space="preserve"> recibe una línea, sustituye </w:t>
-      </w:r>
-      <w:r>
-        <w:rPr>
-          <w:rStyle w:val="CdigoHTML"/>
-          <w:rFonts w:ascii="Trebuchet MS" w:hAnsi="Trebuchet MS"/>
-          <w:sz w:val="22"/>
-          <w:szCs w:val="22"/>
-          <w:lang w:val="es-AR"/>
-        </w:rPr>
-        <w:t>{}</w:t>
-      </w:r>
-      <w:r>
-        <w:rPr>
-          <w:rFonts w:ascii="Trebuchet MS" w:hAnsi="Trebuchet MS"/>
-          <w:sz w:val="22"/>
-          <w:szCs w:val="22"/>
-          <w:lang w:val="es-AR"/>
-        </w:rPr>
-        <w:t xml:space="preserve"> en el comando que le des.</w:t>
-      </w:r>
-    </w:p>
-    <w:p>
-      <w:pPr>
-        <w:pStyle w:val="NormalWeb"/>
-        <w:ind w:left="1581"/>
-        <w:rPr>
-          <w:lang w:val="es-AR"/>
-        </w:rPr>
-      </w:pPr>
-    </w:p>
-    <w:p>
-      <w:pPr>
-        <w:pStyle w:val="Prrafodelista"/>
-        <w:numPr>
-          <w:ilvl w:val="1"/>
-          <w:numId w:val="2"/>
-        </w:numPr>
-        <w:tabs>
-          <w:tab w:val="left" w:pos="859"/>
           <w:tab w:val="left" w:pos="861"/>
         </w:tabs>
-        <w:spacing w:before="3" w:line="285" w:lineRule="auto"/>
-        <w:ind w:right="136"/>
+        <w:spacing w:before="52" w:line="285" w:lineRule="auto"/>
+        <w:ind w:left="861" w:right="139" w:firstLine="0"/>
         <w:jc w:val="both"/>
       </w:pPr>
       <w:r>
         <w:rPr>
-          <w:spacing w:val="-8"/>
-        </w:rPr>
-        <w:t>Genera</w:t>
-      </w:r>
-      <w:r>
-        <w:t xml:space="preserve"> </w:t>
-      </w:r>
-      <w:r>
-        <w:rPr>
-          <w:spacing w:val="-8"/>
-        </w:rPr>
-        <w:t>un archivo de texto vacío con cada género</w:t>
-      </w:r>
-      <w:r>
-        <w:t xml:space="preserve"> </w:t>
-      </w:r>
-      <w:r>
-        <w:rPr>
-          <w:spacing w:val="-8"/>
-        </w:rPr>
-        <w:t>cinematográfico, por ejemplo,</w:t>
-      </w:r>
-      <w:r>
-        <w:rPr>
-          <w:spacing w:val="11"/>
-        </w:rPr>
-        <w:t xml:space="preserve"> </w:t>
-      </w:r>
-      <w:r>
-        <w:rPr>
-          <w:rFonts w:ascii="Courier New" w:hAnsi="Courier New"/>
-          <w:spacing w:val="-8"/>
-          <w:sz w:val="20"/>
-        </w:rPr>
-        <w:t>ficcion.txt</w:t>
-      </w:r>
-      <w:r>
-        <w:rPr>
-          <w:spacing w:val="-8"/>
-        </w:rPr>
-        <w:t xml:space="preserve">. </w:t>
-      </w:r>
-      <w:r>
-        <w:t>Si te animas, toma como entrada para esta línea de comandos, la salida de la línea de comandos</w:t>
-      </w:r>
-      <w:r>
-        <w:rPr>
-          <w:spacing w:val="-16"/>
-        </w:rPr>
-        <w:t xml:space="preserve"> </w:t>
-      </w:r>
-      <w:r>
-        <w:t>del</w:t>
-      </w:r>
-      <w:r>
-        <w:rPr>
-          <w:spacing w:val="-18"/>
-        </w:rPr>
-        <w:t xml:space="preserve"> </w:t>
-      </w:r>
-      <w:r>
-        <w:t>apartado</w:t>
-      </w:r>
-      <w:r>
-        <w:rPr>
-          <w:spacing w:val="-12"/>
-        </w:rPr>
-        <w:t xml:space="preserve"> </w:t>
-      </w:r>
-      <w:r>
-        <w:rPr>
-          <w:b/>
-        </w:rPr>
-        <w:t>b)</w:t>
-      </w:r>
-      <w:r>
-        <w:t>.</w:t>
-      </w:r>
-      <w:r>
-        <w:rPr>
-          <w:spacing w:val="-16"/>
-        </w:rPr>
-        <w:t xml:space="preserve"> </w:t>
-      </w:r>
-      <w:r>
-        <w:t>Guárdalos</w:t>
-      </w:r>
-      <w:r>
-        <w:rPr>
-          <w:spacing w:val="-17"/>
-        </w:rPr>
-        <w:t xml:space="preserve"> </w:t>
-      </w:r>
-      <w:r>
-        <w:t>en</w:t>
-      </w:r>
-      <w:r>
-        <w:rPr>
-          <w:spacing w:val="-17"/>
-        </w:rPr>
-        <w:t xml:space="preserve"> </w:t>
-      </w:r>
-      <w:r>
-        <w:t>la</w:t>
-      </w:r>
-      <w:r>
-        <w:rPr>
-          <w:spacing w:val="-14"/>
-        </w:rPr>
-        <w:t xml:space="preserve"> </w:t>
-      </w:r>
-      <w:r>
-        <w:t>carpeta</w:t>
-      </w:r>
-      <w:r>
-        <w:rPr>
-          <w:spacing w:val="-17"/>
-        </w:rPr>
-        <w:t xml:space="preserve"> </w:t>
-      </w:r>
-      <w:r>
-        <w:t>que</w:t>
-      </w:r>
-      <w:r>
-        <w:rPr>
-          <w:spacing w:val="-16"/>
-        </w:rPr>
-        <w:t xml:space="preserve"> </w:t>
-      </w:r>
-      <w:r>
-        <w:t>le</w:t>
-      </w:r>
-      <w:r>
-        <w:rPr>
-          <w:spacing w:val="-13"/>
-        </w:rPr>
-        <w:t xml:space="preserve"> </w:t>
-      </w:r>
-      <w:r>
-        <w:t>corresponda</w:t>
-      </w:r>
-      <w:r>
-        <w:rPr>
-          <w:spacing w:val="-11"/>
-        </w:rPr>
-        <w:t xml:space="preserve"> </w:t>
-      </w:r>
-      <w:r>
-        <w:t>a</w:t>
-      </w:r>
-      <w:r>
-        <w:rPr>
-          <w:spacing w:val="-17"/>
-        </w:rPr>
-        <w:t xml:space="preserve"> </w:t>
-      </w:r>
-      <w:r>
-        <w:t>cada</w:t>
-      </w:r>
-      <w:r>
-        <w:rPr>
-          <w:spacing w:val="-14"/>
-        </w:rPr>
-        <w:t xml:space="preserve"> </w:t>
-      </w:r>
-      <w:r>
-        <w:t>uno.</w:t>
-      </w:r>
-    </w:p>
-    <w:p>
-      <w:pPr>
-        <w:pStyle w:val="Prrafodelista"/>
-        <w:tabs>
-          <w:tab w:val="left" w:pos="859"/>
-          <w:tab w:val="left" w:pos="861"/>
-        </w:tabs>
-        <w:spacing w:before="3" w:line="285" w:lineRule="auto"/>
-        <w:ind w:left="861" w:right="136" w:firstLine="0"/>
-        <w:jc w:val="both"/>
-      </w:pPr>
-      <w:r>
+          <w:noProof/>
+        </w:rPr>
         <w:drawing>
-          <wp:inline distT="0" distB="0" distL="0" distR="0" wp14:anchorId="3D89E7BE" wp14:editId="39C796B4">
-            <wp:extent cx="6303010" cy="1938655"/>
-            <wp:effectExtent l="0" t="0" r="2540" b="4445"/>
-            <wp:docPr id="32" name="Imagen 32"/>
+          <wp:inline distT="0" distB="0" distL="0" distR="0" wp14:anchorId="597C05E1" wp14:editId="42513862">
+            <wp:extent cx="6303010" cy="341630"/>
+            <wp:effectExtent l="0" t="0" r="2540" b="1270"/>
+            <wp:docPr id="31" name="Imagen 31"/>
             <wp:cNvGraphicFramePr>
               <a:graphicFrameLocks xmlns:a="http://schemas.openxmlformats.org/drawingml/2006/main" noChangeAspect="1"/>
             </wp:cNvGraphicFramePr>
@@ -9985,7 +9413,7 @@
                   <pic:spPr>
                     <a:xfrm>
                       <a:off x="0" y="0"/>
-                      <a:ext cx="6303010" cy="1938655"/>
+                      <a:ext cx="6303010" cy="341630"/>
                     </a:xfrm>
                     <a:prstGeom prst="rect">
                       <a:avLst/>
@@ -10001,133 +9429,477 @@
     <w:p>
       <w:pPr>
         <w:pStyle w:val="Prrafodelista"/>
+        <w:tabs>
+          <w:tab w:val="left" w:pos="861"/>
+        </w:tabs>
+        <w:spacing w:before="52" w:line="285" w:lineRule="auto"/>
+        <w:ind w:left="861" w:right="139" w:firstLine="0"/>
+        <w:jc w:val="both"/>
+      </w:pPr>
+    </w:p>
+    <w:p>
+      <w:pPr>
+        <w:pStyle w:val="Prrafodelista"/>
+        <w:tabs>
+          <w:tab w:val="left" w:pos="861"/>
+        </w:tabs>
+        <w:spacing w:before="52" w:line="285" w:lineRule="auto"/>
+        <w:ind w:left="861" w:right="139" w:firstLine="0"/>
+        <w:jc w:val="both"/>
+      </w:pPr>
+      <w:proofErr w:type="spellStart"/>
+      <w:r>
+        <w:rPr>
+          <w:rStyle w:val="CdigoHTML"/>
+          <w:rFonts w:eastAsia="Trebuchet MS"/>
+        </w:rPr>
+        <w:t>xargs</w:t>
+      </w:r>
+      <w:proofErr w:type="spellEnd"/>
+      <w:r>
+        <w:t xml:space="preserve"> es un comando que toma la salida de otro programa (por </w:t>
+      </w:r>
+      <w:proofErr w:type="spellStart"/>
+      <w:r>
+        <w:t>stdin</w:t>
+      </w:r>
+      <w:proofErr w:type="spellEnd"/>
+      <w:r>
+        <w:t>) y la convierte en argumentos para otro comando.</w:t>
+      </w:r>
+    </w:p>
+    <w:p>
+      <w:pPr>
+        <w:pStyle w:val="Ttulo3"/>
+        <w:ind w:left="861"/>
+        <w:rPr>
+          <w:rFonts w:ascii="Trebuchet MS" w:eastAsia="Times New Roman" w:hAnsi="Trebuchet MS" w:cs="Times New Roman"/>
+          <w:sz w:val="22"/>
+          <w:szCs w:val="22"/>
+          <w:lang w:val="es-AR"/>
+        </w:rPr>
+      </w:pPr>
+      <w:r>
+        <w:rPr>
+          <w:rFonts w:ascii="Segoe UI Emoji" w:hAnsi="Segoe UI Emoji" w:cs="Segoe UI Emoji"/>
+          <w:sz w:val="22"/>
+          <w:szCs w:val="22"/>
+        </w:rPr>
+        <w:t>🔹</w:t>
+      </w:r>
+      <w:r>
+        <w:rPr>
+          <w:rFonts w:ascii="Trebuchet MS" w:hAnsi="Trebuchet MS"/>
+          <w:sz w:val="22"/>
+          <w:szCs w:val="22"/>
+        </w:rPr>
+        <w:t xml:space="preserve"> Con </w:t>
+      </w:r>
+      <w:r>
+        <w:rPr>
+          <w:rStyle w:val="CdigoHTML"/>
+          <w:rFonts w:ascii="Trebuchet MS" w:eastAsiaTheme="majorEastAsia" w:hAnsi="Trebuchet MS"/>
+          <w:sz w:val="22"/>
+          <w:szCs w:val="22"/>
+        </w:rPr>
+        <w:t>-I {}</w:t>
+      </w:r>
+    </w:p>
+    <w:p>
+      <w:pPr>
+        <w:pStyle w:val="NormalWeb"/>
+        <w:ind w:left="861"/>
+        <w:rPr>
+          <w:rFonts w:ascii="Trebuchet MS" w:hAnsi="Trebuchet MS"/>
+          <w:sz w:val="22"/>
+          <w:szCs w:val="22"/>
+          <w:lang w:val="es-AR"/>
+        </w:rPr>
+      </w:pPr>
+      <w:r>
+        <w:rPr>
+          <w:rFonts w:ascii="Trebuchet MS" w:hAnsi="Trebuchet MS"/>
+          <w:sz w:val="22"/>
+          <w:szCs w:val="22"/>
+          <w:lang w:val="es-AR"/>
+        </w:rPr>
+        <w:t xml:space="preserve">Cuando </w:t>
+      </w:r>
+      <w:proofErr w:type="spellStart"/>
+      <w:r>
+        <w:rPr>
+          <w:rFonts w:ascii="Trebuchet MS" w:hAnsi="Trebuchet MS"/>
+          <w:sz w:val="22"/>
+          <w:szCs w:val="22"/>
+          <w:lang w:val="es-AR"/>
+        </w:rPr>
+        <w:t>usás</w:t>
+      </w:r>
+      <w:proofErr w:type="spellEnd"/>
+      <w:r>
+        <w:rPr>
+          <w:rFonts w:ascii="Trebuchet MS" w:hAnsi="Trebuchet MS"/>
+          <w:sz w:val="22"/>
+          <w:szCs w:val="22"/>
+          <w:lang w:val="es-AR"/>
+        </w:rPr>
+        <w:t xml:space="preserve"> </w:t>
+      </w:r>
+      <w:r>
+        <w:rPr>
+          <w:rStyle w:val="CdigoHTML"/>
+          <w:rFonts w:ascii="Trebuchet MS" w:hAnsi="Trebuchet MS"/>
+          <w:sz w:val="22"/>
+          <w:szCs w:val="22"/>
+          <w:lang w:val="es-AR"/>
+        </w:rPr>
+        <w:t>-I</w:t>
+      </w:r>
+      <w:r>
+        <w:rPr>
+          <w:rFonts w:ascii="Trebuchet MS" w:hAnsi="Trebuchet MS"/>
+          <w:sz w:val="22"/>
+          <w:szCs w:val="22"/>
+          <w:lang w:val="es-AR"/>
+        </w:rPr>
+        <w:t xml:space="preserve">, le decís a </w:t>
+      </w:r>
+      <w:proofErr w:type="spellStart"/>
+      <w:r>
+        <w:rPr>
+          <w:rStyle w:val="CdigoHTML"/>
+          <w:rFonts w:ascii="Trebuchet MS" w:hAnsi="Trebuchet MS"/>
+          <w:sz w:val="22"/>
+          <w:szCs w:val="22"/>
+          <w:lang w:val="es-AR"/>
+        </w:rPr>
+        <w:t>xargs</w:t>
+      </w:r>
+      <w:proofErr w:type="spellEnd"/>
+      <w:r>
+        <w:rPr>
+          <w:rFonts w:ascii="Trebuchet MS" w:hAnsi="Trebuchet MS"/>
+          <w:sz w:val="22"/>
+          <w:szCs w:val="22"/>
+          <w:lang w:val="es-AR"/>
+        </w:rPr>
+        <w:t xml:space="preserve">: </w:t>
+      </w:r>
+      <w:r>
+        <w:rPr>
+          <w:rStyle w:val="Textoennegrita"/>
+          <w:rFonts w:ascii="Trebuchet MS" w:hAnsi="Trebuchet MS"/>
+          <w:sz w:val="22"/>
+          <w:szCs w:val="22"/>
+          <w:lang w:val="es-AR"/>
+        </w:rPr>
+        <w:t>"</w:t>
+      </w:r>
+      <w:proofErr w:type="spellStart"/>
+      <w:r>
+        <w:rPr>
+          <w:rStyle w:val="Textoennegrita"/>
+          <w:rFonts w:ascii="Trebuchet MS" w:hAnsi="Trebuchet MS"/>
+          <w:sz w:val="22"/>
+          <w:szCs w:val="22"/>
+          <w:lang w:val="es-AR"/>
+        </w:rPr>
+        <w:t>reemplazá</w:t>
+      </w:r>
+      <w:proofErr w:type="spellEnd"/>
+      <w:r>
+        <w:rPr>
+          <w:rStyle w:val="Textoennegrita"/>
+          <w:rFonts w:ascii="Trebuchet MS" w:hAnsi="Trebuchet MS"/>
+          <w:sz w:val="22"/>
+          <w:szCs w:val="22"/>
+          <w:lang w:val="es-AR"/>
+        </w:rPr>
+        <w:t xml:space="preserve"> cada línea de la entrada en este marcador"</w:t>
+      </w:r>
+      <w:r>
+        <w:rPr>
+          <w:rFonts w:ascii="Trebuchet MS" w:hAnsi="Trebuchet MS"/>
+          <w:sz w:val="22"/>
+          <w:szCs w:val="22"/>
+          <w:lang w:val="es-AR"/>
+        </w:rPr>
+        <w:t>.</w:t>
+      </w:r>
+    </w:p>
+    <w:p>
+      <w:pPr>
+        <w:pStyle w:val="NormalWeb"/>
+        <w:numPr>
+          <w:ilvl w:val="0"/>
+          <w:numId w:val="5"/>
+        </w:numPr>
+        <w:tabs>
+          <w:tab w:val="clear" w:pos="720"/>
+          <w:tab w:val="num" w:pos="1581"/>
+        </w:tabs>
+        <w:ind w:left="1581"/>
+        <w:rPr>
+          <w:rFonts w:ascii="Trebuchet MS" w:hAnsi="Trebuchet MS"/>
+          <w:sz w:val="22"/>
+          <w:szCs w:val="22"/>
+          <w:lang w:val="es-AR"/>
+        </w:rPr>
+      </w:pPr>
+      <w:r>
+        <w:rPr>
+          <w:rStyle w:val="CdigoHTML"/>
+          <w:rFonts w:ascii="Trebuchet MS" w:hAnsi="Trebuchet MS"/>
+          <w:sz w:val="22"/>
+          <w:szCs w:val="22"/>
+          <w:lang w:val="es-AR"/>
+        </w:rPr>
+        <w:t>-I {}</w:t>
+      </w:r>
+      <w:r>
+        <w:rPr>
+          <w:rFonts w:ascii="Trebuchet MS" w:hAnsi="Trebuchet MS"/>
+          <w:sz w:val="22"/>
+          <w:szCs w:val="22"/>
+          <w:lang w:val="es-AR"/>
+        </w:rPr>
+        <w:t xml:space="preserve"> </w:t>
+      </w:r>
+      <w:r>
+        <w:rPr>
+          <w:rFonts w:ascii="Arial" w:hAnsi="Arial" w:cs="Arial"/>
+          <w:sz w:val="22"/>
+          <w:szCs w:val="22"/>
+          <w:lang w:val="es-AR"/>
+        </w:rPr>
+        <w:t>→</w:t>
+      </w:r>
+      <w:r>
+        <w:rPr>
+          <w:rFonts w:ascii="Trebuchet MS" w:hAnsi="Trebuchet MS"/>
+          <w:sz w:val="22"/>
+          <w:szCs w:val="22"/>
+          <w:lang w:val="es-AR"/>
+        </w:rPr>
+        <w:t xml:space="preserve"> </w:t>
+      </w:r>
+      <w:r>
+        <w:rPr>
+          <w:rStyle w:val="CdigoHTML"/>
+          <w:rFonts w:ascii="Trebuchet MS" w:hAnsi="Trebuchet MS"/>
+          <w:sz w:val="22"/>
+          <w:szCs w:val="22"/>
+          <w:lang w:val="es-AR"/>
+        </w:rPr>
+        <w:t>{}</w:t>
+      </w:r>
+      <w:r>
+        <w:rPr>
+          <w:rFonts w:ascii="Trebuchet MS" w:hAnsi="Trebuchet MS"/>
+          <w:sz w:val="22"/>
+          <w:szCs w:val="22"/>
+          <w:lang w:val="es-AR"/>
+        </w:rPr>
+        <w:t xml:space="preserve"> es un marcador de posición (puede ser otro símbolo, como </w:t>
+      </w:r>
+      <w:r>
+        <w:rPr>
+          <w:rStyle w:val="CdigoHTML"/>
+          <w:rFonts w:ascii="Trebuchet MS" w:hAnsi="Trebuchet MS"/>
+          <w:sz w:val="22"/>
+          <w:szCs w:val="22"/>
+          <w:lang w:val="es-AR"/>
+        </w:rPr>
+        <w:t>-I %</w:t>
+      </w:r>
+      <w:r>
+        <w:rPr>
+          <w:rFonts w:ascii="Trebuchet MS" w:hAnsi="Trebuchet MS"/>
+          <w:sz w:val="22"/>
+          <w:szCs w:val="22"/>
+          <w:lang w:val="es-AR"/>
+        </w:rPr>
+        <w:t>).</w:t>
+      </w:r>
+    </w:p>
+    <w:p>
+      <w:pPr>
+        <w:pStyle w:val="NormalWeb"/>
+        <w:numPr>
+          <w:ilvl w:val="0"/>
+          <w:numId w:val="5"/>
+        </w:numPr>
+        <w:tabs>
+          <w:tab w:val="clear" w:pos="720"/>
+          <w:tab w:val="num" w:pos="1581"/>
+        </w:tabs>
+        <w:ind w:left="1581"/>
+        <w:rPr>
+          <w:lang w:val="es-AR"/>
+        </w:rPr>
+      </w:pPr>
+      <w:r>
+        <w:rPr>
+          <w:rFonts w:ascii="Trebuchet MS" w:hAnsi="Trebuchet MS"/>
+          <w:sz w:val="22"/>
+          <w:szCs w:val="22"/>
+          <w:lang w:val="es-AR"/>
+        </w:rPr>
+        <w:t xml:space="preserve">Cada vez que </w:t>
+      </w:r>
+      <w:proofErr w:type="spellStart"/>
+      <w:r>
+        <w:rPr>
+          <w:rStyle w:val="CdigoHTML"/>
+          <w:rFonts w:ascii="Trebuchet MS" w:hAnsi="Trebuchet MS"/>
+          <w:sz w:val="22"/>
+          <w:szCs w:val="22"/>
+          <w:lang w:val="es-AR"/>
+        </w:rPr>
+        <w:t>xargs</w:t>
+      </w:r>
+      <w:proofErr w:type="spellEnd"/>
+      <w:r>
+        <w:rPr>
+          <w:rFonts w:ascii="Trebuchet MS" w:hAnsi="Trebuchet MS"/>
+          <w:sz w:val="22"/>
+          <w:szCs w:val="22"/>
+          <w:lang w:val="es-AR"/>
+        </w:rPr>
+        <w:t xml:space="preserve"> recibe una línea, sustituye </w:t>
+      </w:r>
+      <w:r>
+        <w:rPr>
+          <w:rStyle w:val="CdigoHTML"/>
+          <w:rFonts w:ascii="Trebuchet MS" w:hAnsi="Trebuchet MS"/>
+          <w:sz w:val="22"/>
+          <w:szCs w:val="22"/>
+          <w:lang w:val="es-AR"/>
+        </w:rPr>
+        <w:t>{}</w:t>
+      </w:r>
+      <w:r>
+        <w:rPr>
+          <w:rFonts w:ascii="Trebuchet MS" w:hAnsi="Trebuchet MS"/>
+          <w:sz w:val="22"/>
+          <w:szCs w:val="22"/>
+          <w:lang w:val="es-AR"/>
+        </w:rPr>
+        <w:t xml:space="preserve"> en el comando que le des.</w:t>
+      </w:r>
+    </w:p>
+    <w:p>
+      <w:pPr>
+        <w:pStyle w:val="NormalWeb"/>
+        <w:ind w:left="1581"/>
+        <w:rPr>
+          <w:lang w:val="es-AR"/>
+        </w:rPr>
+      </w:pPr>
+    </w:p>
+    <w:p>
+      <w:pPr>
+        <w:pStyle w:val="Prrafodelista"/>
         <w:numPr>
           <w:ilvl w:val="1"/>
           <w:numId w:val="2"/>
         </w:numPr>
         <w:tabs>
+          <w:tab w:val="left" w:pos="859"/>
           <w:tab w:val="left" w:pos="861"/>
         </w:tabs>
-        <w:spacing w:before="3" w:line="290" w:lineRule="auto"/>
-        <w:ind w:right="143"/>
+        <w:spacing w:before="3" w:line="285" w:lineRule="auto"/>
+        <w:ind w:right="136"/>
         <w:jc w:val="both"/>
       </w:pPr>
       <w:r>
         <w:rPr>
-          <w:spacing w:val="-6"/>
-        </w:rPr>
-        <w:t>Guarda,</w:t>
-      </w:r>
-      <w:r>
-        <w:rPr>
-          <w:spacing w:val="-9"/>
-        </w:rPr>
-        <w:t xml:space="preserve"> </w:t>
-      </w:r>
-      <w:r>
-        <w:rPr>
-          <w:spacing w:val="-6"/>
-        </w:rPr>
-        <w:t>en cada archivo,</w:t>
-      </w:r>
-      <w:r>
-        <w:rPr>
-          <w:spacing w:val="-9"/>
-        </w:rPr>
-        <w:t xml:space="preserve"> </w:t>
-      </w:r>
-      <w:r>
-        <w:rPr>
-          <w:spacing w:val="-6"/>
-        </w:rPr>
-        <w:t>el listado</w:t>
-      </w:r>
-      <w:r>
-        <w:rPr>
-          <w:spacing w:val="-7"/>
-        </w:rPr>
-        <w:t xml:space="preserve"> </w:t>
-      </w:r>
-      <w:r>
-        <w:rPr>
-          <w:spacing w:val="-6"/>
-        </w:rPr>
-        <w:t>de las</w:t>
-      </w:r>
-      <w:r>
-        <w:rPr>
-          <w:spacing w:val="-7"/>
-        </w:rPr>
-        <w:t xml:space="preserve"> </w:t>
-      </w:r>
-      <w:r>
-        <w:rPr>
-          <w:spacing w:val="-6"/>
-        </w:rPr>
-        <w:t>películas</w:t>
-      </w:r>
-      <w:r>
-        <w:rPr>
-          <w:spacing w:val="-7"/>
-        </w:rPr>
-        <w:t xml:space="preserve"> </w:t>
-      </w:r>
-      <w:r>
-        <w:rPr>
-          <w:spacing w:val="-6"/>
-        </w:rPr>
-        <w:t>según</w:t>
-      </w:r>
-      <w:r>
-        <w:rPr>
-          <w:spacing w:val="-7"/>
-        </w:rPr>
-        <w:t xml:space="preserve"> </w:t>
-      </w:r>
-      <w:r>
-        <w:rPr>
-          <w:spacing w:val="-6"/>
-        </w:rPr>
-        <w:t>su género. Si</w:t>
-      </w:r>
-      <w:r>
-        <w:rPr>
-          <w:spacing w:val="-9"/>
-        </w:rPr>
-        <w:t xml:space="preserve"> </w:t>
-      </w:r>
-      <w:r>
-        <w:rPr>
-          <w:spacing w:val="-6"/>
-        </w:rPr>
-        <w:t>te</w:t>
-      </w:r>
-      <w:r>
-        <w:rPr>
-          <w:spacing w:val="-7"/>
-        </w:rPr>
-        <w:t xml:space="preserve"> </w:t>
-      </w:r>
-      <w:r>
-        <w:rPr>
-          <w:spacing w:val="-6"/>
-        </w:rPr>
-        <w:t>animas, guarda</w:t>
-      </w:r>
-      <w:r>
-        <w:rPr>
-          <w:spacing w:val="-7"/>
-        </w:rPr>
-        <w:t xml:space="preserve"> </w:t>
-      </w:r>
-      <w:r>
-        <w:rPr>
-          <w:spacing w:val="-6"/>
-        </w:rPr>
-        <w:t xml:space="preserve">todos </w:t>
-      </w:r>
-      <w:r>
-        <w:t>los</w:t>
+          <w:spacing w:val="-8"/>
+        </w:rPr>
+        <w:t>Genera</w:t>
+      </w:r>
+      <w:r>
+        <w:t xml:space="preserve"> </w:t>
+      </w:r>
+      <w:r>
+        <w:rPr>
+          <w:spacing w:val="-8"/>
+        </w:rPr>
+        <w:t>un archivo de texto vacío con cada género</w:t>
+      </w:r>
+      <w:r>
+        <w:t xml:space="preserve"> </w:t>
+      </w:r>
+      <w:r>
+        <w:rPr>
+          <w:spacing w:val="-8"/>
+        </w:rPr>
+        <w:t>cinematográfico, por ejemplo,</w:t>
+      </w:r>
+      <w:r>
+        <w:rPr>
+          <w:spacing w:val="11"/>
+        </w:rPr>
+        <w:t xml:space="preserve"> </w:t>
+      </w:r>
+      <w:r>
+        <w:rPr>
+          <w:rFonts w:ascii="Courier New" w:hAnsi="Courier New"/>
+          <w:spacing w:val="-8"/>
+          <w:sz w:val="20"/>
+        </w:rPr>
+        <w:t>ficcion.txt</w:t>
+      </w:r>
+      <w:r>
+        <w:rPr>
+          <w:spacing w:val="-8"/>
+        </w:rPr>
+        <w:t xml:space="preserve">. </w:t>
+      </w:r>
+      <w:r>
+        <w:t>Si te animas, toma como entrada para esta línea de comandos, la salida de la línea de comandos</w:t>
+      </w:r>
+      <w:r>
+        <w:rPr>
+          <w:spacing w:val="-16"/>
+        </w:rPr>
+        <w:t xml:space="preserve"> </w:t>
+      </w:r>
+      <w:r>
+        <w:t>del</w:t>
+      </w:r>
+      <w:r>
+        <w:rPr>
+          <w:spacing w:val="-18"/>
+        </w:rPr>
+        <w:t xml:space="preserve"> </w:t>
+      </w:r>
+      <w:r>
+        <w:t>apartado</w:t>
+      </w:r>
+      <w:r>
+        <w:rPr>
+          <w:spacing w:val="-12"/>
+        </w:rPr>
+        <w:t xml:space="preserve"> </w:t>
+      </w:r>
+      <w:r>
+        <w:rPr>
+          <w:b/>
+        </w:rPr>
+        <w:t>b)</w:t>
+      </w:r>
+      <w:r>
+        <w:t>.</w:t>
+      </w:r>
+      <w:r>
+        <w:rPr>
+          <w:spacing w:val="-16"/>
+        </w:rPr>
+        <w:t xml:space="preserve"> </w:t>
+      </w:r>
+      <w:r>
+        <w:t>Guárdalos</w:t>
       </w:r>
       <w:r>
         <w:rPr>
@@ -10136,20 +9908,11 @@
         <w:t xml:space="preserve"> </w:t>
       </w:r>
       <w:r>
-        <w:t>campos,</w:t>
-      </w:r>
-      <w:r>
-        <w:rPr>
-          <w:spacing w:val="-18"/>
-        </w:rPr>
-        <w:t xml:space="preserve"> </w:t>
-      </w:r>
-      <w:r>
-        <w:t>incluyendo</w:t>
-      </w:r>
-      <w:r>
-        <w:rPr>
-          <w:spacing w:val="-19"/>
+        <w:t>en</w:t>
+      </w:r>
+      <w:r>
+        <w:rPr>
+          <w:spacing w:val="-17"/>
         </w:rPr>
         <w:t xml:space="preserve"> </w:t>
       </w:r>
@@ -10158,12 +9921,21 @@
       </w:r>
       <w:r>
         <w:rPr>
+          <w:spacing w:val="-14"/>
+        </w:rPr>
+        <w:t xml:space="preserve"> </w:t>
+      </w:r>
+      <w:r>
+        <w:t>carpeta</w:t>
+      </w:r>
+      <w:r>
+        <w:rPr>
           <w:spacing w:val="-17"/>
         </w:rPr>
         <w:t xml:space="preserve"> </w:t>
       </w:r>
       <w:r>
-        <w:t>primera</w:t>
+        <w:t>que</w:t>
       </w:r>
       <w:r>
         <w:rPr>
@@ -10172,61 +9944,25 @@
         <w:t xml:space="preserve"> </w:t>
       </w:r>
       <w:r>
-        <w:t>línea</w:t>
-      </w:r>
-      <w:r>
-        <w:rPr>
-          <w:spacing w:val="-19"/>
-        </w:rPr>
-        <w:t xml:space="preserve"> </w:t>
-      </w:r>
-      <w:r>
-        <w:t>que</w:t>
-      </w:r>
-      <w:r>
-        <w:rPr>
-          <w:spacing w:val="-18"/>
-        </w:rPr>
-        <w:t xml:space="preserve"> </w:t>
-      </w:r>
-      <w:r>
-        <w:t>tiene</w:t>
-      </w:r>
-      <w:r>
-        <w:rPr>
-          <w:spacing w:val="-18"/>
-        </w:rPr>
-        <w:t xml:space="preserve"> </w:t>
-      </w:r>
-      <w:r>
-        <w:t>las</w:t>
-      </w:r>
-      <w:r>
-        <w:rPr>
-          <w:spacing w:val="-19"/>
-        </w:rPr>
-        <w:t xml:space="preserve"> </w:t>
-      </w:r>
-      <w:r>
-        <w:t>etiquetas</w:t>
-      </w:r>
-      <w:r>
-        <w:rPr>
-          <w:spacing w:val="-19"/>
-        </w:rPr>
-        <w:t xml:space="preserve"> </w:t>
-      </w:r>
-      <w:r>
-        <w:t>de</w:t>
-      </w:r>
-      <w:r>
-        <w:rPr>
-          <w:spacing w:val="-18"/>
-        </w:rPr>
-        <w:t xml:space="preserve"> </w:t>
-      </w:r>
-      <w:r>
-        <w:t>las</w:t>
+        <w:t>le</w:t>
+      </w:r>
+      <w:r>
+        <w:rPr>
+          <w:spacing w:val="-13"/>
+        </w:rPr>
+        <w:t xml:space="preserve"> </w:t>
+      </w:r>
+      <w:r>
+        <w:t>corresponda</w:t>
+      </w:r>
+      <w:r>
+        <w:rPr>
+          <w:spacing w:val="-11"/>
+        </w:rPr>
+        <w:t xml:space="preserve"> </w:t>
+      </w:r>
+      <w:r>
+        <w:t>a</w:t>
       </w:r>
       <w:r>
         <w:rPr>
@@ -10235,25 +9971,38 @@
         <w:t xml:space="preserve"> </w:t>
       </w:r>
       <w:r>
-        <w:t>columnas.</w:t>
+        <w:t>cada</w:t>
+      </w:r>
+      <w:r>
+        <w:rPr>
+          <w:spacing w:val="-14"/>
+        </w:rPr>
+        <w:t xml:space="preserve"> </w:t>
+      </w:r>
+      <w:r>
+        <w:t>uno.</w:t>
       </w:r>
     </w:p>
     <w:p>
       <w:pPr>
         <w:pStyle w:val="Prrafodelista"/>
         <w:tabs>
+          <w:tab w:val="left" w:pos="859"/>
           <w:tab w:val="left" w:pos="861"/>
         </w:tabs>
-        <w:spacing w:before="3" w:line="290" w:lineRule="auto"/>
-        <w:ind w:left="861" w:right="143" w:firstLine="0"/>
+        <w:spacing w:before="3" w:line="285" w:lineRule="auto"/>
+        <w:ind w:left="861" w:right="136" w:firstLine="0"/>
         <w:jc w:val="both"/>
       </w:pPr>
       <w:r>
+        <w:rPr>
+          <w:noProof/>
+        </w:rPr>
         <w:drawing>
-          <wp:inline distT="0" distB="0" distL="0" distR="0" wp14:anchorId="3FBB8F65" wp14:editId="42D70C0F">
-            <wp:extent cx="6303010" cy="2220595"/>
-            <wp:effectExtent l="0" t="0" r="2540" b="8255"/>
-            <wp:docPr id="34" name="Imagen 34"/>
+          <wp:inline distT="0" distB="0" distL="0" distR="0" wp14:anchorId="3D89E7BE" wp14:editId="39C796B4">
+            <wp:extent cx="6303010" cy="1938655"/>
+            <wp:effectExtent l="0" t="0" r="2540" b="4445"/>
+            <wp:docPr id="32" name="Imagen 32"/>
             <wp:cNvGraphicFramePr>
               <a:graphicFrameLocks xmlns:a="http://schemas.openxmlformats.org/drawingml/2006/main" noChangeAspect="1"/>
             </wp:cNvGraphicFramePr>
@@ -10273,7 +10022,7 @@
                   <pic:spPr>
                     <a:xfrm>
                       <a:off x="0" y="0"/>
-                      <a:ext cx="6303010" cy="2220595"/>
+                      <a:ext cx="6303010" cy="1938655"/>
                     </a:xfrm>
                     <a:prstGeom prst="rect">
                       <a:avLst/>
@@ -10288,10 +10037,299 @@
     </w:p>
     <w:p>
       <w:pPr>
+        <w:pStyle w:val="Prrafodelista"/>
+        <w:numPr>
+          <w:ilvl w:val="1"/>
+          <w:numId w:val="2"/>
+        </w:numPr>
+        <w:tabs>
+          <w:tab w:val="left" w:pos="861"/>
+        </w:tabs>
+        <w:spacing w:before="3" w:line="290" w:lineRule="auto"/>
+        <w:ind w:right="143"/>
+        <w:jc w:val="both"/>
+      </w:pPr>
+      <w:r>
+        <w:rPr>
+          <w:spacing w:val="-6"/>
+        </w:rPr>
+        <w:t>Guarda,</w:t>
+      </w:r>
+      <w:r>
+        <w:rPr>
+          <w:spacing w:val="-9"/>
+        </w:rPr>
+        <w:t xml:space="preserve"> </w:t>
+      </w:r>
+      <w:r>
+        <w:rPr>
+          <w:spacing w:val="-6"/>
+        </w:rPr>
+        <w:t>en cada archivo,</w:t>
+      </w:r>
+      <w:r>
+        <w:rPr>
+          <w:spacing w:val="-9"/>
+        </w:rPr>
+        <w:t xml:space="preserve"> </w:t>
+      </w:r>
+      <w:r>
+        <w:rPr>
+          <w:spacing w:val="-6"/>
+        </w:rPr>
+        <w:t>el listado</w:t>
+      </w:r>
+      <w:r>
+        <w:rPr>
+          <w:spacing w:val="-7"/>
+        </w:rPr>
+        <w:t xml:space="preserve"> </w:t>
+      </w:r>
+      <w:r>
+        <w:rPr>
+          <w:spacing w:val="-6"/>
+        </w:rPr>
+        <w:t>de las</w:t>
+      </w:r>
+      <w:r>
+        <w:rPr>
+          <w:spacing w:val="-7"/>
+        </w:rPr>
+        <w:t xml:space="preserve"> </w:t>
+      </w:r>
+      <w:r>
+        <w:rPr>
+          <w:spacing w:val="-6"/>
+        </w:rPr>
+        <w:t>películas</w:t>
+      </w:r>
+      <w:r>
+        <w:rPr>
+          <w:spacing w:val="-7"/>
+        </w:rPr>
+        <w:t xml:space="preserve"> </w:t>
+      </w:r>
+      <w:r>
+        <w:rPr>
+          <w:spacing w:val="-6"/>
+        </w:rPr>
+        <w:t>según</w:t>
+      </w:r>
+      <w:r>
+        <w:rPr>
+          <w:spacing w:val="-7"/>
+        </w:rPr>
+        <w:t xml:space="preserve"> </w:t>
+      </w:r>
+      <w:r>
+        <w:rPr>
+          <w:spacing w:val="-6"/>
+        </w:rPr>
+        <w:t>su género. Si</w:t>
+      </w:r>
+      <w:r>
+        <w:rPr>
+          <w:spacing w:val="-9"/>
+        </w:rPr>
+        <w:t xml:space="preserve"> </w:t>
+      </w:r>
+      <w:r>
+        <w:rPr>
+          <w:spacing w:val="-6"/>
+        </w:rPr>
+        <w:t>te</w:t>
+      </w:r>
+      <w:r>
+        <w:rPr>
+          <w:spacing w:val="-7"/>
+        </w:rPr>
+        <w:t xml:space="preserve"> </w:t>
+      </w:r>
+      <w:r>
+        <w:rPr>
+          <w:spacing w:val="-6"/>
+        </w:rPr>
+        <w:t>animas, guarda</w:t>
+      </w:r>
+      <w:r>
+        <w:rPr>
+          <w:spacing w:val="-7"/>
+        </w:rPr>
+        <w:t xml:space="preserve"> </w:t>
+      </w:r>
+      <w:r>
+        <w:rPr>
+          <w:spacing w:val="-6"/>
+        </w:rPr>
+        <w:t xml:space="preserve">todos </w:t>
+      </w:r>
+      <w:r>
+        <w:t>los</w:t>
+      </w:r>
+      <w:r>
+        <w:rPr>
+          <w:spacing w:val="-17"/>
+        </w:rPr>
+        <w:t xml:space="preserve"> </w:t>
+      </w:r>
+      <w:r>
+        <w:t>campos,</w:t>
+      </w:r>
+      <w:r>
+        <w:rPr>
+          <w:spacing w:val="-18"/>
+        </w:rPr>
+        <w:t xml:space="preserve"> </w:t>
+      </w:r>
+      <w:r>
+        <w:t>incluyendo</w:t>
+      </w:r>
+      <w:r>
+        <w:rPr>
+          <w:spacing w:val="-19"/>
+        </w:rPr>
+        <w:t xml:space="preserve"> </w:t>
+      </w:r>
+      <w:r>
+        <w:t>la</w:t>
+      </w:r>
+      <w:r>
+        <w:rPr>
+          <w:spacing w:val="-17"/>
+        </w:rPr>
+        <w:t xml:space="preserve"> </w:t>
+      </w:r>
+      <w:r>
+        <w:t>primera</w:t>
+      </w:r>
+      <w:r>
+        <w:rPr>
+          <w:spacing w:val="-16"/>
+        </w:rPr>
+        <w:t xml:space="preserve"> </w:t>
+      </w:r>
+      <w:r>
+        <w:t>línea</w:t>
+      </w:r>
+      <w:r>
+        <w:rPr>
+          <w:spacing w:val="-19"/>
+        </w:rPr>
+        <w:t xml:space="preserve"> </w:t>
+      </w:r>
+      <w:r>
+        <w:t>que</w:t>
+      </w:r>
+      <w:r>
+        <w:rPr>
+          <w:spacing w:val="-18"/>
+        </w:rPr>
+        <w:t xml:space="preserve"> </w:t>
+      </w:r>
+      <w:r>
+        <w:t>tiene</w:t>
+      </w:r>
+      <w:r>
+        <w:rPr>
+          <w:spacing w:val="-18"/>
+        </w:rPr>
+        <w:t xml:space="preserve"> </w:t>
+      </w:r>
+      <w:r>
+        <w:t>las</w:t>
+      </w:r>
+      <w:r>
+        <w:rPr>
+          <w:spacing w:val="-19"/>
+        </w:rPr>
+        <w:t xml:space="preserve"> </w:t>
+      </w:r>
+      <w:r>
+        <w:t>etiquetas</w:t>
+      </w:r>
+      <w:r>
+        <w:rPr>
+          <w:spacing w:val="-19"/>
+        </w:rPr>
+        <w:t xml:space="preserve"> </w:t>
+      </w:r>
+      <w:r>
+        <w:t>de</w:t>
+      </w:r>
+      <w:r>
+        <w:rPr>
+          <w:spacing w:val="-18"/>
+        </w:rPr>
+        <w:t xml:space="preserve"> </w:t>
+      </w:r>
+      <w:r>
+        <w:t>las</w:t>
+      </w:r>
+      <w:r>
+        <w:rPr>
+          <w:spacing w:val="-17"/>
+        </w:rPr>
+        <w:t xml:space="preserve"> </w:t>
+      </w:r>
+      <w:r>
+        <w:t>columnas.</w:t>
+      </w:r>
+    </w:p>
+    <w:p>
+      <w:pPr>
+        <w:pStyle w:val="Prrafodelista"/>
+        <w:tabs>
+          <w:tab w:val="left" w:pos="861"/>
+        </w:tabs>
+        <w:spacing w:before="3" w:line="290" w:lineRule="auto"/>
+        <w:ind w:left="861" w:right="143" w:firstLine="0"/>
+        <w:jc w:val="both"/>
+      </w:pPr>
+    </w:p>
+    <w:p>
+      <w:pPr>
         <w:pStyle w:val="Textoindependiente"/>
         <w:spacing w:before="54"/>
         <w:ind w:left="0" w:firstLine="0"/>
-      </w:pPr>
+        <w:jc w:val="center"/>
+      </w:pPr>
+      <w:r>
+        <w:drawing>
+          <wp:inline distT="0" distB="0" distL="0" distR="0" wp14:anchorId="1DED7EE2" wp14:editId="690D2029">
+            <wp:extent cx="6303010" cy="359410"/>
+            <wp:effectExtent l="0" t="0" r="2540" b="2540"/>
+            <wp:docPr id="19" name="Imagen 19"/>
+            <wp:cNvGraphicFramePr>
+              <a:graphicFrameLocks xmlns:a="http://schemas.openxmlformats.org/drawingml/2006/main" noChangeAspect="1"/>
+            </wp:cNvGraphicFramePr>
+            <a:graphic xmlns:a="http://schemas.openxmlformats.org/drawingml/2006/main">
+              <a:graphicData uri="http://schemas.openxmlformats.org/drawingml/2006/picture">
+                <pic:pic xmlns:pic="http://schemas.openxmlformats.org/drawingml/2006/picture">
+                  <pic:nvPicPr>
+                    <pic:cNvPr id="1" name=""/>
+                    <pic:cNvPicPr/>
+                  </pic:nvPicPr>
+                  <pic:blipFill>
+                    <a:blip r:embed="rId35"/>
+                    <a:stretch>
+                      <a:fillRect/>
+                    </a:stretch>
+                  </pic:blipFill>
+                  <pic:spPr>
+                    <a:xfrm>
+                      <a:off x="0" y="0"/>
+                      <a:ext cx="6303010" cy="359410"/>
+                    </a:xfrm>
+                    <a:prstGeom prst="rect">
+                      <a:avLst/>
+                    </a:prstGeom>
+                  </pic:spPr>
+                </pic:pic>
+              </a:graphicData>
+            </a:graphic>
+          </wp:inline>
+        </w:drawing>
+      </w:r>
     </w:p>
     <w:p>
       <w:pPr>
@@ -10598,6 +10636,7 @@
       <w:r>
         <w:rPr>
           <w:spacing w:val="-2"/>
+          <w:u w:val="single"/>
         </w:rPr>
         <w:t>archivos</w:t>
       </w:r>
@@ -10862,6 +10901,7 @@
         <w:rPr>
           <w:spacing w:val="-2"/>
         </w:rPr>
+        <w:lastRenderedPageBreak/>
         <w:t>En</w:t>
       </w:r>
       <w:r>

--- a/4to Año/ASOI/TPN°5.docx
+++ b/4to Año/ASOI/TPN°5.docx
@@ -706,69 +706,49 @@
         </w:rPr>
         <w:t xml:space="preserve"> </w:t>
       </w:r>
-      <w:proofErr w:type="spellStart"/>
       <w:r>
         <w:rPr>
           <w:rFonts w:ascii="Courier New" w:hAnsi="Courier New"/>
           <w:b/>
           <w:sz w:val="20"/>
         </w:rPr>
-        <w:t>man</w:t>
-      </w:r>
-      <w:proofErr w:type="spellEnd"/>
+        <w:t>man &lt;comando&gt;</w:t>
+      </w:r>
+      <w:r>
+        <w:t>,</w:t>
+      </w:r>
+      <w:r>
+        <w:rPr>
+          <w:spacing w:val="-13"/>
+        </w:rPr>
+        <w:t xml:space="preserve"> </w:t>
+      </w:r>
+      <w:r>
+        <w:t>o</w:t>
+      </w:r>
+      <w:r>
+        <w:rPr>
+          <w:spacing w:val="-12"/>
+        </w:rPr>
+        <w:t xml:space="preserve"> </w:t>
+      </w:r>
+      <w:r>
+        <w:t>bien,</w:t>
+      </w:r>
+      <w:r>
+        <w:rPr>
+          <w:spacing w:val="-12"/>
+        </w:rPr>
+        <w:t xml:space="preserve"> </w:t>
+      </w:r>
       <w:r>
         <w:rPr>
           <w:rFonts w:ascii="Courier New" w:hAnsi="Courier New"/>
           <w:b/>
           <w:sz w:val="20"/>
         </w:rPr>
-        <w:t xml:space="preserve"> &lt;comando&gt;</w:t>
-      </w:r>
-      <w:r>
-        <w:t>,</w:t>
-      </w:r>
-      <w:r>
-        <w:rPr>
-          <w:spacing w:val="-13"/>
-        </w:rPr>
-        <w:t xml:space="preserve"> </w:t>
-      </w:r>
-      <w:r>
-        <w:t>o</w:t>
-      </w:r>
-      <w:r>
-        <w:rPr>
-          <w:spacing w:val="-12"/>
-        </w:rPr>
-        <w:t xml:space="preserve"> </w:t>
-      </w:r>
-      <w:r>
-        <w:t>bien,</w:t>
-      </w:r>
-      <w:r>
-        <w:rPr>
-          <w:spacing w:val="-12"/>
-        </w:rPr>
-        <w:t xml:space="preserve"> </w:t>
-      </w:r>
-      <w:r>
-        <w:rPr>
-          <w:rFonts w:ascii="Courier New" w:hAnsi="Courier New"/>
-          <w:b/>
-          <w:sz w:val="20"/>
-        </w:rPr>
-        <w:t xml:space="preserve">&lt;comando&gt; -- </w:t>
-      </w:r>
-      <w:proofErr w:type="spellStart"/>
-      <w:r>
-        <w:rPr>
-          <w:rFonts w:ascii="Courier New" w:hAnsi="Courier New"/>
-          <w:b/>
-          <w:sz w:val="20"/>
-        </w:rPr>
-        <w:t>help</w:t>
-      </w:r>
-      <w:proofErr w:type="spellEnd"/>
+        <w:t>&lt;comando&gt; -- help</w:t>
+      </w:r>
       <w:r>
         <w:t>,</w:t>
       </w:r>
@@ -809,7 +789,6 @@
       <w:r>
         <w:t xml:space="preserve">Investigación del comando </w:t>
       </w:r>
-      <w:proofErr w:type="spellStart"/>
       <w:r>
         <w:rPr>
           <w:rFonts w:ascii="Courier New" w:hAnsi="Courier New"/>
@@ -817,7 +796,6 @@
         </w:rPr>
         <w:t>sort</w:t>
       </w:r>
-      <w:proofErr w:type="spellEnd"/>
       <w:r>
         <w:t>. En este ejercicio, deberás investigar el funcionamiento del comando</w:t>
       </w:r>
@@ -827,7 +805,6 @@
         </w:rPr>
         <w:t xml:space="preserve"> </w:t>
       </w:r>
-      <w:proofErr w:type="spellStart"/>
       <w:r>
         <w:rPr>
           <w:rFonts w:ascii="Courier New" w:hAnsi="Courier New"/>
@@ -835,7 +812,6 @@
         </w:rPr>
         <w:t>sort</w:t>
       </w:r>
-      <w:proofErr w:type="spellEnd"/>
       <w:r>
         <w:t>, utilizado</w:t>
       </w:r>
@@ -983,7 +959,6 @@
       <w:r>
         <w:t xml:space="preserve">hace el comando </w:t>
       </w:r>
-      <w:proofErr w:type="spellStart"/>
       <w:r>
         <w:rPr>
           <w:rFonts w:ascii="Courier New" w:hAnsi="Courier New"/>
@@ -991,7 +966,6 @@
         </w:rPr>
         <w:t>sort</w:t>
       </w:r>
-      <w:proofErr w:type="spellEnd"/>
       <w:r>
         <w:rPr>
           <w:rFonts w:ascii="Courier New" w:hAnsi="Courier New"/>
@@ -1054,43 +1028,13 @@
       </w:pPr>
       <w:r>
         <w:tab/>
-        <w:t xml:space="preserve">El comando </w:t>
-      </w:r>
-      <w:proofErr w:type="spellStart"/>
-      <w:r>
-        <w:t>sort</w:t>
-      </w:r>
-      <w:proofErr w:type="spellEnd"/>
-      <w:r>
-        <w:t xml:space="preserve"> ordena las líneas de un archivo y las muestra por la salida estándar. Si no se indica un archivo, se toma la entrada estándar. </w:t>
-      </w:r>
-      <w:proofErr w:type="spellStart"/>
+        <w:t xml:space="preserve">El comando sort ordena las líneas de un archivo y las muestra por la salida estándar. Si no se indica un archivo, se toma la entrada estándar. </w:t>
+      </w:r>
       <w:r>
         <w:rPr>
           <w:lang w:val="en-US"/>
         </w:rPr>
-        <w:t>Su</w:t>
-      </w:r>
-      <w:proofErr w:type="spellEnd"/>
-      <w:r>
-        <w:rPr>
-          <w:lang w:val="en-US"/>
-        </w:rPr>
-        <w:t xml:space="preserve"> </w:t>
-      </w:r>
-      <w:proofErr w:type="spellStart"/>
-      <w:r>
-        <w:rPr>
-          <w:lang w:val="en-US"/>
-        </w:rPr>
-        <w:t>sintaxis</w:t>
-      </w:r>
-      <w:proofErr w:type="spellEnd"/>
-      <w:r>
-        <w:rPr>
-          <w:lang w:val="en-US"/>
-        </w:rPr>
-        <w:t xml:space="preserve"> es:</w:t>
+        <w:t>Su sintaxis es:</w:t>
       </w:r>
       <w:r>
         <w:rPr>
@@ -1373,15 +1317,7 @@
         <w:ind w:left="861" w:right="136" w:firstLine="0"/>
       </w:pPr>
       <w:r>
-        <w:t xml:space="preserve">Si no se especifican opciones, el comando </w:t>
-      </w:r>
-      <w:proofErr w:type="spellStart"/>
-      <w:r>
-        <w:t>sort</w:t>
-      </w:r>
-      <w:proofErr w:type="spellEnd"/>
-      <w:r>
-        <w:t xml:space="preserve"> sigue la siguiente regla de ordenación:</w:t>
+        <w:t>Si no se especifican opciones, el comando sort sigue la siguiente regla de ordenación:</w:t>
       </w:r>
     </w:p>
     <w:p>
@@ -1797,7 +1733,6 @@
       <w:r>
         <w:t xml:space="preserve">Cuando </w:t>
       </w:r>
-      <w:proofErr w:type="spellStart"/>
       <w:r>
         <w:rPr>
           <w:rStyle w:val="CdigoHTML"/>
@@ -1805,7 +1740,6 @@
         </w:rPr>
         <w:t>sort</w:t>
       </w:r>
-      <w:proofErr w:type="spellEnd"/>
       <w:r>
         <w:t xml:space="preserve"> trabaja </w:t>
       </w:r>
@@ -1857,14 +1791,12 @@
       <w:r>
         <w:t xml:space="preserve"> que use el sistema (ASCII por defecto, aunque puede variar con la </w:t>
       </w:r>
-      <w:proofErr w:type="spellStart"/>
       <w:r>
         <w:rPr>
           <w:rStyle w:val="nfasis"/>
         </w:rPr>
         <w:t>locale</w:t>
       </w:r>
-      <w:proofErr w:type="spellEnd"/>
       <w:r>
         <w:t>).</w:t>
       </w:r>
@@ -1991,41 +1923,13 @@
         </w:rPr>
         <w:br/>
       </w:r>
-      <w:proofErr w:type="spellStart"/>
       <w:r>
         <w:rPr>
           <w:rFonts w:ascii="Trebuchet MS" w:hAnsi="Trebuchet MS"/>
           <w:sz w:val="22"/>
           <w:szCs w:val="22"/>
         </w:rPr>
-        <w:t>Ejemplo</w:t>
-      </w:r>
-      <w:proofErr w:type="spellEnd"/>
-      <w:r>
-        <w:rPr>
-          <w:rFonts w:ascii="Trebuchet MS" w:hAnsi="Trebuchet MS"/>
-          <w:sz w:val="22"/>
-          <w:szCs w:val="22"/>
-        </w:rPr>
-        <w:t xml:space="preserve">: </w:t>
-      </w:r>
-      <w:proofErr w:type="spellStart"/>
-      <w:r>
-        <w:rPr>
-          <w:rFonts w:ascii="Trebuchet MS" w:hAnsi="Trebuchet MS"/>
-          <w:sz w:val="22"/>
-          <w:szCs w:val="22"/>
-        </w:rPr>
-        <w:t>espacio</w:t>
-      </w:r>
-      <w:proofErr w:type="spellEnd"/>
-      <w:r>
-        <w:rPr>
-          <w:rFonts w:ascii="Trebuchet MS" w:hAnsi="Trebuchet MS"/>
-          <w:sz w:val="22"/>
-          <w:szCs w:val="22"/>
-        </w:rPr>
-        <w:t xml:space="preserve"> (</w:t>
+        <w:t>Ejemplo: espacio (</w:t>
       </w:r>
       <w:r>
         <w:rPr>
@@ -2131,7 +2035,6 @@
           <w:szCs w:val="22"/>
         </w:rPr>
       </w:pPr>
-      <w:proofErr w:type="spellStart"/>
       <w:r>
         <w:rPr>
           <w:rStyle w:val="Textoennegrita"/>
@@ -2139,17 +2042,7 @@
           <w:sz w:val="22"/>
           <w:szCs w:val="22"/>
         </w:rPr>
-        <w:t>Números</w:t>
-      </w:r>
-      <w:proofErr w:type="spellEnd"/>
-      <w:r>
-        <w:rPr>
-          <w:rStyle w:val="Textoennegrita"/>
-          <w:rFonts w:ascii="Trebuchet MS" w:hAnsi="Trebuchet MS"/>
-          <w:sz w:val="22"/>
-          <w:szCs w:val="22"/>
-        </w:rPr>
-        <w:t xml:space="preserve"> </w:t>
+        <w:t xml:space="preserve">Números </w:t>
       </w:r>
       <w:r>
         <w:rPr>
@@ -2970,7 +2863,6 @@
         </w:rPr>
         <w:t>Por defecto (</w:t>
       </w:r>
-      <w:proofErr w:type="spellStart"/>
       <w:r>
         <w:rPr>
           <w:rStyle w:val="CdigoHTML"/>
@@ -2983,7 +2875,6 @@
         </w:rPr>
         <w:t>sort</w:t>
       </w:r>
-      <w:proofErr w:type="spellEnd"/>
       <w:r>
         <w:rPr>
           <w:rStyle w:val="Textoennegrita"/>
@@ -3270,61 +3161,7 @@
           <w:sz w:val="22"/>
           <w:szCs w:val="22"/>
         </w:rPr>
-        <w:t xml:space="preserve"> </w:t>
-      </w:r>
-      <w:proofErr w:type="spellStart"/>
-      <w:r>
-        <w:rPr>
-          <w:rFonts w:ascii="Trebuchet MS" w:hAnsi="Trebuchet MS"/>
-          <w:sz w:val="22"/>
-          <w:szCs w:val="22"/>
-        </w:rPr>
-        <w:t>porque</w:t>
-      </w:r>
-      <w:proofErr w:type="spellEnd"/>
-      <w:r>
-        <w:rPr>
-          <w:rFonts w:ascii="Trebuchet MS" w:hAnsi="Trebuchet MS"/>
-          <w:sz w:val="22"/>
-          <w:szCs w:val="22"/>
-        </w:rPr>
-        <w:t xml:space="preserve"> 2 es </w:t>
-      </w:r>
-      <w:proofErr w:type="spellStart"/>
-      <w:r>
-        <w:rPr>
-          <w:rFonts w:ascii="Trebuchet MS" w:hAnsi="Trebuchet MS"/>
-          <w:sz w:val="22"/>
-          <w:szCs w:val="22"/>
-        </w:rPr>
-        <w:t>menor</w:t>
-      </w:r>
-      <w:proofErr w:type="spellEnd"/>
-      <w:r>
-        <w:rPr>
-          <w:rFonts w:ascii="Trebuchet MS" w:hAnsi="Trebuchet MS"/>
-          <w:sz w:val="22"/>
-          <w:szCs w:val="22"/>
-        </w:rPr>
-        <w:t xml:space="preserve"> que 10 </w:t>
-      </w:r>
-      <w:proofErr w:type="spellStart"/>
-      <w:r>
-        <w:rPr>
-          <w:rFonts w:ascii="Trebuchet MS" w:hAnsi="Trebuchet MS"/>
-          <w:sz w:val="22"/>
-          <w:szCs w:val="22"/>
-        </w:rPr>
-        <w:t>en</w:t>
-      </w:r>
-      <w:proofErr w:type="spellEnd"/>
-      <w:r>
-        <w:rPr>
-          <w:rFonts w:ascii="Trebuchet MS" w:hAnsi="Trebuchet MS"/>
-          <w:sz w:val="22"/>
-          <w:szCs w:val="22"/>
-        </w:rPr>
-        <w:t xml:space="preserve"> valor.</w:t>
+        <w:t xml:space="preserve"> porque 2 es menor que 10 en valor.</w:t>
       </w:r>
     </w:p>
     <w:p>
@@ -4970,7 +4807,6 @@
         </w:rPr>
         <w:t xml:space="preserve"> </w:t>
       </w:r>
-      <w:proofErr w:type="spellStart"/>
       <w:r>
         <w:rPr>
           <w:rFonts w:ascii="Courier New"/>
@@ -4979,7 +4815,6 @@
         </w:rPr>
         <w:t>ejemplos.sort</w:t>
       </w:r>
-      <w:proofErr w:type="spellEnd"/>
       <w:r>
         <w:rPr>
           <w:spacing w:val="-4"/>
@@ -5902,37 +5737,12 @@
         </w:rPr>
         <w:t xml:space="preserve"> </w:t>
       </w:r>
-      <w:proofErr w:type="spellStart"/>
       <w:r>
         <w:rPr>
           <w:rFonts w:ascii="Courier New" w:hAnsi="Courier New"/>
           <w:sz w:val="20"/>
         </w:rPr>
-        <w:t>almacen</w:t>
-      </w:r>
-      <w:proofErr w:type="spellEnd"/>
-      <w:r>
-        <w:rPr>
-          <w:rFonts w:ascii="Courier New" w:hAnsi="Courier New"/>
-          <w:sz w:val="20"/>
-        </w:rPr>
-        <w:t>/</w:t>
-      </w:r>
-      <w:proofErr w:type="spellStart"/>
-      <w:r>
-        <w:rPr>
-          <w:rFonts w:ascii="Courier New" w:hAnsi="Courier New"/>
-          <w:sz w:val="20"/>
-        </w:rPr>
-        <w:t>LibrosyFragmentos</w:t>
-      </w:r>
-      <w:proofErr w:type="spellEnd"/>
-      <w:r>
-        <w:rPr>
-          <w:rFonts w:ascii="Courier New" w:hAnsi="Courier New"/>
-          <w:sz w:val="20"/>
-        </w:rPr>
-        <w:t xml:space="preserve"> </w:t>
+        <w:t xml:space="preserve">almacen/LibrosyFragmentos </w:t>
       </w:r>
       <w:r>
         <w:t>del práctico</w:t>
@@ -6890,31 +6700,13 @@
       <w:r>
         <w:t xml:space="preserve">de la carpeta </w:t>
       </w:r>
-      <w:proofErr w:type="spellStart"/>
       <w:r>
         <w:rPr>
           <w:rFonts w:ascii="Courier New" w:hAnsi="Courier New"/>
           <w:sz w:val="20"/>
         </w:rPr>
-        <w:t>almacen</w:t>
-      </w:r>
-      <w:proofErr w:type="spellEnd"/>
-      <w:r>
-        <w:rPr>
-          <w:rFonts w:ascii="Courier New" w:hAnsi="Courier New"/>
-          <w:sz w:val="20"/>
-        </w:rPr>
-        <w:t>/</w:t>
-      </w:r>
-      <w:proofErr w:type="spellStart"/>
-      <w:r>
-        <w:rPr>
-          <w:rFonts w:ascii="Courier New" w:hAnsi="Courier New"/>
-          <w:sz w:val="20"/>
-        </w:rPr>
-        <w:t>LibrosyFragmentos</w:t>
-      </w:r>
-      <w:proofErr w:type="spellEnd"/>
+        <w:t>almacen/LibrosyFragmentos</w:t>
+      </w:r>
       <w:r>
         <w:rPr>
           <w:rFonts w:ascii="Courier New" w:hAnsi="Courier New"/>
@@ -7412,7 +7204,6 @@
         </w:rPr>
         <w:t xml:space="preserve"> </w:t>
       </w:r>
-      <w:proofErr w:type="spellStart"/>
       <w:r>
         <w:rPr>
           <w:rFonts w:ascii="Courier New"/>
@@ -7421,7 +7212,6 @@
         </w:rPr>
         <w:t>ejemplos.sort</w:t>
       </w:r>
-      <w:proofErr w:type="spellEnd"/>
       <w:r>
         <w:rPr>
           <w:spacing w:val="-4"/>
@@ -7820,15 +7610,7 @@
         <w:ind w:left="861" w:right="148" w:firstLine="0"/>
       </w:pPr>
       <w:r>
-        <w:t xml:space="preserve">Con </w:t>
-      </w:r>
-      <w:proofErr w:type="spellStart"/>
-      <w:r>
-        <w:t>space</w:t>
-      </w:r>
-      <w:proofErr w:type="spellEnd"/>
-      <w:r>
-        <w:t xml:space="preserve"> avanza una página, con b retrocede una página, g minúscula va al comienzo del archivo y G va al final del archivo.</w:t>
+        <w:t>Con space avanza una página, con b retrocede una página, g minúscula va al comienzo del archivo y G va al final del archivo.</w:t>
       </w:r>
     </w:p>
     <w:p>
@@ -8562,7 +8344,6 @@
         </w:rPr>
         <w:t xml:space="preserve"> </w:t>
       </w:r>
-      <w:proofErr w:type="spellStart"/>
       <w:r>
         <w:rPr>
           <w:rFonts w:ascii="Courier New"/>
@@ -8571,7 +8352,6 @@
         </w:rPr>
         <w:t>ejemplos.sort</w:t>
       </w:r>
-      <w:proofErr w:type="spellEnd"/>
       <w:r>
         <w:rPr>
           <w:spacing w:val="-4"/>
@@ -9447,7 +9227,6 @@
         <w:ind w:left="861" w:right="139" w:firstLine="0"/>
         <w:jc w:val="both"/>
       </w:pPr>
-      <w:proofErr w:type="spellStart"/>
       <w:r>
         <w:rPr>
           <w:rStyle w:val="CdigoHTML"/>
@@ -9455,17 +9234,8 @@
         </w:rPr>
         <w:t>xargs</w:t>
       </w:r>
-      <w:proofErr w:type="spellEnd"/>
-      <w:r>
-        <w:t xml:space="preserve"> es un comando que toma la salida de otro programa (por </w:t>
-      </w:r>
-      <w:proofErr w:type="spellStart"/>
-      <w:r>
-        <w:t>stdin</w:t>
-      </w:r>
-      <w:proofErr w:type="spellEnd"/>
-      <w:r>
-        <w:t>) y la convierte en argumentos para otro comando.</w:t>
+      <w:r>
+        <w:t xml:space="preserve"> es un comando que toma la salida de otro programa (por stdin) y la convierte en argumentos para otro comando.</w:t>
       </w:r>
     </w:p>
     <w:p>
@@ -9523,27 +9293,7 @@
           <w:szCs w:val="22"/>
           <w:lang w:val="es-AR"/>
         </w:rPr>
-        <w:t xml:space="preserve">Cuando </w:t>
-      </w:r>
-      <w:proofErr w:type="spellStart"/>
-      <w:r>
-        <w:rPr>
-          <w:rFonts w:ascii="Trebuchet MS" w:hAnsi="Trebuchet MS"/>
-          <w:sz w:val="22"/>
-          <w:szCs w:val="22"/>
-          <w:lang w:val="es-AR"/>
-        </w:rPr>
-        <w:t>usás</w:t>
-      </w:r>
-      <w:proofErr w:type="spellEnd"/>
-      <w:r>
-        <w:rPr>
-          <w:rFonts w:ascii="Trebuchet MS" w:hAnsi="Trebuchet MS"/>
-          <w:sz w:val="22"/>
-          <w:szCs w:val="22"/>
-          <w:lang w:val="es-AR"/>
-        </w:rPr>
-        <w:t xml:space="preserve"> </w:t>
+        <w:t xml:space="preserve">Cuando usás </w:t>
       </w:r>
       <w:r>
         <w:rPr>
@@ -9564,7 +9314,6 @@
         </w:rPr>
         <w:t xml:space="preserve">, le decís a </w:t>
       </w:r>
-      <w:proofErr w:type="spellStart"/>
       <w:r>
         <w:rPr>
           <w:rStyle w:val="CdigoHTML"/>
@@ -9575,7 +9324,6 @@
         </w:rPr>
         <w:t>xargs</w:t>
       </w:r>
-      <w:proofErr w:type="spellEnd"/>
       <w:r>
         <w:rPr>
           <w:rFonts w:ascii="Trebuchet MS" w:hAnsi="Trebuchet MS"/>
@@ -9593,29 +9341,7 @@
           <w:szCs w:val="22"/>
           <w:lang w:val="es-AR"/>
         </w:rPr>
-        <w:t>"</w:t>
-      </w:r>
-      <w:proofErr w:type="spellStart"/>
-      <w:r>
-        <w:rPr>
-          <w:rStyle w:val="Textoennegrita"/>
-          <w:rFonts w:ascii="Trebuchet MS" w:hAnsi="Trebuchet MS"/>
-          <w:sz w:val="22"/>
-          <w:szCs w:val="22"/>
-          <w:lang w:val="es-AR"/>
-        </w:rPr>
-        <w:t>reemplazá</w:t>
-      </w:r>
-      <w:proofErr w:type="spellEnd"/>
-      <w:r>
-        <w:rPr>
-          <w:rStyle w:val="Textoennegrita"/>
-          <w:rFonts w:ascii="Trebuchet MS" w:hAnsi="Trebuchet MS"/>
-          <w:sz w:val="22"/>
-          <w:szCs w:val="22"/>
-          <w:lang w:val="es-AR"/>
-        </w:rPr>
-        <w:t xml:space="preserve"> cada línea de la entrada en este marcador"</w:t>
+        <w:t>"reemplazá cada línea de la entrada en este marcador"</w:t>
       </w:r>
       <w:r>
         <w:rPr>
@@ -9747,7 +9473,6 @@
         </w:rPr>
         <w:t xml:space="preserve">Cada vez que </w:t>
       </w:r>
-      <w:proofErr w:type="spellStart"/>
       <w:r>
         <w:rPr>
           <w:rStyle w:val="CdigoHTML"/>
@@ -9758,7 +9483,6 @@
         </w:rPr>
         <w:t>xargs</w:t>
       </w:r>
-      <w:proofErr w:type="spellEnd"/>
       <w:r>
         <w:rPr>
           <w:rFonts w:ascii="Trebuchet MS" w:hAnsi="Trebuchet MS"/>
@@ -10294,6 +10018,9 @@
         <w:jc w:val="center"/>
       </w:pPr>
       <w:r>
+        <w:rPr>
+          <w:noProof/>
+        </w:rPr>
         <w:drawing>
           <wp:inline distT="0" distB="0" distL="0" distR="0" wp14:anchorId="1DED7EE2" wp14:editId="690D2029">
             <wp:extent cx="6303010" cy="359410"/>
@@ -10477,18 +10204,8 @@
           <w:spacing w:val="-2"/>
           <w:sz w:val="20"/>
         </w:rPr>
-        <w:t>.</w:t>
-      </w:r>
-      <w:proofErr w:type="spellStart"/>
-      <w:r>
-        <w:rPr>
-          <w:rFonts w:ascii="Courier New" w:hAnsi="Courier New"/>
-          <w:spacing w:val="-2"/>
-          <w:sz w:val="20"/>
-        </w:rPr>
-        <w:t>conf</w:t>
-      </w:r>
-      <w:proofErr w:type="spellEnd"/>
+        <w:t>.conf</w:t>
+      </w:r>
       <w:r>
         <w:rPr>
           <w:rFonts w:ascii="Courier New" w:hAnsi="Courier New"/>
@@ -10546,6 +10263,57 @@
           <w:spacing w:val="-2"/>
         </w:rPr>
         <w:t>.</w:t>
+      </w:r>
+    </w:p>
+    <w:p>
+      <w:pPr>
+        <w:pStyle w:val="Prrafodelista"/>
+        <w:tabs>
+          <w:tab w:val="left" w:pos="860"/>
+        </w:tabs>
+        <w:spacing w:before="54"/>
+        <w:ind w:firstLine="0"/>
+      </w:pPr>
+      <w:r>
+        <w:rPr>
+          <w:noProof/>
+        </w:rPr>
+        <w:lastRenderedPageBreak/>
+        <w:drawing>
+          <wp:inline distT="0" distB="0" distL="0" distR="0" wp14:anchorId="1608BA45" wp14:editId="3C8C6662">
+            <wp:extent cx="3850755" cy="1017195"/>
+            <wp:effectExtent l="0" t="0" r="0" b="0"/>
+            <wp:docPr id="33" name="Imagen 33"/>
+            <wp:cNvGraphicFramePr>
+              <a:graphicFrameLocks xmlns:a="http://schemas.openxmlformats.org/drawingml/2006/main" noChangeAspect="1"/>
+            </wp:cNvGraphicFramePr>
+            <a:graphic xmlns:a="http://schemas.openxmlformats.org/drawingml/2006/main">
+              <a:graphicData uri="http://schemas.openxmlformats.org/drawingml/2006/picture">
+                <pic:pic xmlns:pic="http://schemas.openxmlformats.org/drawingml/2006/picture">
+                  <pic:nvPicPr>
+                    <pic:cNvPr id="1" name=""/>
+                    <pic:cNvPicPr/>
+                  </pic:nvPicPr>
+                  <pic:blipFill>
+                    <a:blip r:embed="rId36"/>
+                    <a:stretch>
+                      <a:fillRect/>
+                    </a:stretch>
+                  </pic:blipFill>
+                  <pic:spPr>
+                    <a:xfrm>
+                      <a:off x="0" y="0"/>
+                      <a:ext cx="3878311" cy="1024474"/>
+                    </a:xfrm>
+                    <a:prstGeom prst="rect">
+                      <a:avLst/>
+                    </a:prstGeom>
+                  </pic:spPr>
+                </pic:pic>
+              </a:graphicData>
+            </a:graphic>
+          </wp:inline>
+        </w:drawing>
       </w:r>
     </w:p>
     <w:p>
@@ -10682,7 +10450,6 @@
         </w:rPr>
         <w:t xml:space="preserve"> </w:t>
       </w:r>
-      <w:proofErr w:type="spellStart"/>
       <w:r>
         <w:rPr>
           <w:b/>
@@ -10690,12 +10457,61 @@
         </w:rPr>
         <w:t>sys</w:t>
       </w:r>
-      <w:proofErr w:type="spellEnd"/>
       <w:r>
         <w:rPr>
           <w:spacing w:val="-4"/>
         </w:rPr>
         <w:t>.</w:t>
+      </w:r>
+    </w:p>
+    <w:p>
+      <w:pPr>
+        <w:pStyle w:val="Prrafodelista"/>
+        <w:tabs>
+          <w:tab w:val="left" w:pos="860"/>
+        </w:tabs>
+        <w:spacing w:before="43"/>
+        <w:ind w:firstLine="0"/>
+      </w:pPr>
+      <w:r>
+        <w:rPr>
+          <w:noProof/>
+        </w:rPr>
+        <w:drawing>
+          <wp:inline distT="0" distB="0" distL="0" distR="0" wp14:anchorId="24B7EDA2" wp14:editId="772376BC">
+            <wp:extent cx="4820093" cy="1018309"/>
+            <wp:effectExtent l="0" t="0" r="0" b="0"/>
+            <wp:docPr id="35" name="Imagen 35"/>
+            <wp:cNvGraphicFramePr>
+              <a:graphicFrameLocks xmlns:a="http://schemas.openxmlformats.org/drawingml/2006/main" noChangeAspect="1"/>
+            </wp:cNvGraphicFramePr>
+            <a:graphic xmlns:a="http://schemas.openxmlformats.org/drawingml/2006/main">
+              <a:graphicData uri="http://schemas.openxmlformats.org/drawingml/2006/picture">
+                <pic:pic xmlns:pic="http://schemas.openxmlformats.org/drawingml/2006/picture">
+                  <pic:nvPicPr>
+                    <pic:cNvPr id="1" name=""/>
+                    <pic:cNvPicPr/>
+                  </pic:nvPicPr>
+                  <pic:blipFill>
+                    <a:blip r:embed="rId37"/>
+                    <a:stretch>
+                      <a:fillRect/>
+                    </a:stretch>
+                  </pic:blipFill>
+                  <pic:spPr>
+                    <a:xfrm>
+                      <a:off x="0" y="0"/>
+                      <a:ext cx="4875818" cy="1030082"/>
+                    </a:xfrm>
+                    <a:prstGeom prst="rect">
+                      <a:avLst/>
+                    </a:prstGeom>
+                  </pic:spPr>
+                </pic:pic>
+              </a:graphicData>
+            </a:graphic>
+          </wp:inline>
+        </w:drawing>
       </w:r>
     </w:p>
     <w:p>
@@ -10765,25 +10581,7 @@
           <w:spacing w:val="-2"/>
           <w:sz w:val="20"/>
         </w:rPr>
-        <w:t>/</w:t>
-      </w:r>
-      <w:proofErr w:type="spellStart"/>
-      <w:r>
-        <w:rPr>
-          <w:rFonts w:ascii="Courier New" w:hAnsi="Courier New"/>
-          <w:spacing w:val="-2"/>
-          <w:sz w:val="20"/>
-        </w:rPr>
-        <w:t>var</w:t>
-      </w:r>
-      <w:proofErr w:type="spellEnd"/>
-      <w:r>
-        <w:rPr>
-          <w:rFonts w:ascii="Courier New" w:hAnsi="Courier New"/>
-          <w:spacing w:val="-2"/>
-          <w:sz w:val="20"/>
-        </w:rPr>
-        <w:t>/log</w:t>
+        <w:t>/var/log</w:t>
       </w:r>
       <w:r>
         <w:rPr>
@@ -10882,6 +10680,56 @@
           <w:spacing w:val="-2"/>
         </w:rPr>
         <w:t>días.</w:t>
+      </w:r>
+    </w:p>
+    <w:p>
+      <w:pPr>
+        <w:pStyle w:val="Prrafodelista"/>
+        <w:tabs>
+          <w:tab w:val="left" w:pos="860"/>
+        </w:tabs>
+        <w:spacing w:before="52"/>
+        <w:ind w:firstLine="0"/>
+      </w:pPr>
+      <w:r>
+        <w:rPr>
+          <w:noProof/>
+        </w:rPr>
+        <w:drawing>
+          <wp:inline distT="0" distB="0" distL="0" distR="0" wp14:anchorId="4844BB32" wp14:editId="4281AF10">
+            <wp:extent cx="3996228" cy="857945"/>
+            <wp:effectExtent l="0" t="0" r="4445" b="0"/>
+            <wp:docPr id="37" name="Imagen 37"/>
+            <wp:cNvGraphicFramePr>
+              <a:graphicFrameLocks xmlns:a="http://schemas.openxmlformats.org/drawingml/2006/main" noChangeAspect="1"/>
+            </wp:cNvGraphicFramePr>
+            <a:graphic xmlns:a="http://schemas.openxmlformats.org/drawingml/2006/main">
+              <a:graphicData uri="http://schemas.openxmlformats.org/drawingml/2006/picture">
+                <pic:pic xmlns:pic="http://schemas.openxmlformats.org/drawingml/2006/picture">
+                  <pic:nvPicPr>
+                    <pic:cNvPr id="1" name=""/>
+                    <pic:cNvPicPr/>
+                  </pic:nvPicPr>
+                  <pic:blipFill>
+                    <a:blip r:embed="rId38"/>
+                    <a:stretch>
+                      <a:fillRect/>
+                    </a:stretch>
+                  </pic:blipFill>
+                  <pic:spPr>
+                    <a:xfrm>
+                      <a:off x="0" y="0"/>
+                      <a:ext cx="4018834" cy="862798"/>
+                    </a:xfrm>
+                    <a:prstGeom prst="rect">
+                      <a:avLst/>
+                    </a:prstGeom>
+                  </pic:spPr>
+                </pic:pic>
+              </a:graphicData>
+            </a:graphic>
+          </wp:inline>
+        </w:drawing>
       </w:r>
     </w:p>
     <w:p>
@@ -10901,7 +10749,6 @@
         <w:rPr>
           <w:spacing w:val="-2"/>
         </w:rPr>
-        <w:lastRenderedPageBreak/>
         <w:t>En</w:t>
       </w:r>
       <w:r>
@@ -11083,6 +10930,56 @@
           <w:spacing w:val="-2"/>
         </w:rPr>
         <w:t>días.</w:t>
+      </w:r>
+    </w:p>
+    <w:p>
+      <w:pPr>
+        <w:pStyle w:val="Prrafodelista"/>
+        <w:tabs>
+          <w:tab w:val="left" w:pos="859"/>
+        </w:tabs>
+        <w:spacing w:before="43"/>
+        <w:ind w:left="859" w:firstLine="0"/>
+      </w:pPr>
+      <w:r>
+        <w:rPr>
+          <w:noProof/>
+        </w:rPr>
+        <w:drawing>
+          <wp:inline distT="0" distB="0" distL="0" distR="0" wp14:anchorId="26680BD6" wp14:editId="1B073A59">
+            <wp:extent cx="4462894" cy="1090930"/>
+            <wp:effectExtent l="0" t="0" r="0" b="0"/>
+            <wp:docPr id="38" name="Imagen 38"/>
+            <wp:cNvGraphicFramePr>
+              <a:graphicFrameLocks xmlns:a="http://schemas.openxmlformats.org/drawingml/2006/main" noChangeAspect="1"/>
+            </wp:cNvGraphicFramePr>
+            <a:graphic xmlns:a="http://schemas.openxmlformats.org/drawingml/2006/main">
+              <a:graphicData uri="http://schemas.openxmlformats.org/drawingml/2006/picture">
+                <pic:pic xmlns:pic="http://schemas.openxmlformats.org/drawingml/2006/picture">
+                  <pic:nvPicPr>
+                    <pic:cNvPr id="1" name=""/>
+                    <pic:cNvPicPr/>
+                  </pic:nvPicPr>
+                  <pic:blipFill>
+                    <a:blip r:embed="rId39"/>
+                    <a:stretch>
+                      <a:fillRect/>
+                    </a:stretch>
+                  </pic:blipFill>
+                  <pic:spPr>
+                    <a:xfrm>
+                      <a:off x="0" y="0"/>
+                      <a:ext cx="4484551" cy="1096224"/>
+                    </a:xfrm>
+                    <a:prstGeom prst="rect">
+                      <a:avLst/>
+                    </a:prstGeom>
+                  </pic:spPr>
+                </pic:pic>
+              </a:graphicData>
+            </a:graphic>
+          </wp:inline>
+        </w:drawing>
       </w:r>
     </w:p>
     <w:p>
@@ -11141,7 +11038,6 @@
         </w:rPr>
         <w:t xml:space="preserve"> </w:t>
       </w:r>
-      <w:proofErr w:type="spellStart"/>
       <w:r>
         <w:rPr>
           <w:rFonts w:ascii="Courier New"/>
@@ -11150,7 +11046,6 @@
         </w:rPr>
         <w:t>sleep</w:t>
       </w:r>
-      <w:proofErr w:type="spellEnd"/>
       <w:r>
         <w:rPr>
           <w:rFonts w:ascii="Courier New"/>
@@ -11240,6 +11135,56 @@
           <w:spacing w:val="-2"/>
         </w:rPr>
         <w:t>plano.</w:t>
+      </w:r>
+    </w:p>
+    <w:p>
+      <w:pPr>
+        <w:pStyle w:val="Prrafodelista"/>
+        <w:tabs>
+          <w:tab w:val="left" w:pos="498"/>
+        </w:tabs>
+        <w:spacing w:before="1"/>
+        <w:ind w:left="498" w:firstLine="0"/>
+      </w:pPr>
+      <w:r>
+        <w:rPr>
+          <w:noProof/>
+        </w:rPr>
+        <w:drawing>
+          <wp:inline distT="0" distB="0" distL="0" distR="0" wp14:anchorId="36FDD388" wp14:editId="282B989B">
+            <wp:extent cx="12060750" cy="602673"/>
+            <wp:effectExtent l="0" t="0" r="0" b="6985"/>
+            <wp:docPr id="40" name="Imagen 40"/>
+            <wp:cNvGraphicFramePr>
+              <a:graphicFrameLocks xmlns:a="http://schemas.openxmlformats.org/drawingml/2006/main" noChangeAspect="1"/>
+            </wp:cNvGraphicFramePr>
+            <a:graphic xmlns:a="http://schemas.openxmlformats.org/drawingml/2006/main">
+              <a:graphicData uri="http://schemas.openxmlformats.org/drawingml/2006/picture">
+                <pic:pic xmlns:pic="http://schemas.openxmlformats.org/drawingml/2006/picture">
+                  <pic:nvPicPr>
+                    <pic:cNvPr id="1" name=""/>
+                    <pic:cNvPicPr/>
+                  </pic:nvPicPr>
+                  <pic:blipFill>
+                    <a:blip r:embed="rId40"/>
+                    <a:stretch>
+                      <a:fillRect/>
+                    </a:stretch>
+                  </pic:blipFill>
+                  <pic:spPr>
+                    <a:xfrm>
+                      <a:off x="0" y="0"/>
+                      <a:ext cx="12124034" cy="605835"/>
+                    </a:xfrm>
+                    <a:prstGeom prst="rect">
+                      <a:avLst/>
+                    </a:prstGeom>
+                  </pic:spPr>
+                </pic:pic>
+              </a:graphicData>
+            </a:graphic>
+          </wp:inline>
+        </w:drawing>
       </w:r>
     </w:p>
     <w:p>
@@ -11409,6 +11354,56 @@
     <w:p>
       <w:pPr>
         <w:pStyle w:val="Prrafodelista"/>
+        <w:tabs>
+          <w:tab w:val="left" w:pos="860"/>
+        </w:tabs>
+        <w:spacing w:before="42"/>
+        <w:ind w:firstLine="0"/>
+      </w:pPr>
+      <w:r>
+        <w:rPr>
+          <w:noProof/>
+        </w:rPr>
+        <w:drawing>
+          <wp:inline distT="0" distB="0" distL="0" distR="0" wp14:anchorId="29991E0B" wp14:editId="4EFEC84D">
+            <wp:extent cx="6303010" cy="941705"/>
+            <wp:effectExtent l="0" t="0" r="2540" b="0"/>
+            <wp:docPr id="41" name="Imagen 41"/>
+            <wp:cNvGraphicFramePr>
+              <a:graphicFrameLocks xmlns:a="http://schemas.openxmlformats.org/drawingml/2006/main" noChangeAspect="1"/>
+            </wp:cNvGraphicFramePr>
+            <a:graphic xmlns:a="http://schemas.openxmlformats.org/drawingml/2006/main">
+              <a:graphicData uri="http://schemas.openxmlformats.org/drawingml/2006/picture">
+                <pic:pic xmlns:pic="http://schemas.openxmlformats.org/drawingml/2006/picture">
+                  <pic:nvPicPr>
+                    <pic:cNvPr id="1" name=""/>
+                    <pic:cNvPicPr/>
+                  </pic:nvPicPr>
+                  <pic:blipFill>
+                    <a:blip r:embed="rId41"/>
+                    <a:stretch>
+                      <a:fillRect/>
+                    </a:stretch>
+                  </pic:blipFill>
+                  <pic:spPr>
+                    <a:xfrm>
+                      <a:off x="0" y="0"/>
+                      <a:ext cx="6303010" cy="941705"/>
+                    </a:xfrm>
+                    <a:prstGeom prst="rect">
+                      <a:avLst/>
+                    </a:prstGeom>
+                  </pic:spPr>
+                </pic:pic>
+              </a:graphicData>
+            </a:graphic>
+          </wp:inline>
+        </w:drawing>
+      </w:r>
+    </w:p>
+    <w:p>
+      <w:pPr>
+        <w:pStyle w:val="Prrafodelista"/>
         <w:numPr>
           <w:ilvl w:val="1"/>
           <w:numId w:val="2"/>
@@ -11563,19 +11558,61 @@
         </w:rPr>
         <w:t xml:space="preserve"> </w:t>
       </w:r>
-      <w:proofErr w:type="spellStart"/>
-      <w:r>
-        <w:rPr>
-          <w:spacing w:val="-2"/>
-        </w:rPr>
-        <w:t>logueaste</w:t>
-      </w:r>
-      <w:proofErr w:type="spellEnd"/>
-      <w:r>
-        <w:rPr>
-          <w:spacing w:val="-2"/>
-        </w:rPr>
-        <w:t>.</w:t>
+      <w:r>
+        <w:rPr>
+          <w:spacing w:val="-2"/>
+        </w:rPr>
+        <w:t>logueaste.</w:t>
+      </w:r>
+    </w:p>
+    <w:p>
+      <w:pPr>
+        <w:pStyle w:val="Prrafodelista"/>
+        <w:tabs>
+          <w:tab w:val="left" w:pos="860"/>
+        </w:tabs>
+        <w:spacing w:before="55"/>
+        <w:ind w:firstLine="0"/>
+      </w:pPr>
+      <w:r>
+        <w:rPr>
+          <w:noProof/>
+        </w:rPr>
+        <w:drawing>
+          <wp:inline distT="0" distB="0" distL="0" distR="0" wp14:anchorId="7CEDE1DB" wp14:editId="5BF75DF9">
+            <wp:extent cx="6303010" cy="1319530"/>
+            <wp:effectExtent l="0" t="0" r="2540" b="0"/>
+            <wp:docPr id="42" name="Imagen 42"/>
+            <wp:cNvGraphicFramePr>
+              <a:graphicFrameLocks xmlns:a="http://schemas.openxmlformats.org/drawingml/2006/main" noChangeAspect="1"/>
+            </wp:cNvGraphicFramePr>
+            <a:graphic xmlns:a="http://schemas.openxmlformats.org/drawingml/2006/main">
+              <a:graphicData uri="http://schemas.openxmlformats.org/drawingml/2006/picture">
+                <pic:pic xmlns:pic="http://schemas.openxmlformats.org/drawingml/2006/picture">
+                  <pic:nvPicPr>
+                    <pic:cNvPr id="1" name=""/>
+                    <pic:cNvPicPr/>
+                  </pic:nvPicPr>
+                  <pic:blipFill>
+                    <a:blip r:embed="rId42"/>
+                    <a:stretch>
+                      <a:fillRect/>
+                    </a:stretch>
+                  </pic:blipFill>
+                  <pic:spPr>
+                    <a:xfrm>
+                      <a:off x="0" y="0"/>
+                      <a:ext cx="6303010" cy="1319530"/>
+                    </a:xfrm>
+                    <a:prstGeom prst="rect">
+                      <a:avLst/>
+                    </a:prstGeom>
+                  </pic:spPr>
+                </pic:pic>
+              </a:graphicData>
+            </a:graphic>
+          </wp:inline>
+        </w:drawing>
       </w:r>
     </w:p>
     <w:p>
@@ -11783,7 +11820,6 @@
         </w:rPr>
         <w:t xml:space="preserve"> </w:t>
       </w:r>
-      <w:proofErr w:type="spellStart"/>
       <w:r>
         <w:rPr>
           <w:rFonts w:ascii="Roboto Lt"/>
@@ -11792,12 +11828,62 @@
         </w:rPr>
         <w:t>root</w:t>
       </w:r>
-      <w:proofErr w:type="spellEnd"/>
       <w:r>
         <w:rPr>
           <w:spacing w:val="-2"/>
         </w:rPr>
         <w:t>.</w:t>
+      </w:r>
+    </w:p>
+    <w:p>
+      <w:pPr>
+        <w:pStyle w:val="Prrafodelista"/>
+        <w:tabs>
+          <w:tab w:val="left" w:pos="860"/>
+        </w:tabs>
+        <w:spacing w:before="49"/>
+        <w:ind w:firstLine="0"/>
+      </w:pPr>
+      <w:r>
+        <w:rPr>
+          <w:noProof/>
+        </w:rPr>
+        <w:lastRenderedPageBreak/>
+        <w:drawing>
+          <wp:inline distT="0" distB="0" distL="0" distR="0" wp14:anchorId="2863B672" wp14:editId="566D46A0">
+            <wp:extent cx="6303010" cy="2922905"/>
+            <wp:effectExtent l="0" t="0" r="2540" b="0"/>
+            <wp:docPr id="43" name="Imagen 43"/>
+            <wp:cNvGraphicFramePr>
+              <a:graphicFrameLocks xmlns:a="http://schemas.openxmlformats.org/drawingml/2006/main" noChangeAspect="1"/>
+            </wp:cNvGraphicFramePr>
+            <a:graphic xmlns:a="http://schemas.openxmlformats.org/drawingml/2006/main">
+              <a:graphicData uri="http://schemas.openxmlformats.org/drawingml/2006/picture">
+                <pic:pic xmlns:pic="http://schemas.openxmlformats.org/drawingml/2006/picture">
+                  <pic:nvPicPr>
+                    <pic:cNvPr id="1" name=""/>
+                    <pic:cNvPicPr/>
+                  </pic:nvPicPr>
+                  <pic:blipFill>
+                    <a:blip r:embed="rId43"/>
+                    <a:stretch>
+                      <a:fillRect/>
+                    </a:stretch>
+                  </pic:blipFill>
+                  <pic:spPr>
+                    <a:xfrm>
+                      <a:off x="0" y="0"/>
+                      <a:ext cx="6303010" cy="2922905"/>
+                    </a:xfrm>
+                    <a:prstGeom prst="rect">
+                      <a:avLst/>
+                    </a:prstGeom>
+                  </pic:spPr>
+                </pic:pic>
+              </a:graphicData>
+            </a:graphic>
+          </wp:inline>
+        </w:drawing>
       </w:r>
     </w:p>
     <w:p>
@@ -11872,7 +11958,6 @@
         </w:rPr>
         <w:t xml:space="preserve"> </w:t>
       </w:r>
-      <w:proofErr w:type="spellStart"/>
       <w:r>
         <w:rPr>
           <w:rFonts w:ascii="Courier New"/>
@@ -11881,7 +11966,6 @@
         </w:rPr>
         <w:t>sleep</w:t>
       </w:r>
-      <w:proofErr w:type="spellEnd"/>
       <w:r>
         <w:rPr>
           <w:rFonts w:ascii="Courier New"/>
@@ -12124,6 +12208,56 @@
     <w:p>
       <w:pPr>
         <w:pStyle w:val="Prrafodelista"/>
+        <w:tabs>
+          <w:tab w:val="left" w:pos="861"/>
+        </w:tabs>
+        <w:spacing w:before="43" w:line="290" w:lineRule="auto"/>
+        <w:ind w:left="861" w:right="143" w:firstLine="0"/>
+      </w:pPr>
+      <w:r>
+        <w:rPr>
+          <w:noProof/>
+        </w:rPr>
+        <w:drawing>
+          <wp:inline distT="0" distB="0" distL="0" distR="0" wp14:anchorId="6FB61858" wp14:editId="1012DBCD">
+            <wp:extent cx="6303010" cy="664210"/>
+            <wp:effectExtent l="0" t="0" r="2540" b="2540"/>
+            <wp:docPr id="44" name="Imagen 44"/>
+            <wp:cNvGraphicFramePr>
+              <a:graphicFrameLocks xmlns:a="http://schemas.openxmlformats.org/drawingml/2006/main" noChangeAspect="1"/>
+            </wp:cNvGraphicFramePr>
+            <a:graphic xmlns:a="http://schemas.openxmlformats.org/drawingml/2006/main">
+              <a:graphicData uri="http://schemas.openxmlformats.org/drawingml/2006/picture">
+                <pic:pic xmlns:pic="http://schemas.openxmlformats.org/drawingml/2006/picture">
+                  <pic:nvPicPr>
+                    <pic:cNvPr id="1" name=""/>
+                    <pic:cNvPicPr/>
+                  </pic:nvPicPr>
+                  <pic:blipFill>
+                    <a:blip r:embed="rId44"/>
+                    <a:stretch>
+                      <a:fillRect/>
+                    </a:stretch>
+                  </pic:blipFill>
+                  <pic:spPr>
+                    <a:xfrm>
+                      <a:off x="0" y="0"/>
+                      <a:ext cx="6303010" cy="664210"/>
+                    </a:xfrm>
+                    <a:prstGeom prst="rect">
+                      <a:avLst/>
+                    </a:prstGeom>
+                  </pic:spPr>
+                </pic:pic>
+              </a:graphicData>
+            </a:graphic>
+          </wp:inline>
+        </w:drawing>
+      </w:r>
+    </w:p>
+    <w:p>
+      <w:pPr>
+        <w:pStyle w:val="Prrafodelista"/>
         <w:numPr>
           <w:ilvl w:val="1"/>
           <w:numId w:val="1"/>
@@ -12259,6 +12393,113 @@
           <w:spacing w:val="-7"/>
         </w:rPr>
         <w:t>2.</w:t>
+      </w:r>
+    </w:p>
+    <w:p>
+      <w:pPr>
+        <w:pStyle w:val="Prrafodelista"/>
+        <w:tabs>
+          <w:tab w:val="left" w:pos="860"/>
+        </w:tabs>
+        <w:spacing w:line="254" w:lineRule="exact"/>
+        <w:ind w:firstLine="0"/>
+      </w:pPr>
+    </w:p>
+    <w:p>
+      <w:pPr>
+        <w:pStyle w:val="Prrafodelista"/>
+        <w:tabs>
+          <w:tab w:val="left" w:pos="860"/>
+        </w:tabs>
+        <w:spacing w:line="254" w:lineRule="exact"/>
+        <w:ind w:firstLine="0"/>
+      </w:pPr>
+    </w:p>
+    <w:p>
+      <w:pPr>
+        <w:pStyle w:val="Prrafodelista"/>
+        <w:tabs>
+          <w:tab w:val="left" w:pos="860"/>
+        </w:tabs>
+        <w:spacing w:line="254" w:lineRule="exact"/>
+        <w:ind w:firstLine="0"/>
+      </w:pPr>
+      <w:r>
+        <w:t>Top</w:t>
+      </w:r>
+    </w:p>
+    <w:p>
+      <w:pPr>
+        <w:pStyle w:val="Prrafodelista"/>
+        <w:tabs>
+          <w:tab w:val="left" w:pos="860"/>
+        </w:tabs>
+        <w:spacing w:line="254" w:lineRule="exact"/>
+        <w:ind w:firstLine="0"/>
+      </w:pPr>
+    </w:p>
+    <w:p>
+      <w:pPr>
+        <w:pStyle w:val="Prrafodelista"/>
+        <w:tabs>
+          <w:tab w:val="left" w:pos="860"/>
+        </w:tabs>
+        <w:spacing w:line="254" w:lineRule="exact"/>
+        <w:ind w:firstLine="0"/>
+      </w:pPr>
+      <w:r>
+        <w:rPr>
+          <w:noProof/>
+        </w:rPr>
+        <w:drawing>
+          <wp:anchor distT="0" distB="0" distL="114300" distR="114300" simplePos="0" relativeHeight="251658240" behindDoc="0" locked="0" layoutInCell="1" allowOverlap="1" wp14:anchorId="3D86C2C4" wp14:editId="5D588F2B">
+            <wp:simplePos x="0" y="0"/>
+            <wp:positionH relativeFrom="column">
+              <wp:posOffset>541655</wp:posOffset>
+            </wp:positionH>
+            <wp:positionV relativeFrom="paragraph">
+              <wp:posOffset>-528320</wp:posOffset>
+            </wp:positionV>
+            <wp:extent cx="6303010" cy="652780"/>
+            <wp:effectExtent l="0" t="0" r="2540" b="0"/>
+            <wp:wrapNone/>
+            <wp:docPr id="47" name="Imagen 47"/>
+            <wp:cNvGraphicFramePr>
+              <a:graphicFrameLocks xmlns:a="http://schemas.openxmlformats.org/drawingml/2006/main" noChangeAspect="1"/>
+            </wp:cNvGraphicFramePr>
+            <a:graphic xmlns:a="http://schemas.openxmlformats.org/drawingml/2006/main">
+              <a:graphicData uri="http://schemas.openxmlformats.org/drawingml/2006/picture">
+                <pic:pic xmlns:pic="http://schemas.openxmlformats.org/drawingml/2006/picture">
+                  <pic:nvPicPr>
+                    <pic:cNvPr id="1" name=""/>
+                    <pic:cNvPicPr/>
+                  </pic:nvPicPr>
+                  <pic:blipFill>
+                    <a:blip r:embed="rId45">
+                      <a:extLst>
+                        <a:ext uri="{28A0092B-C50C-407E-A947-70E740481C1C}">
+                          <a14:useLocalDpi xmlns:a14="http://schemas.microsoft.com/office/drawing/2010/main" val="0"/>
+                        </a:ext>
+                      </a:extLst>
+                    </a:blip>
+                    <a:stretch>
+                      <a:fillRect/>
+                    </a:stretch>
+                  </pic:blipFill>
+                  <pic:spPr>
+                    <a:xfrm>
+                      <a:off x="0" y="0"/>
+                      <a:ext cx="6303010" cy="652780"/>
+                    </a:xfrm>
+                    <a:prstGeom prst="rect">
+                      <a:avLst/>
+                    </a:prstGeom>
+                  </pic:spPr>
+                </pic:pic>
+              </a:graphicData>
+            </a:graphic>
+          </wp:anchor>
+        </w:drawing>
       </w:r>
     </w:p>
     <w:p>
@@ -12366,7 +12607,6 @@
         </w:rPr>
         <w:t xml:space="preserve"> </w:t>
       </w:r>
-      <w:proofErr w:type="spellStart"/>
       <w:r>
         <w:rPr>
           <w:rFonts w:ascii="Courier New" w:hAnsi="Courier New"/>
@@ -12375,7 +12615,6 @@
         </w:rPr>
         <w:t>sleep</w:t>
       </w:r>
-      <w:proofErr w:type="spellEnd"/>
       <w:r>
         <w:rPr>
           <w:rFonts w:ascii="Courier New" w:hAnsi="Courier New"/>
@@ -12465,30 +12704,121 @@
     </w:p>
     <w:p>
       <w:pPr>
+        <w:pStyle w:val="Prrafodelista"/>
+        <w:tabs>
+          <w:tab w:val="left" w:pos="860"/>
+        </w:tabs>
+        <w:spacing w:before="54"/>
+        <w:ind w:firstLine="0"/>
+      </w:pPr>
+      <w:r>
+        <w:rPr>
+          <w:noProof/>
+        </w:rPr>
+        <w:drawing>
+          <wp:inline distT="0" distB="0" distL="0" distR="0" wp14:anchorId="501DCAD5" wp14:editId="07EEF46F">
+            <wp:extent cx="6303010" cy="2559050"/>
+            <wp:effectExtent l="0" t="0" r="2540" b="0"/>
+            <wp:docPr id="48" name="Imagen 48"/>
+            <wp:cNvGraphicFramePr>
+              <a:graphicFrameLocks xmlns:a="http://schemas.openxmlformats.org/drawingml/2006/main" noChangeAspect="1"/>
+            </wp:cNvGraphicFramePr>
+            <a:graphic xmlns:a="http://schemas.openxmlformats.org/drawingml/2006/main">
+              <a:graphicData uri="http://schemas.openxmlformats.org/drawingml/2006/picture">
+                <pic:pic xmlns:pic="http://schemas.openxmlformats.org/drawingml/2006/picture">
+                  <pic:nvPicPr>
+                    <pic:cNvPr id="1" name=""/>
+                    <pic:cNvPicPr/>
+                  </pic:nvPicPr>
+                  <pic:blipFill>
+                    <a:blip r:embed="rId46"/>
+                    <a:stretch>
+                      <a:fillRect/>
+                    </a:stretch>
+                  </pic:blipFill>
+                  <pic:spPr>
+                    <a:xfrm>
+                      <a:off x="0" y="0"/>
+                      <a:ext cx="6303010" cy="2559050"/>
+                    </a:xfrm>
+                    <a:prstGeom prst="rect">
+                      <a:avLst/>
+                    </a:prstGeom>
+                  </pic:spPr>
+                </pic:pic>
+              </a:graphicData>
+            </a:graphic>
+          </wp:inline>
+        </w:drawing>
+      </w:r>
+    </w:p>
+    <w:p>
+      <w:pPr>
         <w:pStyle w:val="Textoindependiente"/>
         <w:spacing w:before="95"/>
         <w:ind w:left="0" w:firstLine="0"/>
-      </w:pPr>
+        <w:jc w:val="center"/>
+      </w:pPr>
+      <w:r>
+        <w:rPr>
+          <w:noProof/>
+        </w:rPr>
+        <w:drawing>
+          <wp:inline distT="0" distB="0" distL="0" distR="0" wp14:anchorId="3EBEFE3F" wp14:editId="591906E2">
+            <wp:extent cx="6303010" cy="3051175"/>
+            <wp:effectExtent l="0" t="0" r="2540" b="0"/>
+            <wp:docPr id="49" name="Imagen 49"/>
+            <wp:cNvGraphicFramePr>
+              <a:graphicFrameLocks xmlns:a="http://schemas.openxmlformats.org/drawingml/2006/main" noChangeAspect="1"/>
+            </wp:cNvGraphicFramePr>
+            <a:graphic xmlns:a="http://schemas.openxmlformats.org/drawingml/2006/main">
+              <a:graphicData uri="http://schemas.openxmlformats.org/drawingml/2006/picture">
+                <pic:pic xmlns:pic="http://schemas.openxmlformats.org/drawingml/2006/picture">
+                  <pic:nvPicPr>
+                    <pic:cNvPr id="1" name=""/>
+                    <pic:cNvPicPr/>
+                  </pic:nvPicPr>
+                  <pic:blipFill>
+                    <a:blip r:embed="rId47"/>
+                    <a:stretch>
+                      <a:fillRect/>
+                    </a:stretch>
+                  </pic:blipFill>
+                  <pic:spPr>
+                    <a:xfrm>
+                      <a:off x="0" y="0"/>
+                      <a:ext cx="6303010" cy="3051175"/>
+                    </a:xfrm>
+                    <a:prstGeom prst="rect">
+                      <a:avLst/>
+                    </a:prstGeom>
+                  </pic:spPr>
+                </pic:pic>
+              </a:graphicData>
+            </a:graphic>
+          </wp:inline>
+        </w:drawing>
+      </w:r>
     </w:p>
     <w:p>
       <w:pPr>
         <w:pStyle w:val="Textoindependiente"/>
+        <w:numPr>
+          <w:ilvl w:val="0"/>
+          <w:numId w:val="2"/>
+        </w:numPr>
         <w:spacing w:line="290" w:lineRule="auto"/>
-        <w:ind w:left="501" w:right="140" w:hanging="361"/>
+        <w:ind w:right="140"/>
         <w:jc w:val="both"/>
       </w:pPr>
       <w:r>
         <w:rPr>
-          <w:b/>
-          <w:color w:val="3D762A"/>
-          <w:spacing w:val="-2"/>
-        </w:rPr>
-        <w:t>10.</w:t>
-      </w:r>
-      <w:r>
-        <w:rPr>
-          <w:b/>
-          <w:color w:val="3D762A"/>
+          <w:spacing w:val="-2"/>
+        </w:rPr>
+        <w:t>Escribe</w:t>
+      </w:r>
+      <w:r>
+        <w:rPr>
           <w:spacing w:val="-15"/>
         </w:rPr>
         <w:t xml:space="preserve"> </w:t>
@@ -12497,7 +12827,19 @@
         <w:rPr>
           <w:spacing w:val="-2"/>
         </w:rPr>
-        <w:t>Escribe</w:t>
+        <w:t>un</w:t>
+      </w:r>
+      <w:r>
+        <w:rPr>
+          <w:spacing w:val="-14"/>
+        </w:rPr>
+        <w:t xml:space="preserve"> </w:t>
+      </w:r>
+      <w:r>
+        <w:rPr>
+          <w:spacing w:val="-2"/>
+        </w:rPr>
+        <w:t>programa</w:t>
       </w:r>
       <w:r>
         <w:rPr>
@@ -12509,10 +12851,118 @@
         <w:rPr>
           <w:spacing w:val="-2"/>
         </w:rPr>
+        <w:t>en</w:t>
+      </w:r>
+      <w:r>
+        <w:rPr>
+          <w:spacing w:val="-14"/>
+        </w:rPr>
+        <w:t xml:space="preserve"> </w:t>
+      </w:r>
+      <w:r>
+        <w:rPr>
+          <w:spacing w:val="-2"/>
+        </w:rPr>
+        <w:t>C</w:t>
+      </w:r>
+      <w:r>
+        <w:rPr>
+          <w:spacing w:val="-15"/>
+        </w:rPr>
+        <w:t xml:space="preserve"> </w:t>
+      </w:r>
+      <w:r>
+        <w:rPr>
+          <w:spacing w:val="-2"/>
+        </w:rPr>
+        <w:t>que</w:t>
+      </w:r>
+      <w:r>
+        <w:rPr>
+          <w:spacing w:val="-14"/>
+        </w:rPr>
+        <w:t xml:space="preserve"> </w:t>
+      </w:r>
+      <w:r>
+        <w:rPr>
+          <w:spacing w:val="-2"/>
+        </w:rPr>
+        <w:t>escriba</w:t>
+      </w:r>
+      <w:r>
+        <w:rPr>
+          <w:spacing w:val="-15"/>
+        </w:rPr>
+        <w:t xml:space="preserve"> </w:t>
+      </w:r>
+      <w:r>
+        <w:rPr>
+          <w:spacing w:val="-2"/>
+        </w:rPr>
+        <w:t>cada</w:t>
+      </w:r>
+      <w:r>
+        <w:rPr>
+          <w:spacing w:val="-15"/>
+        </w:rPr>
+        <w:t xml:space="preserve"> </w:t>
+      </w:r>
+      <w:r>
+        <w:rPr>
+          <w:spacing w:val="-2"/>
+        </w:rPr>
+        <w:t>medio</w:t>
+      </w:r>
+      <w:r>
+        <w:rPr>
+          <w:spacing w:val="-14"/>
+        </w:rPr>
+        <w:t xml:space="preserve"> </w:t>
+      </w:r>
+      <w:r>
+        <w:rPr>
+          <w:spacing w:val="-2"/>
+        </w:rPr>
+        <w:t>segundo,</w:t>
+      </w:r>
+      <w:r>
+        <w:rPr>
+          <w:spacing w:val="-15"/>
+        </w:rPr>
+        <w:t xml:space="preserve"> </w:t>
+      </w:r>
+      <w:r>
+        <w:rPr>
+          <w:spacing w:val="-2"/>
+        </w:rPr>
+        <w:t>en</w:t>
+      </w:r>
+      <w:r>
+        <w:rPr>
+          <w:spacing w:val="-14"/>
+        </w:rPr>
+        <w:t xml:space="preserve"> </w:t>
+      </w:r>
+      <w:r>
+        <w:rPr>
+          <w:spacing w:val="-2"/>
+        </w:rPr>
         <w:t>un</w:t>
       </w:r>
       <w:r>
         <w:rPr>
+          <w:spacing w:val="-15"/>
+        </w:rPr>
+        <w:t xml:space="preserve"> </w:t>
+      </w:r>
+      <w:r>
+        <w:rPr>
+          <w:spacing w:val="-2"/>
+        </w:rPr>
+        <w:t>archivo</w:t>
+      </w:r>
+      <w:r>
+        <w:rPr>
           <w:spacing w:val="-14"/>
         </w:rPr>
         <w:t xml:space="preserve"> </w:t>
@@ -12521,15 +12971,201 @@
         <w:rPr>
           <w:spacing w:val="-2"/>
         </w:rPr>
+        <w:t>de</w:t>
+      </w:r>
+      <w:r>
+        <w:rPr>
+          <w:spacing w:val="-15"/>
+        </w:rPr>
+        <w:t xml:space="preserve"> </w:t>
+      </w:r>
+      <w:r>
+        <w:rPr>
+          <w:spacing w:val="-2"/>
+        </w:rPr>
+        <w:t>texto,</w:t>
+      </w:r>
+      <w:r>
+        <w:rPr>
+          <w:spacing w:val="-15"/>
+        </w:rPr>
+        <w:t xml:space="preserve"> </w:t>
+      </w:r>
+      <w:r>
+        <w:rPr>
+          <w:spacing w:val="-2"/>
+        </w:rPr>
+        <w:t>una</w:t>
+      </w:r>
+      <w:r>
+        <w:rPr>
+          <w:spacing w:val="-14"/>
+        </w:rPr>
+        <w:t xml:space="preserve"> </w:t>
+      </w:r>
+      <w:r>
+        <w:rPr>
+          <w:spacing w:val="-2"/>
+        </w:rPr>
+        <w:t>línea</w:t>
+      </w:r>
+      <w:r>
+        <w:rPr>
+          <w:spacing w:val="-15"/>
+        </w:rPr>
+        <w:t xml:space="preserve"> </w:t>
+      </w:r>
+      <w:r>
+        <w:rPr>
+          <w:spacing w:val="-2"/>
+        </w:rPr>
+        <w:t xml:space="preserve">con </w:t>
+      </w:r>
+      <w:r>
+        <w:t>el</w:t>
+      </w:r>
+      <w:r>
+        <w:rPr>
+          <w:spacing w:val="-17"/>
+        </w:rPr>
+        <w:t xml:space="preserve"> </w:t>
+      </w:r>
+      <w:r>
+        <w:t>mensaje</w:t>
+      </w:r>
+      <w:r>
+        <w:rPr>
+          <w:spacing w:val="-15"/>
+        </w:rPr>
+        <w:t xml:space="preserve"> </w:t>
+      </w:r>
+      <w:r>
+        <w:t>“línea</w:t>
+      </w:r>
+      <w:r>
+        <w:rPr>
+          <w:spacing w:val="-17"/>
+        </w:rPr>
+        <w:t xml:space="preserve"> </w:t>
+      </w:r>
+      <w:r>
+        <w:t>número</w:t>
+      </w:r>
+      <w:r>
+        <w:rPr>
+          <w:spacing w:val="-15"/>
+        </w:rPr>
+        <w:t xml:space="preserve"> </w:t>
+      </w:r>
+      <w:r>
+        <w:t>[nro_de_linea]”.</w:t>
+      </w:r>
+      <w:r>
+        <w:rPr>
+          <w:spacing w:val="-16"/>
+        </w:rPr>
+        <w:t xml:space="preserve"> </w:t>
+      </w:r>
+      <w:r>
+        <w:t>El</w:t>
+      </w:r>
+      <w:r>
+        <w:rPr>
+          <w:spacing w:val="-17"/>
+        </w:rPr>
+        <w:t xml:space="preserve"> </w:t>
+      </w:r>
+      <w:r>
         <w:t>programa</w:t>
       </w:r>
       <w:r>
         <w:rPr>
+          <w:spacing w:val="-16"/>
+        </w:rPr>
+        <w:t xml:space="preserve"> </w:t>
+      </w:r>
+      <w:r>
+        <w:t>debe</w:t>
+      </w:r>
+      <w:r>
+        <w:rPr>
+          <w:spacing w:val="-16"/>
+        </w:rPr>
+        <w:t xml:space="preserve"> </w:t>
+      </w:r>
+      <w:r>
+        <w:t>recibir</w:t>
+      </w:r>
+      <w:r>
+        <w:rPr>
+          <w:spacing w:val="-17"/>
+        </w:rPr>
+        <w:t xml:space="preserve"> </w:t>
+      </w:r>
+      <w:r>
+        <w:t>por</w:t>
+      </w:r>
+      <w:r>
+        <w:rPr>
+          <w:spacing w:val="-16"/>
+        </w:rPr>
+        <w:t xml:space="preserve"> </w:t>
+      </w:r>
+      <w:r>
+        <w:t>teclado</w:t>
+      </w:r>
+      <w:r>
+        <w:rPr>
+          <w:spacing w:val="-16"/>
+        </w:rPr>
+        <w:t xml:space="preserve"> </w:t>
+      </w:r>
+      <w:r>
+        <w:t>la</w:t>
+      </w:r>
+      <w:r>
+        <w:rPr>
           <w:spacing w:val="-15"/>
         </w:rPr>
         <w:t xml:space="preserve"> </w:t>
       </w:r>
       <w:r>
+        <w:t>cantidad</w:t>
+      </w:r>
+      <w:r>
+        <w:rPr>
+          <w:spacing w:val="-17"/>
+        </w:rPr>
+        <w:t xml:space="preserve"> </w:t>
+      </w:r>
+      <w:r>
+        <w:t xml:space="preserve">de tiempo, especificada en segundos, que el mismo deberá realizar esa tarea. Con un comando </w:t>
+      </w:r>
+      <w:r>
+        <w:rPr>
+          <w:spacing w:val="-2"/>
+        </w:rPr>
+        <w:t>adecuado,</w:t>
+      </w:r>
+      <w:r>
+        <w:rPr>
+          <w:spacing w:val="-15"/>
+        </w:rPr>
+        <w:t xml:space="preserve"> </w:t>
+      </w:r>
+      <w:r>
+        <w:rPr>
+          <w:spacing w:val="-2"/>
+        </w:rPr>
+        <w:t>visualiza</w:t>
+      </w:r>
+      <w:r>
+        <w:rPr>
+          <w:spacing w:val="-15"/>
+        </w:rPr>
+        <w:t xml:space="preserve"> </w:t>
+      </w:r>
+      <w:r>
         <w:rPr>
           <w:spacing w:val="-2"/>
         </w:rPr>
@@ -12545,7 +13181,7 @@
         <w:rPr>
           <w:spacing w:val="-2"/>
         </w:rPr>
-        <w:t>C</w:t>
+        <w:t>tiempo</w:t>
       </w:r>
       <w:r>
         <w:rPr>
@@ -12557,151 +13193,191 @@
         <w:rPr>
           <w:spacing w:val="-2"/>
         </w:rPr>
+        <w:t>real</w:t>
+      </w:r>
+      <w:r>
+        <w:rPr>
+          <w:spacing w:val="-14"/>
+        </w:rPr>
+        <w:t xml:space="preserve"> </w:t>
+      </w:r>
+      <w:r>
+        <w:rPr>
+          <w:spacing w:val="-2"/>
+        </w:rPr>
+        <w:t>cómo</w:t>
+      </w:r>
+      <w:r>
+        <w:rPr>
+          <w:spacing w:val="-15"/>
+        </w:rPr>
+        <w:t xml:space="preserve"> </w:t>
+      </w:r>
+      <w:r>
+        <w:rPr>
+          <w:spacing w:val="-2"/>
+        </w:rPr>
+        <w:t>va</w:t>
+      </w:r>
+      <w:r>
+        <w:rPr>
+          <w:spacing w:val="-14"/>
+        </w:rPr>
+        <w:t xml:space="preserve"> </w:t>
+      </w:r>
+      <w:r>
+        <w:rPr>
+          <w:spacing w:val="-2"/>
+        </w:rPr>
+        <w:t>cambiando</w:t>
+      </w:r>
+      <w:r>
+        <w:rPr>
+          <w:spacing w:val="-15"/>
+        </w:rPr>
+        <w:t xml:space="preserve"> </w:t>
+      </w:r>
+      <w:r>
+        <w:rPr>
+          <w:spacing w:val="-2"/>
+        </w:rPr>
+        <w:t>el</w:t>
+      </w:r>
+      <w:r>
+        <w:rPr>
+          <w:spacing w:val="-15"/>
+        </w:rPr>
+        <w:t xml:space="preserve"> </w:t>
+      </w:r>
+      <w:r>
+        <w:rPr>
+          <w:spacing w:val="-2"/>
+        </w:rPr>
+        <w:t>contenido</w:t>
+      </w:r>
+      <w:r>
+        <w:rPr>
+          <w:spacing w:val="-14"/>
+        </w:rPr>
+        <w:t xml:space="preserve"> </w:t>
+      </w:r>
+      <w:r>
+        <w:rPr>
+          <w:spacing w:val="-2"/>
+        </w:rPr>
+        <w:t>del</w:t>
+      </w:r>
+      <w:r>
+        <w:rPr>
+          <w:spacing w:val="-15"/>
+        </w:rPr>
+        <w:t xml:space="preserve"> </w:t>
+      </w:r>
+      <w:r>
+        <w:rPr>
+          <w:spacing w:val="-2"/>
+        </w:rPr>
+        <w:t>archivo,</w:t>
+      </w:r>
+      <w:r>
+        <w:rPr>
+          <w:spacing w:val="-14"/>
+        </w:rPr>
+        <w:t xml:space="preserve"> </w:t>
+      </w:r>
+      <w:r>
+        <w:rPr>
+          <w:spacing w:val="-2"/>
+        </w:rPr>
+        <w:t>listando</w:t>
+      </w:r>
+      <w:r>
+        <w:rPr>
+          <w:spacing w:val="-15"/>
+        </w:rPr>
+        <w:t xml:space="preserve"> </w:t>
+      </w:r>
+      <w:r>
+        <w:rPr>
+          <w:spacing w:val="-2"/>
+        </w:rPr>
+        <w:t>las</w:t>
+      </w:r>
+      <w:r>
+        <w:rPr>
+          <w:spacing w:val="-14"/>
+        </w:rPr>
+        <w:t xml:space="preserve"> </w:t>
+      </w:r>
+      <w:r>
+        <w:rPr>
+          <w:spacing w:val="-2"/>
+        </w:rPr>
+        <w:t xml:space="preserve">tres </w:t>
+      </w:r>
+      <w:r>
+        <w:lastRenderedPageBreak/>
+        <w:t>últimas</w:t>
+      </w:r>
+      <w:r>
+        <w:rPr>
+          <w:spacing w:val="-16"/>
+        </w:rPr>
+        <w:t xml:space="preserve"> </w:t>
+      </w:r>
+      <w:r>
+        <w:t>veces</w:t>
+      </w:r>
+      <w:r>
+        <w:rPr>
+          <w:spacing w:val="-16"/>
+        </w:rPr>
+        <w:t xml:space="preserve"> </w:t>
+      </w:r>
+      <w:r>
         <w:t>que</w:t>
       </w:r>
       <w:r>
         <w:rPr>
-          <w:spacing w:val="-14"/>
-        </w:rPr>
-        <w:t xml:space="preserve"> </w:t>
-      </w:r>
-      <w:r>
-        <w:rPr>
-          <w:spacing w:val="-2"/>
-        </w:rPr>
-        <w:t>escriba</w:t>
-      </w:r>
-      <w:r>
-        <w:rPr>
           <w:spacing w:val="-15"/>
         </w:rPr>
         <w:t xml:space="preserve"> </w:t>
       </w:r>
       <w:r>
-        <w:rPr>
-          <w:spacing w:val="-2"/>
-        </w:rPr>
-        <w:t>cada</w:t>
-      </w:r>
-      <w:r>
-        <w:rPr>
-          <w:spacing w:val="-15"/>
-        </w:rPr>
-        <w:t xml:space="preserve"> </w:t>
-      </w:r>
-      <w:r>
-        <w:rPr>
-          <w:spacing w:val="-2"/>
-        </w:rPr>
-        <w:t>medio</w:t>
-      </w:r>
-      <w:r>
-        <w:rPr>
-          <w:spacing w:val="-14"/>
-        </w:rPr>
-        <w:t xml:space="preserve"> </w:t>
-      </w:r>
-      <w:r>
-        <w:rPr>
-          <w:spacing w:val="-2"/>
-        </w:rPr>
-        <w:t>segundo,</w:t>
-      </w:r>
-      <w:r>
-        <w:rPr>
-          <w:spacing w:val="-15"/>
-        </w:rPr>
-        <w:t xml:space="preserve"> </w:t>
-      </w:r>
-      <w:r>
-        <w:rPr>
-          <w:spacing w:val="-2"/>
-        </w:rPr>
+        <w:t>el</w:t>
+      </w:r>
+      <w:r>
+        <w:rPr>
+          <w:spacing w:val="-17"/>
+        </w:rPr>
+        <w:t xml:space="preserve"> </w:t>
+      </w:r>
+      <w:r>
+        <w:t>programa</w:t>
+      </w:r>
+      <w:r>
+        <w:rPr>
+          <w:spacing w:val="-16"/>
+        </w:rPr>
+        <w:t xml:space="preserve"> </w:t>
+      </w:r>
+      <w:r>
+        <w:t>escribió</w:t>
+      </w:r>
+      <w:r>
+        <w:rPr>
+          <w:spacing w:val="-16"/>
+        </w:rPr>
+        <w:t xml:space="preserve"> </w:t>
+      </w:r>
+      <w:r>
         <w:t>en</w:t>
       </w:r>
       <w:r>
         <w:rPr>
-          <w:spacing w:val="-14"/>
-        </w:rPr>
-        <w:t xml:space="preserve"> </w:t>
-      </w:r>
-      <w:r>
-        <w:rPr>
-          <w:spacing w:val="-2"/>
-        </w:rPr>
-        <w:t>un</w:t>
-      </w:r>
-      <w:r>
-        <w:rPr>
-          <w:spacing w:val="-15"/>
-        </w:rPr>
-        <w:t xml:space="preserve"> </w:t>
-      </w:r>
-      <w:r>
-        <w:rPr>
-          <w:spacing w:val="-2"/>
-        </w:rPr>
-        <w:t>archivo</w:t>
-      </w:r>
-      <w:r>
-        <w:rPr>
-          <w:spacing w:val="-14"/>
-        </w:rPr>
-        <w:t xml:space="preserve"> </w:t>
-      </w:r>
-      <w:r>
-        <w:rPr>
-          <w:spacing w:val="-2"/>
-        </w:rPr>
-        <w:t>de</w:t>
-      </w:r>
-      <w:r>
-        <w:rPr>
-          <w:spacing w:val="-15"/>
-        </w:rPr>
-        <w:t xml:space="preserve"> </w:t>
-      </w:r>
-      <w:r>
-        <w:rPr>
-          <w:spacing w:val="-2"/>
-        </w:rPr>
-        <w:t>texto,</w:t>
-      </w:r>
-      <w:r>
-        <w:rPr>
-          <w:spacing w:val="-15"/>
-        </w:rPr>
-        <w:t xml:space="preserve"> </w:t>
-      </w:r>
-      <w:r>
-        <w:rPr>
-          <w:spacing w:val="-2"/>
-        </w:rPr>
-        <w:t>una</w:t>
-      </w:r>
-      <w:r>
-        <w:rPr>
-          <w:spacing w:val="-14"/>
-        </w:rPr>
-        <w:t xml:space="preserve"> </w:t>
-      </w:r>
-      <w:r>
-        <w:rPr>
-          <w:spacing w:val="-2"/>
-        </w:rPr>
-        <w:t>línea</w:t>
-      </w:r>
-      <w:r>
-        <w:rPr>
-          <w:spacing w:val="-15"/>
-        </w:rPr>
-        <w:t xml:space="preserve"> </w:t>
-      </w:r>
-      <w:r>
-        <w:rPr>
-          <w:spacing w:val="-2"/>
-        </w:rPr>
-        <w:t xml:space="preserve">con </w:t>
+          <w:spacing w:val="-16"/>
+        </w:rPr>
+        <w:t xml:space="preserve"> </w:t>
       </w:r>
       <w:r>
         <w:t>el</w:t>
@@ -12713,372 +13389,113 @@
         <w:t xml:space="preserve"> </w:t>
       </w:r>
       <w:r>
-        <w:t>mensaje</w:t>
-      </w:r>
-      <w:r>
-        <w:rPr>
-          <w:spacing w:val="-15"/>
-        </w:rPr>
-        <w:t xml:space="preserve"> </w:t>
-      </w:r>
-      <w:r>
-        <w:t>“línea</w:t>
-      </w:r>
-      <w:r>
-        <w:rPr>
-          <w:spacing w:val="-17"/>
-        </w:rPr>
-        <w:t xml:space="preserve"> </w:t>
-      </w:r>
-      <w:r>
-        <w:t>número</w:t>
-      </w:r>
-      <w:r>
-        <w:rPr>
-          <w:spacing w:val="-15"/>
-        </w:rPr>
-        <w:t xml:space="preserve"> </w:t>
-      </w:r>
-      <w:r>
-        <w:t>[</w:t>
-      </w:r>
-      <w:proofErr w:type="spellStart"/>
-      <w:r>
-        <w:t>nro_de_linea</w:t>
-      </w:r>
-      <w:proofErr w:type="spellEnd"/>
-      <w:r>
-        <w:t>]”.</w:t>
-      </w:r>
-      <w:r>
-        <w:rPr>
-          <w:spacing w:val="-16"/>
-        </w:rPr>
-        <w:t xml:space="preserve"> </w:t>
-      </w:r>
-      <w:r>
-        <w:t>El</w:t>
-      </w:r>
-      <w:r>
-        <w:rPr>
-          <w:spacing w:val="-17"/>
-        </w:rPr>
-        <w:t xml:space="preserve"> </w:t>
-      </w:r>
-      <w:r>
-        <w:t>programa</w:t>
-      </w:r>
-      <w:r>
-        <w:rPr>
-          <w:spacing w:val="-16"/>
-        </w:rPr>
-        <w:t xml:space="preserve"> </w:t>
-      </w:r>
-      <w:r>
-        <w:t>debe</w:t>
-      </w:r>
-      <w:r>
-        <w:rPr>
-          <w:spacing w:val="-16"/>
-        </w:rPr>
-        <w:t xml:space="preserve"> </w:t>
-      </w:r>
-      <w:r>
-        <w:t>recibir</w:t>
-      </w:r>
-      <w:r>
-        <w:rPr>
-          <w:spacing w:val="-17"/>
-        </w:rPr>
-        <w:t xml:space="preserve"> </w:t>
-      </w:r>
-      <w:r>
-        <w:t>por</w:t>
-      </w:r>
-      <w:r>
-        <w:rPr>
-          <w:spacing w:val="-16"/>
-        </w:rPr>
-        <w:t xml:space="preserve"> </w:t>
-      </w:r>
-      <w:r>
-        <w:t>teclado</w:t>
-      </w:r>
-      <w:r>
-        <w:rPr>
-          <w:spacing w:val="-16"/>
-        </w:rPr>
-        <w:t xml:space="preserve"> </w:t>
-      </w:r>
-      <w:r>
-        <w:t>la</w:t>
-      </w:r>
-      <w:r>
-        <w:rPr>
-          <w:spacing w:val="-15"/>
-        </w:rPr>
-        <w:t xml:space="preserve"> </w:t>
-      </w:r>
-      <w:r>
-        <w:t>cantidad</w:t>
-      </w:r>
-      <w:r>
-        <w:rPr>
-          <w:spacing w:val="-17"/>
-        </w:rPr>
-        <w:t xml:space="preserve"> </w:t>
-      </w:r>
-      <w:r>
-        <w:t xml:space="preserve">de tiempo, especificada en segundos, que el mismo deberá realizar esa tarea. Con un comando </w:t>
-      </w:r>
-      <w:r>
-        <w:rPr>
-          <w:spacing w:val="-2"/>
-        </w:rPr>
-        <w:t>adecuado,</w:t>
-      </w:r>
-      <w:r>
-        <w:rPr>
-          <w:spacing w:val="-15"/>
-        </w:rPr>
-        <w:t xml:space="preserve"> </w:t>
-      </w:r>
-      <w:r>
-        <w:rPr>
-          <w:spacing w:val="-2"/>
-        </w:rPr>
-        <w:t>visualiza</w:t>
-      </w:r>
-      <w:r>
-        <w:rPr>
-          <w:spacing w:val="-15"/>
-        </w:rPr>
-        <w:t xml:space="preserve"> </w:t>
-      </w:r>
-      <w:r>
-        <w:rPr>
-          <w:spacing w:val="-2"/>
-        </w:rPr>
-        <w:t>en</w:t>
-      </w:r>
-      <w:r>
-        <w:rPr>
-          <w:spacing w:val="-14"/>
-        </w:rPr>
-        <w:t xml:space="preserve"> </w:t>
-      </w:r>
-      <w:r>
-        <w:rPr>
-          <w:spacing w:val="-2"/>
-        </w:rPr>
-        <w:t>tiempo</w:t>
-      </w:r>
-      <w:r>
-        <w:rPr>
-          <w:spacing w:val="-15"/>
-        </w:rPr>
-        <w:t xml:space="preserve"> </w:t>
-      </w:r>
-      <w:r>
-        <w:rPr>
-          <w:spacing w:val="-2"/>
-        </w:rPr>
-        <w:t>real</w:t>
-      </w:r>
-      <w:r>
-        <w:rPr>
-          <w:spacing w:val="-14"/>
-        </w:rPr>
-        <w:t xml:space="preserve"> </w:t>
-      </w:r>
-      <w:r>
-        <w:rPr>
-          <w:spacing w:val="-2"/>
-        </w:rPr>
-        <w:t>cómo</w:t>
-      </w:r>
-      <w:r>
-        <w:rPr>
-          <w:spacing w:val="-15"/>
-        </w:rPr>
-        <w:t xml:space="preserve"> </w:t>
-      </w:r>
-      <w:r>
-        <w:rPr>
-          <w:spacing w:val="-2"/>
-        </w:rPr>
-        <w:t>va</w:t>
-      </w:r>
-      <w:r>
-        <w:rPr>
-          <w:spacing w:val="-14"/>
-        </w:rPr>
-        <w:t xml:space="preserve"> </w:t>
-      </w:r>
-      <w:r>
-        <w:rPr>
-          <w:spacing w:val="-2"/>
-        </w:rPr>
-        <w:t>cambiando</w:t>
-      </w:r>
-      <w:r>
-        <w:rPr>
-          <w:spacing w:val="-15"/>
-        </w:rPr>
-        <w:t xml:space="preserve"> </w:t>
-      </w:r>
-      <w:r>
-        <w:rPr>
-          <w:spacing w:val="-2"/>
-        </w:rPr>
-        <w:t>el</w:t>
-      </w:r>
-      <w:r>
-        <w:rPr>
-          <w:spacing w:val="-15"/>
-        </w:rPr>
-        <w:t xml:space="preserve"> </w:t>
-      </w:r>
-      <w:r>
-        <w:rPr>
-          <w:spacing w:val="-2"/>
-        </w:rPr>
-        <w:t>contenido</w:t>
-      </w:r>
-      <w:r>
-        <w:rPr>
-          <w:spacing w:val="-14"/>
-        </w:rPr>
-        <w:t xml:space="preserve"> </w:t>
-      </w:r>
-      <w:r>
-        <w:rPr>
-          <w:spacing w:val="-2"/>
-        </w:rPr>
-        <w:t>del</w:t>
-      </w:r>
-      <w:r>
-        <w:rPr>
-          <w:spacing w:val="-15"/>
-        </w:rPr>
-        <w:t xml:space="preserve"> </w:t>
-      </w:r>
-      <w:r>
-        <w:rPr>
-          <w:spacing w:val="-2"/>
-        </w:rPr>
-        <w:t>archivo,</w:t>
-      </w:r>
-      <w:r>
-        <w:rPr>
-          <w:spacing w:val="-14"/>
-        </w:rPr>
-        <w:t xml:space="preserve"> </w:t>
-      </w:r>
-      <w:r>
-        <w:rPr>
-          <w:spacing w:val="-2"/>
-        </w:rPr>
-        <w:t>listando</w:t>
-      </w:r>
-      <w:r>
-        <w:rPr>
-          <w:spacing w:val="-15"/>
-        </w:rPr>
-        <w:t xml:space="preserve"> </w:t>
-      </w:r>
-      <w:r>
-        <w:rPr>
-          <w:spacing w:val="-2"/>
-        </w:rPr>
-        <w:t>las</w:t>
-      </w:r>
-      <w:r>
-        <w:rPr>
-          <w:spacing w:val="-14"/>
-        </w:rPr>
-        <w:t xml:space="preserve"> </w:t>
-      </w:r>
-      <w:r>
-        <w:rPr>
-          <w:spacing w:val="-2"/>
-        </w:rPr>
-        <w:t xml:space="preserve">tres </w:t>
-      </w:r>
-      <w:r>
-        <w:t>últimas</w:t>
-      </w:r>
-      <w:r>
-        <w:rPr>
-          <w:spacing w:val="-16"/>
-        </w:rPr>
-        <w:t xml:space="preserve"> </w:t>
-      </w:r>
-      <w:r>
-        <w:t>veces</w:t>
-      </w:r>
-      <w:r>
-        <w:rPr>
-          <w:spacing w:val="-16"/>
-        </w:rPr>
-        <w:t xml:space="preserve"> </w:t>
-      </w:r>
-      <w:r>
-        <w:t>que</w:t>
-      </w:r>
-      <w:r>
-        <w:rPr>
-          <w:spacing w:val="-15"/>
-        </w:rPr>
-        <w:t xml:space="preserve"> </w:t>
-      </w:r>
-      <w:r>
-        <w:t>el</w:t>
-      </w:r>
-      <w:r>
-        <w:rPr>
-          <w:spacing w:val="-17"/>
-        </w:rPr>
-        <w:t xml:space="preserve"> </w:t>
-      </w:r>
-      <w:r>
-        <w:t>programa</w:t>
-      </w:r>
-      <w:r>
-        <w:rPr>
-          <w:spacing w:val="-16"/>
-        </w:rPr>
-        <w:t xml:space="preserve"> </w:t>
-      </w:r>
-      <w:r>
-        <w:t>escribió</w:t>
-      </w:r>
-      <w:r>
-        <w:rPr>
-          <w:spacing w:val="-16"/>
-        </w:rPr>
-        <w:t xml:space="preserve"> </w:t>
-      </w:r>
-      <w:r>
-        <w:t>en</w:t>
-      </w:r>
-      <w:r>
-        <w:rPr>
-          <w:spacing w:val="-16"/>
-        </w:rPr>
-        <w:t xml:space="preserve"> </w:t>
-      </w:r>
-      <w:r>
-        <w:t>el</w:t>
-      </w:r>
-      <w:r>
-        <w:rPr>
-          <w:spacing w:val="-17"/>
-        </w:rPr>
-        <w:t xml:space="preserve"> </w:t>
-      </w:r>
-      <w:r>
         <w:t>archivo.</w:t>
+      </w:r>
+    </w:p>
+    <w:p>
+      <w:pPr>
+        <w:pStyle w:val="Textoindependiente"/>
+        <w:spacing w:line="290" w:lineRule="auto"/>
+        <w:ind w:left="501" w:right="140" w:firstLine="0"/>
+        <w:jc w:val="both"/>
+      </w:pPr>
+    </w:p>
+    <w:p>
+      <w:pPr>
+        <w:pStyle w:val="Textoindependiente"/>
+        <w:spacing w:line="290" w:lineRule="auto"/>
+        <w:ind w:left="501" w:right="140" w:firstLine="0"/>
+        <w:jc w:val="both"/>
+      </w:pPr>
+      <w:r>
+        <w:drawing>
+          <wp:inline distT="0" distB="0" distL="0" distR="0" wp14:anchorId="5A153369" wp14:editId="1267AC02">
+            <wp:extent cx="6303010" cy="1336675"/>
+            <wp:effectExtent l="0" t="0" r="2540" b="0"/>
+            <wp:docPr id="36" name="Imagen 36"/>
+            <wp:cNvGraphicFramePr>
+              <a:graphicFrameLocks xmlns:a="http://schemas.openxmlformats.org/drawingml/2006/main" noChangeAspect="1"/>
+            </wp:cNvGraphicFramePr>
+            <a:graphic xmlns:a="http://schemas.openxmlformats.org/drawingml/2006/main">
+              <a:graphicData uri="http://schemas.openxmlformats.org/drawingml/2006/picture">
+                <pic:pic xmlns:pic="http://schemas.openxmlformats.org/drawingml/2006/picture">
+                  <pic:nvPicPr>
+                    <pic:cNvPr id="1" name=""/>
+                    <pic:cNvPicPr/>
+                  </pic:nvPicPr>
+                  <pic:blipFill>
+                    <a:blip r:embed="rId48"/>
+                    <a:stretch>
+                      <a:fillRect/>
+                    </a:stretch>
+                  </pic:blipFill>
+                  <pic:spPr>
+                    <a:xfrm>
+                      <a:off x="0" y="0"/>
+                      <a:ext cx="6303010" cy="1336675"/>
+                    </a:xfrm>
+                    <a:prstGeom prst="rect">
+                      <a:avLst/>
+                    </a:prstGeom>
+                  </pic:spPr>
+                </pic:pic>
+              </a:graphicData>
+            </a:graphic>
+          </wp:inline>
+        </w:drawing>
+      </w:r>
+    </w:p>
+    <w:p>
+      <w:pPr>
+        <w:pStyle w:val="Textoindependiente"/>
+        <w:spacing w:line="290" w:lineRule="auto"/>
+        <w:ind w:left="501" w:right="140" w:firstLine="0"/>
+        <w:jc w:val="both"/>
+      </w:pPr>
+    </w:p>
+    <w:p>
+      <w:pPr>
+        <w:pStyle w:val="Textoindependiente"/>
+        <w:spacing w:line="290" w:lineRule="auto"/>
+        <w:ind w:left="501" w:right="140" w:firstLine="0"/>
+        <w:jc w:val="both"/>
+      </w:pPr>
+      <w:r>
+        <w:drawing>
+          <wp:inline distT="0" distB="0" distL="0" distR="0" wp14:anchorId="0ADCC1DD" wp14:editId="46CED1AB">
+            <wp:extent cx="6303010" cy="1516380"/>
+            <wp:effectExtent l="0" t="0" r="2540" b="7620"/>
+            <wp:docPr id="39" name="Imagen 39"/>
+            <wp:cNvGraphicFramePr>
+              <a:graphicFrameLocks xmlns:a="http://schemas.openxmlformats.org/drawingml/2006/main" noChangeAspect="1"/>
+            </wp:cNvGraphicFramePr>
+            <a:graphic xmlns:a="http://schemas.openxmlformats.org/drawingml/2006/main">
+              <a:graphicData uri="http://schemas.openxmlformats.org/drawingml/2006/picture">
+                <pic:pic xmlns:pic="http://schemas.openxmlformats.org/drawingml/2006/picture">
+                  <pic:nvPicPr>
+                    <pic:cNvPr id="1" name=""/>
+                    <pic:cNvPicPr/>
+                  </pic:nvPicPr>
+                  <pic:blipFill>
+                    <a:blip r:embed="rId49"/>
+                    <a:stretch>
+                      <a:fillRect/>
+                    </a:stretch>
+                  </pic:blipFill>
+                  <pic:spPr>
+                    <a:xfrm>
+                      <a:off x="0" y="0"/>
+                      <a:ext cx="6303010" cy="1516380"/>
+                    </a:xfrm>
+                    <a:prstGeom prst="rect">
+                      <a:avLst/>
+                    </a:prstGeom>
+                  </pic:spPr>
+                </pic:pic>
+              </a:graphicData>
+            </a:graphic>
+          </wp:inline>
+        </w:drawing>
       </w:r>
     </w:p>
     <w:sectPr>
